--- a/交付成果/第4轮朗读优化版/朗读优化8周版/读书会17_菩萨道思想（一）_8周资料包（朗读优化版）/Word版/第1周_巴利三藏中的菩萨道——经典出处与三种菩萨_学员版.docx
+++ b/交付成果/第4轮朗读优化版/朗读优化8周版/读书会17_菩萨道思想（一）_8周资料包（朗读优化版）/Word版/第1周_巴利三藏中的菩萨道——经典出处与三种菩萨_学员版.docx
@@ -4,1699 +4,1520 @@
   <w:body>
     <w:p>
       <w:pPr>
-        <w:spacing w:before="160" w:after="80"/>
+        <w:jc w:val="right"/>
       </w:pPr>
       <w:r>
         <w:rPr>
-          <w:rFonts w:ascii="Microsoft YaHei" w:hAnsi="Microsoft YaHei" w:eastAsia="Microsoft YaHei"/>
-          <w:b/>
-          <w:color w:val="1E5631"/>
-          <w:sz w:val="34"/>
-        </w:rPr>
-        <w:t>第1周：巴利三藏中的菩萨道——经典出处与三种菩萨（学员版）</w:t>
+          <w:color w:val="888888"/>
+          <w:sz w:val="16"/>
+        </w:rPr>
+        <w:t>📅 最近更新：2026-09-26 18:18　|　第三轮8周版同步：学员版主持人专属内容清理；元数据与 CHANGELOG 同步；结构仍6环节120min；共读原文一字未改；第4轮朗读优化（2026-09-26）：音频转写来源的共读原文已口语化改写</w:t>
       </w:r>
     </w:p>
     <w:p>
       <w:pPr>
-        <w:spacing w:before="40" w:after="80"/>
-        <w:ind w:left="283"/>
-        <w:shd w:val="clear" w:color="auto" w:fill="EDF6EF"/>
-        <w:pBdr>
-          <w:left w:val="single" w:sz="20" w:space="6" w:color="1E5631"/>
-        </w:pBdr>
+        <w:jc w:val="center"/>
       </w:pPr>
       <w:r>
         <w:rPr>
           <w:b/>
-          <w:sz w:val="20"/>
-        </w:rPr>
-        <w:t>读书会17：菩萨道思想（一）——三种菩提与十波罗蜜 · 第1周</w:t>
-      </w:r>
-      <w:r>
-        <w:rPr>
-          <w:sz w:val="20"/>
-        </w:rPr>
-        <w:t>（主持人导语）</w:t>
+          <w:color w:val="1E4620"/>
+          <w:sz w:val="36"/>
+        </w:rPr>
+        <w:t>第1周：巴利三藏中的菩萨道——经典出处与三种菩萨</w:t>
       </w:r>
     </w:p>
     <w:p>
       <w:pPr>
-        <w:spacing w:before="40" w:after="80"/>
-        <w:ind w:left="283"/>
-        <w:shd w:val="clear" w:color="auto" w:fill="EDF6EF"/>
+        <w:ind w:left="170"/>
         <w:pBdr>
-          <w:left w:val="single" w:sz="20" w:space="6" w:color="1E5631"/>
+          <w:left w:val="single" w:sz="18" w:space="4" w:color="1E4620"/>
         </w:pBdr>
+        <w:shd w:val="clear" w:fill="F2F5FA"/>
       </w:pPr>
       <w:r>
         <w:rPr>
-          <w:sz w:val="20"/>
-        </w:rPr>
-        <w:t>各位法友，欢迎来到《菩萨道思想（一）——三种菩提与十波罗蜜》。这一次我们要走的，是巴利三藏里另一条不太常被提起的路——菩萨道。很多人有一个印象：南传佛教好像只讲"解脱道"，讲断烦恼、证阿拉汉；而讲"发愿成佛、行菩萨道"的，似乎只有大乘。可是古源尊者在今年夏安居的开示里，第一句就把这个印象推翻了：</w:t>
-      </w:r>
-      <w:r>
-        <w:rPr>
           <w:b/>
-          <w:sz w:val="20"/>
-        </w:rPr>
-        <w:t>"其实在巴利语系的经典里面，菩萨道的思想也是非常丰富的。"</w:t>
-      </w:r>
-      <w:r>
-        <w:rPr>
-          <w:sz w:val="20"/>
-        </w:rPr>
-        <w:t xml:space="preserve"> 本周是八周的开篇，我们不急着谈怎么修，只做一件事——</w:t>
-      </w:r>
-      <w:r>
-        <w:rPr>
-          <w:b/>
-          <w:sz w:val="20"/>
-        </w:rPr>
-        <w:t>认路</w:t>
-      </w:r>
-      <w:r>
-        <w:rPr>
-          <w:sz w:val="20"/>
-        </w:rPr>
-        <w:t>：先看看这条路在巴利三藏里究竟写在哪几部经里，再看看佛陀在经典里把"觉悟"分成了几种、把"菩萨"分成了几种，以及这三类人各自要走多长的路。看懂了这张地图，后面七周往每一条路上填细节，你就不会迷路。请大家放心：这一周不要求任何人发愿、不要求任何人表态，我们只是把路看清楚。</w:t>
+        </w:rPr>
+        <w:t>读书会17：菩萨道思想（一）——三种菩提与十波罗蜜 · 第1周</w:t>
+      </w:r>
+      <w:r>
+        <w:rPr>
+          <w:b w:val="0"/>
+        </w:rPr>
+        <w:t>（主持人导语）</w:t>
       </w:r>
     </w:p>
     <w:p>
       <w:pPr>
-        <w:spacing w:before="40" w:after="80"/>
-        <w:ind w:left="283"/>
-        <w:shd w:val="clear" w:color="auto" w:fill="EDF6EF"/>
+        <w:ind w:left="170"/>
         <w:pBdr>
-          <w:left w:val="single" w:sz="20" w:space="6" w:color="1E5631"/>
+          <w:left w:val="single" w:sz="18" w:space="4" w:color="1E4620"/>
         </w:pBdr>
+        <w:shd w:val="clear" w:fill="F2F5FA"/>
       </w:pPr>
       <w:r>
         <w:rPr>
+          <w:b w:val="0"/>
+        </w:rPr>
+        <w:t>各位法友，欢迎来到《菩萨道思想（一）——三种菩提与十波罗蜜》。这一次我们要走的，是巴利三藏里另一条不太常被提起的路——菩萨道。很多人有一个印象：南传佛教好像只讲"解脱道"，讲断烦恼、证阿拉汉；而讲"发愿成佛、行菩萨道"的，似乎只有大乘。可是古源尊者在今年夏安居的开示里，第一句就把这个印象推翻了：</w:t>
+      </w:r>
+      <w:r>
+        <w:rPr>
           <w:b/>
-          <w:sz w:val="20"/>
-        </w:rPr>
-        <w:t>本周主题：</w:t>
-      </w:r>
-      <w:r>
-        <w:rPr>
-          <w:sz w:val="20"/>
-        </w:rPr>
-        <w:t xml:space="preserve"> 巴利三藏中确有菩萨道思想的经典依据——主要见于《经藏·小部》的《本生》《佛陀史》《所行藏》及义注，其中《佛种姓经》是佛陀成佛后首次讲述菩萨如何圆满波罗蜜的经典；觉悟分为</w:t>
+        </w:rPr>
+        <w:t>"其实在巴利语系的经典里面，菩萨道的思想也是非常丰富的。"</w:t>
+      </w:r>
+      <w:r>
+        <w:rPr>
+          <w:b w:val="0"/>
+        </w:rPr>
+        <w:t xml:space="preserve"> 本周是八周的开篇，我们不急着谈怎么修，只做一件事——</w:t>
       </w:r>
       <w:r>
         <w:rPr>
           <w:b/>
-          <w:sz w:val="20"/>
-        </w:rPr>
-        <w:t>正等正觉（三藐三菩提）、辟支菩提、弟子菩提</w:t>
-      </w:r>
-      <w:r>
-        <w:rPr>
-          <w:sz w:val="20"/>
-        </w:rPr>
-        <w:t>三种，菩萨相应分为</w:t>
-      </w:r>
-      <w:r>
-        <w:rPr>
-          <w:b/>
-          <w:sz w:val="20"/>
-        </w:rPr>
-        <w:t>慧者、信者、精进者</w:t>
-      </w:r>
-      <w:r>
-        <w:rPr>
-          <w:sz w:val="20"/>
-        </w:rPr>
-        <w:t>三类（指根性偏向而非等级），三类菩萨从被授记到成佛分别需</w:t>
-      </w:r>
-      <w:r>
-        <w:rPr>
-          <w:b/>
-          <w:sz w:val="20"/>
-        </w:rPr>
-        <w:t>四、八、十六个阿僧祇劫加十万大劫</w:t>
-      </w:r>
-      <w:r>
-        <w:rPr>
-          <w:sz w:val="20"/>
-        </w:rPr>
-        <w:t>；南北传菩萨道框架既有差异，也有多项共通。</w:t>
+        </w:rPr>
+        <w:t>认路</w:t>
+      </w:r>
+      <w:r>
+        <w:rPr>
+          <w:b w:val="0"/>
+        </w:rPr>
+        <w:t>：先看看这条路在巴利三藏里究竟写在哪几部经里，再看看佛陀在经典里把"觉悟"分成了几种、把"菩萨"分成了几种，以及这三类人各自要走多长的路。看懂了这张地图，后面七周往每一条路上填细节，你就不会迷路。请大家放心：这一周不要求任何人发愿、不要求任何人表态，我们只是把路看清楚。</w:t>
       </w:r>
     </w:p>
     <w:p>
       <w:pPr>
-        <w:spacing w:before="160" w:after="80"/>
+        <w:ind w:left="170"/>
+        <w:pBdr>
+          <w:left w:val="single" w:sz="18" w:space="4" w:color="1E4620"/>
+        </w:pBdr>
+        <w:shd w:val="clear" w:fill="F2F5FA"/>
       </w:pPr>
       <w:r>
         <w:rPr>
-          <w:rFonts w:ascii="Microsoft YaHei" w:hAnsi="Microsoft YaHei" w:eastAsia="Microsoft YaHei"/>
           <w:b/>
-          <w:color w:val="1E5631"/>
-          <w:sz w:val="28"/>
+        </w:rPr>
+        <w:t>本周主题：</w:t>
+      </w:r>
+      <w:r>
+        <w:rPr>
+          <w:b w:val="0"/>
+        </w:rPr>
+        <w:t xml:space="preserve"> 巴利三藏中确有菩萨道思想的经典依据——主要见于《经藏·小部》的《本生》《佛陀史》《所行藏》及义注，其中《佛种姓经》是佛陀成佛后首次讲述菩萨如何圆满波罗蜜的经典；觉悟分为</w:t>
+      </w:r>
+      <w:r>
+        <w:rPr>
+          <w:b/>
+        </w:rPr>
+        <w:t>正等正觉（三藐三菩提）、辟支菩提、弟子菩提</w:t>
+      </w:r>
+      <w:r>
+        <w:rPr>
+          <w:b w:val="0"/>
+        </w:rPr>
+        <w:t>三种，菩萨相应分为</w:t>
+      </w:r>
+      <w:r>
+        <w:rPr>
+          <w:b/>
+        </w:rPr>
+        <w:t>慧者、信者、精进者</w:t>
+      </w:r>
+      <w:r>
+        <w:rPr>
+          <w:b w:val="0"/>
+        </w:rPr>
+        <w:t>三类（指根性偏向而非等级），三类菩萨从被授记到成佛分别需</w:t>
+      </w:r>
+      <w:r>
+        <w:rPr>
+          <w:b/>
+        </w:rPr>
+        <w:t>四、八、十六个阿僧祇劫加十万大劫</w:t>
+      </w:r>
+      <w:r>
+        <w:rPr>
+          <w:b w:val="0"/>
+        </w:rPr>
+        <w:t>；南北传菩萨道框架既有差异，也有多项共通。</w:t>
+      </w:r>
+    </w:p>
+    <w:p>
+      <w:r>
+        <w:rPr>
+          <w:b/>
+          <w:color w:val="1E4620"/>
+          <w:sz w:val="26"/>
         </w:rPr>
         <w:t>📋 本周信息卡</w:t>
       </w:r>
     </w:p>
     <w:p>
       <w:pPr>
-        <w:ind w:left="340"/>
+        <w:pStyle w:val="ListBullet"/>
       </w:pPr>
       <w:r>
         <w:rPr>
-          <w:color w:val="1E5631"/>
-          <w:sz w:val="21"/>
-        </w:rPr>
-        <w:t xml:space="preserve">• </w:t>
-      </w:r>
-      <w:r>
-        <w:rPr>
           <w:b/>
-          <w:sz w:val="21"/>
         </w:rPr>
         <w:t>时长</w:t>
       </w:r>
       <w:r>
         <w:rPr>
-          <w:sz w:val="21"/>
+          <w:b w:val="0"/>
         </w:rPr>
         <w:t>：约 2 小时（10＋25＋20＋35＋15＋15＝120 分钟）</w:t>
       </w:r>
     </w:p>
     <w:p>
       <w:pPr>
-        <w:ind w:left="340"/>
+        <w:pStyle w:val="ListBullet"/>
       </w:pPr>
       <w:r>
         <w:rPr>
-          <w:color w:val="1E5631"/>
-          <w:sz w:val="21"/>
-        </w:rPr>
-        <w:t xml:space="preserve">• </w:t>
-      </w:r>
-      <w:r>
-        <w:rPr>
           <w:b/>
-          <w:sz w:val="21"/>
         </w:rPr>
         <w:t>核心问题</w:t>
       </w:r>
       <w:r>
         <w:rPr>
-          <w:sz w:val="21"/>
+          <w:b w:val="0"/>
         </w:rPr>
         <w:t>：巴利三藏中菩萨道思想的经典依据有哪些？觉悟分为哪三种？菩萨为什么分为三类、三类人各自要走多长的路？"看到这条路"对我们今天的生活意味着什么？</w:t>
       </w:r>
     </w:p>
     <w:p>
       <w:pPr>
-        <w:ind w:left="340"/>
+        <w:pStyle w:val="ListBullet"/>
       </w:pPr>
       <w:r>
         <w:rPr>
-          <w:color w:val="1E5631"/>
-          <w:sz w:val="21"/>
-        </w:rPr>
-        <w:t xml:space="preserve">• </w:t>
-      </w:r>
-      <w:r>
-        <w:rPr>
           <w:b/>
-          <w:sz w:val="21"/>
         </w:rPr>
         <w:t>共读原文提要</w:t>
       </w:r>
       <w:r>
         <w:rPr>
-          <w:sz w:val="21"/>
+          <w:b w:val="0"/>
         </w:rPr>
         <w:t>：材料①《巴利三藏中的菩萨道思想01-经典出处（音声）》★核心——巴利三藏中的菩萨道经典依据；《佛种姓经》的缘起（释迦族骄慢、双神变、舍利弗请法）与结集注疏，兼及《行藏》《本生》；材料②《巴利三藏中的菩萨道思想02-三种菩萨（音声）》★核心——三种菩提、三种菩萨、成佛时长，以及"成佛后功德无别"；材料③《巴利三藏中的菩萨道思想02（课件）》◈——三种菩提分类表、十巴拉密特相作用现起近因总表；材料④《南北传菩萨道.pdf》◈——南传菩萨道思想起源、十巴拉密、基本条件、圆满时间，南北传框架对比（经典不同／对菩萨理解不同／对三乘解释不同）与八项共通。延伸见"📖 延伸阅读"。</w:t>
       </w:r>
     </w:p>
     <w:p>
       <w:pPr>
-        <w:ind w:left="340"/>
+        <w:pStyle w:val="ListBullet"/>
       </w:pPr>
       <w:r>
         <w:rPr>
-          <w:color w:val="1E5631"/>
-          <w:sz w:val="21"/>
-        </w:rPr>
-        <w:t xml:space="preserve">• </w:t>
-      </w:r>
-      <w:r>
-        <w:rPr>
           <w:b/>
-          <w:sz w:val="21"/>
         </w:rPr>
         <w:t>本周作业</w:t>
       </w:r>
       <w:r>
         <w:rPr>
-          <w:sz w:val="21"/>
+          <w:b w:val="0"/>
         </w:rPr>
         <w:t>：①简答题：请用你自己的话，说出本周"三种菩提"和"三种菩萨"分别是什么，并说一句你对"成佛时长因根性而不同"的理解（不必评价长短）。②实践题：本周任选一次"听到别人提到'发愿成佛'或'长远修行'时"的反应，事后回想：我当时的第一个念头是"这很棒""这跟我无关"还是"我怕我不够格"？只作观察、记录，不作评判、不下结论。</w:t>
+      </w:r>
+    </w:p>
+    <w:p>
+      <w:r>
+        <w:rPr>
+          <w:b/>
+          <w:color w:val="1E4620"/>
+          <w:sz w:val="26"/>
+        </w:rPr>
+        <w:t>🧘 静心开场</w:t>
       </w:r>
     </w:p>
     <w:p>
       <w:pPr>
-        <w:spacing w:before="160" w:after="80"/>
+        <w:ind w:left="170"/>
+        <w:pBdr>
+          <w:left w:val="single" w:sz="18" w:space="4" w:color="1E4620"/>
+        </w:pBdr>
+        <w:shd w:val="clear" w:fill="F2F5FA"/>
       </w:pPr>
       <w:r>
         <w:rPr>
-          <w:rFonts w:ascii="Microsoft YaHei" w:hAnsi="Microsoft YaHei" w:eastAsia="Microsoft YaHei"/>
+          <w:b w:val="0"/>
+        </w:rPr>
+        <w:t xml:space="preserve">💬 </w:t>
+      </w:r>
+      <w:r>
+        <w:rPr>
           <w:b/>
-          <w:color w:val="1E5631"/>
-          <w:sz w:val="28"/>
-        </w:rPr>
-        <w:t>🧘 静心开场</w:t>
+        </w:rPr>
+        <w:t>破冰｜3–5分钟</w:t>
+      </w:r>
+      <w:r>
+        <w:rPr>
+          <w:b w:val="0"/>
+        </w:rPr>
+        <w:t>：先深呼吸一次。回想这周，你有没有为一件没人催的事，自己默默坚持了很久？一句话说说那是什么事，说完就轻轻放下。</w:t>
+      </w:r>
+    </w:p>
+    <w:p>
+      <w:r>
+        <w:rPr>
+          <w:b/>
+        </w:rPr>
+        <w:t>请跟随引导静心</w:t>
+      </w:r>
+      <w:r>
+        <w:rPr>
+          <w:b w:val="0"/>
+        </w:rPr>
+        <w:t>：</w:t>
       </w:r>
     </w:p>
     <w:p>
       <w:pPr>
-        <w:spacing w:before="40" w:after="80"/>
-        <w:ind w:left="283"/>
-        <w:shd w:val="clear" w:color="auto" w:fill="EDF6EF"/>
+        <w:ind w:left="170"/>
         <w:pBdr>
-          <w:left w:val="single" w:sz="20" w:space="6" w:color="1E5631"/>
+          <w:left w:val="single" w:sz="18" w:space="4" w:color="1E4620"/>
         </w:pBdr>
+        <w:shd w:val="clear" w:fill="F2F5FA"/>
       </w:pPr>
       <w:r>
         <w:rPr>
-          <w:sz w:val="20"/>
-        </w:rPr>
-        <w:t xml:space="preserve">💬 </w:t>
-      </w:r>
-      <w:r>
-        <w:rPr>
-          <w:b/>
-          <w:sz w:val="20"/>
-        </w:rPr>
-        <w:t>破冰｜3–5分钟</w:t>
-      </w:r>
-      <w:r>
-        <w:rPr>
-          <w:sz w:val="20"/>
-        </w:rPr>
-        <w:t>：先深呼吸一次。回想这周，你有没有为一件没人催的事，自己默默坚持了很久？一句话说说那是什么事，说完就轻轻放下。</w:t>
-      </w:r>
-    </w:p>
-    <w:p>
-      <w:r>
-        <w:rPr>
-          <w:b/>
-          <w:sz w:val="21"/>
-        </w:rPr>
-        <w:t>请跟随引导静心</w:t>
-      </w:r>
-      <w:r>
-        <w:rPr>
-          <w:sz w:val="21"/>
-        </w:rPr>
-        <w:t>：</w:t>
+          <w:b w:val="0"/>
+        </w:rPr>
+        <w:t>我们先静坐一分钟，把外面的脚步放慢下来。找好坐姿，可以盘腿，也可以坐在椅子上；轻轻闭上眼睛，或者让视线柔柔地落在前方地面。先做三次深长的呼吸——吸气，慢慢地；呼气，也慢慢地。</w:t>
       </w:r>
     </w:p>
     <w:p>
       <w:pPr>
-        <w:spacing w:before="40" w:after="80"/>
-        <w:ind w:left="283"/>
-        <w:shd w:val="clear" w:color="auto" w:fill="EDF6EF"/>
+        <w:ind w:left="170"/>
         <w:pBdr>
-          <w:left w:val="single" w:sz="20" w:space="6" w:color="1E5631"/>
+          <w:left w:val="single" w:sz="18" w:space="4" w:color="1E4620"/>
         </w:pBdr>
+        <w:shd w:val="clear" w:fill="F2F5FA"/>
       </w:pPr>
       <w:r>
         <w:rPr>
-          <w:sz w:val="20"/>
-        </w:rPr>
-        <w:t>我们先静坐一分钟，把外面的脚步放慢下来。找好坐姿，可以盘腿，也可以坐在椅子上；轻轻闭上眼睛，或者让视线柔柔地落在前方地面。先做三次深长的呼吸——吸气，慢慢地；呼气，也慢慢地。</w:t>
+          <w:b w:val="0"/>
+        </w:rPr>
+        <w:t>现在，把注意力带到身体。感觉一下此刻的坐姿，感觉身体与坐垫接触的地方，感觉双手放着的温度。不需要改变什么，只是知道。</w:t>
       </w:r>
     </w:p>
     <w:p>
       <w:pPr>
-        <w:spacing w:before="40" w:after="80"/>
-        <w:ind w:left="283"/>
-        <w:shd w:val="clear" w:color="auto" w:fill="EDF6EF"/>
+        <w:ind w:left="170"/>
         <w:pBdr>
-          <w:left w:val="single" w:sz="20" w:space="6" w:color="1E5631"/>
+          <w:left w:val="single" w:sz="18" w:space="4" w:color="1E4620"/>
         </w:pBdr>
+        <w:shd w:val="clear" w:fill="F2F5FA"/>
       </w:pPr>
       <w:r>
         <w:rPr>
-          <w:sz w:val="20"/>
-        </w:rPr>
-        <w:t>现在，把注意力带到身体。感觉一下此刻的坐姿，感觉身体与坐垫接触的地方，感觉双手放着的温度。不需要改变什么，只是知道。</w:t>
+          <w:b w:val="0"/>
+        </w:rPr>
+        <w:t>接着，把注意力放到呼吸上。知道吸气，知道呼气。不去控制呼吸，只是陪伴它。如果心跑开了，不要责备它，轻轻地把它带回来，再回到呼吸。跑了，带回；跑了，带回——这本身，就是在练习"安住"。</w:t>
       </w:r>
     </w:p>
     <w:p>
       <w:pPr>
-        <w:spacing w:before="40" w:after="80"/>
-        <w:ind w:left="283"/>
-        <w:shd w:val="clear" w:color="auto" w:fill="EDF6EF"/>
+        <w:ind w:left="170"/>
         <w:pBdr>
-          <w:left w:val="single" w:sz="20" w:space="6" w:color="1E5631"/>
+          <w:left w:val="single" w:sz="18" w:space="4" w:color="1E4620"/>
         </w:pBdr>
+        <w:shd w:val="clear" w:fill="F2F5FA"/>
       </w:pPr>
       <w:r>
         <w:rPr>
-          <w:sz w:val="20"/>
-        </w:rPr>
-        <w:t>接着，把注意力放到呼吸上。知道吸气，知道呼气。不去控制呼吸，只是陪伴它。如果心跑开了，不要责备它，轻轻地把它带回来，再回到呼吸。跑了，带回；跑了，带回——这本身，就是在练习"安住"。</w:t>
+          <w:b w:val="0"/>
+        </w:rPr>
+        <w:t>现在，我们来练习一会儿慈心。先想到自己，在心里轻轻地对自己说：愿我健康，愿我快乐，愿我平安，愿我远离痛苦。然后，把这份善意送给坐在你左右的每一位法友——愿他们健康，愿他们快乐，愿他们平安。</w:t>
       </w:r>
     </w:p>
     <w:p>
       <w:pPr>
-        <w:spacing w:before="40" w:after="80"/>
-        <w:ind w:left="283"/>
-        <w:shd w:val="clear" w:color="auto" w:fill="EDF6EF"/>
+        <w:ind w:left="170"/>
         <w:pBdr>
-          <w:left w:val="single" w:sz="20" w:space="6" w:color="1E5631"/>
+          <w:left w:val="single" w:sz="18" w:space="4" w:color="1E4620"/>
         </w:pBdr>
+        <w:shd w:val="clear" w:fill="F2F5FA"/>
       </w:pPr>
       <w:r>
         <w:rPr>
-          <w:sz w:val="20"/>
-        </w:rPr>
-        <w:t>现在，我们来练习一会儿慈心。先想到自己，在心里轻轻地对自己说：愿我健康，愿我快乐，愿我平安，愿我远离痛苦。然后，把这份善意送给坐在你左右的每一位法友——愿他们健康，愿他们快乐，愿他们平安。</w:t>
+          <w:b w:val="0"/>
+        </w:rPr>
+        <w:t>今天我们要谈一条很长很长的路，谈一些人走了很久很久才到的地方。所以在慈心里，我们也特别把善意，送给那个听到"长远"两个字就有点发慌的心——愿它不必着急，愿它知道自己此刻来听，就已经是在路上；愿它知道，走不走这条路、什么时候走，都由它自己决定，没有人替它打分。愿这份平和，陪着我们进入今天的共读。</w:t>
       </w:r>
     </w:p>
     <w:p>
       <w:pPr>
-        <w:spacing w:before="40" w:after="80"/>
-        <w:ind w:left="283"/>
-        <w:shd w:val="clear" w:color="auto" w:fill="EDF6EF"/>
+        <w:ind w:left="170"/>
         <w:pBdr>
-          <w:left w:val="single" w:sz="20" w:space="6" w:color="1E5631"/>
+          <w:left w:val="single" w:sz="18" w:space="4" w:color="1E4620"/>
         </w:pBdr>
+        <w:shd w:val="clear" w:fill="F2F5FA"/>
       </w:pPr>
       <w:r>
         <w:rPr>
-          <w:sz w:val="20"/>
-        </w:rPr>
-        <w:t>今天我们要谈一条很长很长的路，谈一些人走了很久很久才到的地方。所以在慈心里，我们也特别把善意，送给那个听到"长远"两个字就有点发慌的心——愿它不必着急，愿它知道自己此刻来听，就已经是在路上；愿它知道，走不走这条路、什么时候走，都由它自己决定，没有人替它打分。愿这份平和，陪着我们进入今天的共读。</w:t>
+          <w:b w:val="0"/>
+        </w:rPr>
+        <w:t>现在，让注意力轻轻地扫过全身一遍：从头顶，到额头、到脸颊、到肩膀，看看那里有没有一点紧；如果有，就在呼气时让它松下来。再到胸口、到腹部、到双手、到双腿，一路松下去。我们不需要做到"完全没有紧张"，只是知道它在哪儿就好——知道，就是照顾。</w:t>
       </w:r>
     </w:p>
     <w:p>
       <w:pPr>
-        <w:spacing w:before="40" w:after="80"/>
-        <w:ind w:left="283"/>
-        <w:shd w:val="clear" w:color="auto" w:fill="EDF6EF"/>
+        <w:ind w:left="170"/>
         <w:pBdr>
-          <w:left w:val="single" w:sz="20" w:space="6" w:color="1E5631"/>
+          <w:left w:val="single" w:sz="18" w:space="4" w:color="1E4620"/>
         </w:pBdr>
+        <w:shd w:val="clear" w:fill="F2F5FA"/>
       </w:pPr>
       <w:r>
         <w:rPr>
-          <w:sz w:val="20"/>
-        </w:rPr>
-        <w:t>现在，让注意力轻轻地扫过全身一遍：从头顶，到额头、到脸颊、到肩膀，看看那里有没有一点紧；如果有，就在呼气时让它松下来。再到胸口、到腹部、到双手、到双腿，一路松下去。我们不需要做到"完全没有紧张"，只是知道它在哪儿就好——知道，就是照顾。</w:t>
+          <w:b w:val="0"/>
+        </w:rPr>
+        <w:t>好，保持这份开放与柔和，我们慢慢睁开眼睛，回到当下。</w:t>
+      </w:r>
+    </w:p>
+    <w:p>
+      <w:r>
+        <w:rPr>
+          <w:b/>
+        </w:rPr>
+        <w:t>（主持人操作）</w:t>
+      </w:r>
+      <w:r>
+        <w:rPr>
+          <w:b w:val="0"/>
+        </w:rPr>
+        <w:t xml:space="preserve"> 开场控制在 10 分钟内。若学员入场慢，可先让早到者安静就坐，准点再开始引导。静心不作"必须静下来"的高压要求，语气始终作邀请。本周特别在慈心段把"送给那个发慌的心"这句点出来，为后面"长远劫数"这条主线埋好心理安全的伏笔。若时间允许，可在静心后请学员用一句话记下"此刻心里的一个念头"，课上不必分享，只为后面共读时对照。</w:t>
+      </w:r>
+      <w:r>
+        <w:rPr>
+          <w:b/>
+        </w:rPr>
+        <w:t>本周静心的一个隐藏任务</w:t>
+      </w:r>
+      <w:r>
+        <w:rPr>
+          <w:b w:val="0"/>
+        </w:rPr>
+        <w:t>：早早在心里种下一颗"不必着急"的种子。所以引导语末尾那句"送一份善意给发慌的心"，请千万不要省——它是本周全部心理安全的起手式；开场若把这句话说足了，后面讲到"四阿僧祇劫"时，教室里的空气会稳得多。</w:t>
+      </w:r>
+    </w:p>
+    <w:p>
+      <w:r>
+        <w:rPr>
+          <w:b/>
+          <w:color w:val="1E4620"/>
+          <w:sz w:val="26"/>
+        </w:rPr>
+        <w:t>📖 共读原文</w:t>
       </w:r>
     </w:p>
     <w:p>
       <w:pPr>
-        <w:spacing w:before="40" w:after="80"/>
-        <w:ind w:left="283"/>
-        <w:shd w:val="clear" w:color="auto" w:fill="EDF6EF"/>
+        <w:ind w:left="170"/>
         <w:pBdr>
-          <w:left w:val="single" w:sz="20" w:space="6" w:color="1E5631"/>
+          <w:left w:val="single" w:sz="18" w:space="4" w:color="1E4620"/>
         </w:pBdr>
+        <w:shd w:val="clear" w:fill="F2F5FA"/>
       </w:pPr>
       <w:r>
         <w:rPr>
-          <w:sz w:val="20"/>
-        </w:rPr>
-        <w:t>好，保持这份开放与柔和，我们慢慢睁开眼睛，回到当下。</w:t>
+          <w:b w:val="0"/>
+        </w:rPr>
+        <w:t xml:space="preserve">⚠️ </w:t>
+      </w:r>
+      <w:r>
+        <w:rPr>
+          <w:b/>
+        </w:rPr>
+        <w:t>主持人操作</w:t>
+      </w:r>
+      <w:r>
+        <w:rPr>
+          <w:b w:val="0"/>
+        </w:rPr>
+        <w:t>：共读原文只读不解释。建议分工朗读：材料①由一位法友读，材料②（音声转写）由另一位法友读，材料③（课件）由第三位读，材料④由第四位读。读到生僻术语，主持人用一句话白话点明（例如"菩提＝觉悟""阿僧祇劫＝不可数劫，只表示很久"），不展开。时间不够时，材料①只读"经典依据"与"《佛种姓经》缘起"要点，材料②只读"三种菩提＋三种菩萨＋成佛时长"三段，材料③只读"三种菩提分类表"，材料④读"圆满时间"与"八项共通"即可，其余作课后阅读。</w:t>
+      </w:r>
+      <w:r>
+        <w:rPr>
+          <w:b/>
+        </w:rPr>
+        <w:t>特别注意</w:t>
+      </w:r>
+      <w:r>
+        <w:rPr>
+          <w:b w:val="0"/>
+        </w:rPr>
+        <w:t>：材料①②为录音转写，保留时间码与口语，个别同音字（如"政治觉"即"正等正觉"、"披斯佛／帕加卡"即"辟支佛"、"阿僧奇"即"阿僧祇"、"真善"即"增上"）朗读时读起来会有点绕，主持人不必纠正、不必考究，照读即可。共读全程约 30 分钟，宜"材料①②快、材料③④重点读"，把时间花在"三种菩提"与"三种菩萨"两处。</w:t>
+      </w:r>
+      <w:r>
+        <w:rPr>
+          <w:b/>
+        </w:rPr>
+        <w:t>一个提醒</w:t>
+      </w:r>
+      <w:r>
+        <w:rPr>
+          <w:b w:val="0"/>
+        </w:rPr>
+        <w:t>：本周读到"四／八／十六阿僧祇劫"时，主持人可先轻轻带一句"这几个数字我们只求认识、不求记住"，把气压下来，再继续往下读——这句话花不了三秒，却能护住后面整堂课的轻松感。</w:t>
       </w:r>
     </w:p>
     <w:p>
       <w:r>
         <w:rPr>
           <w:b/>
-          <w:sz w:val="21"/>
-        </w:rPr>
-        <w:t>（主持人操作）</w:t>
-      </w:r>
-      <w:r>
-        <w:rPr>
-          <w:sz w:val="21"/>
-        </w:rPr>
-        <w:t xml:space="preserve"> 开场控制在 10 分钟内。若学员入场慢，可先让早到者安静就坐，准点再开始引导。静心不作"必须静下来"的高压要求，语气始终作邀请。本周特别在慈心段把"送给那个发慌的心"这句点出来，为后面"长远劫数"这条主线埋好心理安全的伏笔。若时间允许，可在静心后请学员用一句话记下"此刻心里的一个念头"，课上不必分享，只为后面共读时对照。</w:t>
-      </w:r>
-      <w:r>
-        <w:rPr>
-          <w:b/>
-          <w:sz w:val="21"/>
-        </w:rPr>
-        <w:t>本周静心的一个隐藏任务</w:t>
-      </w:r>
-      <w:r>
-        <w:rPr>
-          <w:sz w:val="21"/>
-        </w:rPr>
-        <w:t>：早早在心里种下一颗"不必着急"的种子。所以引导语末尾那句"送一份善意给发慌的心"，请千万不要省——它是本周全部心理安全的起手式；开场若把这句话说足了，后面讲到"四阿僧祇劫"时，教室里的空气会稳得多。</w:t>
+          <w:color w:val="1E4620"/>
+          <w:sz w:val="23"/>
+        </w:rPr>
+        <w:t>材料①（主材料）★核心·巴利三藏中的菩萨道思想01-经典出处（音声）</w:t>
       </w:r>
     </w:p>
     <w:p>
       <w:pPr>
-        <w:spacing w:before="160" w:after="80"/>
+        <w:ind w:left="170"/>
+        <w:pBdr>
+          <w:left w:val="single" w:sz="18" w:space="4" w:color="1E4620"/>
+        </w:pBdr>
+        <w:shd w:val="clear" w:fill="F2F5FA"/>
       </w:pPr>
       <w:r>
         <w:rPr>
-          <w:rFonts w:ascii="Microsoft YaHei" w:hAnsi="Microsoft YaHei" w:eastAsia="Microsoft YaHei"/>
           <w:b/>
-          <w:color w:val="1E5631"/>
-          <w:sz w:val="28"/>
-        </w:rPr>
-        <w:t>📖 共读原文</w:t>
+        </w:rPr>
+        <w:t>【本周朗读段 · 开始】</w:t>
+      </w:r>
+      <w:r>
+        <w:rPr>
+          <w:b w:val="0"/>
+        </w:rPr>
+        <w:t>（本段约 3579 字，供中等稍慢朗读，约 20 分钟；其余为默读／选读／延伸内容）</w:t>
+      </w:r>
+    </w:p>
+    <w:p>
+      <w:r>
+        <w:rPr>
+          <w:b/>
+        </w:rPr>
+        <w:t>《巴利三藏中的菩萨道思想01-经典出处-古源尊者-20250620（音声）》</w:t>
+      </w:r>
+      <w:r>
+        <w:rPr>
+          <w:b w:val="0"/>
+        </w:rPr>
+        <w:t>（依据录音转写整理，已校对明显同音错字）</w:t>
       </w:r>
     </w:p>
     <w:p>
       <w:pPr>
-        <w:spacing w:before="40" w:after="80"/>
-        <w:ind w:left="283"/>
-        <w:shd w:val="clear" w:color="auto" w:fill="EDF6EF"/>
-        <w:pBdr>
-          <w:left w:val="single" w:sz="20" w:space="6" w:color="1E5631"/>
-        </w:pBdr>
+        <w:pStyle w:val="ListBullet"/>
       </w:pPr>
       <w:r>
         <w:rPr>
-          <w:sz w:val="20"/>
-        </w:rPr>
-        <w:t xml:space="preserve">⚠️ </w:t>
-      </w:r>
-      <w:r>
-        <w:rPr>
-          <w:b/>
-          <w:sz w:val="20"/>
-        </w:rPr>
-        <w:t>主持人操作</w:t>
-      </w:r>
-      <w:r>
-        <w:rPr>
-          <w:sz w:val="20"/>
-        </w:rPr>
-        <w:t>：共读原文只读不解释。建议分工朗读：材料①由一位法友读，材料②（音声转写）由另一位法友读，材料③（课件）由第三位读，材料④由第四位读。读到生僻术语，主持人用一句话白话点明（例如"菩提＝觉悟""阿僧祇劫＝不可数劫，只表示很久"），不展开。时间不够时，材料①只读"经典依据"与"《佛种姓经》缘起"要点，材料②只读"三种菩提＋三种菩萨＋成佛时长"三段，材料③只读"三种菩提分类表"，材料④读"圆满时间"与"八项共通"即可，其余作课后阅读。</w:t>
-      </w:r>
-      <w:r>
-        <w:rPr>
-          <w:b/>
-          <w:sz w:val="20"/>
-        </w:rPr>
-        <w:t>特别注意</w:t>
-      </w:r>
-      <w:r>
-        <w:rPr>
-          <w:sz w:val="20"/>
-        </w:rPr>
-        <w:t>：材料①②为录音转写，保留时间码与口语，个别同音字（如"政治觉"即"正等正觉"、"披斯佛／帕加卡"即"辟支佛"、"阿僧奇"即"阿僧祇"、"真善"即"增上"）朗读时读起来会有点绕，主持人不必纠正、不必考究，照读即可。共读全程约 30 分钟，宜"材料①②快、材料③④重点读"，把时间花在"三种菩提"与"三种菩萨"两处。</w:t>
-      </w:r>
-      <w:r>
-        <w:rPr>
-          <w:b/>
-          <w:sz w:val="20"/>
-        </w:rPr>
-        <w:t>一个提醒</w:t>
-      </w:r>
-      <w:r>
-        <w:rPr>
-          <w:sz w:val="20"/>
-        </w:rPr>
-        <w:t>：本周读到"四／八／十六阿僧祇劫"时，主持人可先轻轻带一句"这几个数字我们只求认识、不求记住"，把气压下来，再继续往下读——这句话花不了三秒，却能护住后面整堂课的轻松感。</w:t>
+          <w:b w:val="0"/>
+        </w:rPr>
+        <w:t>文件类型：音声（录音转写，保留时间码）</w:t>
       </w:r>
     </w:p>
     <w:p>
       <w:pPr>
-        <w:spacing w:before="120" w:after="80"/>
+        <w:pStyle w:val="ListBullet"/>
       </w:pPr>
       <w:r>
         <w:rPr>
-          <w:rFonts w:ascii="Microsoft YaHei" w:hAnsi="Microsoft YaHei" w:eastAsia="Microsoft YaHei"/>
-          <w:b/>
-          <w:color w:val="1E5631"/>
-          <w:sz w:val="25"/>
-        </w:rPr>
-        <w:t>材料①（主材料）★核心·巴利三藏中的菩萨道思想01-经典出处（音声）</w:t>
+          <w:b w:val="0"/>
+        </w:rPr>
+        <w:t>知识库出处：古源尊者开示及上座部佛教资料</w:t>
       </w:r>
     </w:p>
     <w:p>
       <w:pPr>
-        <w:spacing w:before="40" w:after="80"/>
-        <w:ind w:left="283"/>
-        <w:shd w:val="clear" w:color="auto" w:fill="EDF6EF"/>
-        <w:pBdr>
-          <w:left w:val="single" w:sz="20" w:space="6" w:color="1E5631"/>
-        </w:pBdr>
+        <w:pStyle w:val="ListBullet"/>
       </w:pPr>
       <w:r>
         <w:rPr>
-          <w:b/>
-          <w:sz w:val="20"/>
-        </w:rPr>
-        <w:t>【本周朗读段 · 开始】</w:t>
-      </w:r>
-      <w:r>
-        <w:rPr>
-          <w:sz w:val="20"/>
-        </w:rPr>
-        <w:t>（本段约 3579 字，供中等稍慢朗读，约 20 分钟；其余为默读／选读／延伸内容）</w:t>
-      </w:r>
-    </w:p>
-    <w:p>
-      <w:r>
-        <w:rPr>
-          <w:b/>
-          <w:sz w:val="21"/>
-        </w:rPr>
-        <w:t>《巴利三藏中的菩萨道思想01-经典出处-古源尊者-20250620（音声）》</w:t>
-      </w:r>
-      <w:r>
-        <w:rPr>
-          <w:sz w:val="21"/>
-        </w:rPr>
-        <w:t>（依据录音转写整理，已校对明显同音错字）</w:t>
+          <w:b w:val="0"/>
+        </w:rPr>
+        <w:t>media_id：soundrecording_d0dd1c0cd17209afe241ece24bf6b7b4_33901a503e5d415dbef2d9d60f18184b7439961422831605</w:t>
       </w:r>
     </w:p>
     <w:p>
       <w:pPr>
-        <w:ind w:left="340"/>
+        <w:pStyle w:val="ListBullet"/>
       </w:pPr>
       <w:r>
         <w:rPr>
-          <w:color w:val="1E5631"/>
-          <w:sz w:val="21"/>
-        </w:rPr>
-        <w:t xml:space="preserve">• </w:t>
-      </w:r>
-      <w:r>
-        <w:rPr>
-          <w:sz w:val="21"/>
-        </w:rPr>
-        <w:t>文件类型：音声（录音转写，保留时间码）</w:t>
+          <w:b w:val="0"/>
+        </w:rPr>
+        <w:t>打开方式：ima知识库搜索「巴利三藏中的菩萨道思想01 经典出处 古源尊者」</w:t>
+      </w:r>
+    </w:p>
+    <w:p>
+      <w:r>
+        <w:rPr>
+          <w:b/>
+          <w:color w:val="1E4620"/>
+          <w:sz w:val="23"/>
+        </w:rPr>
+        <w:t>正文照录</w:t>
       </w:r>
     </w:p>
     <w:p>
       <w:pPr>
-        <w:ind w:left="340"/>
+        <w:ind w:left="170"/>
+        <w:pBdr>
+          <w:left w:val="single" w:sz="18" w:space="4" w:color="1E4620"/>
+        </w:pBdr>
+        <w:shd w:val="clear" w:fill="F2F5FA"/>
       </w:pPr>
       <w:r>
         <w:rPr>
-          <w:color w:val="1E5631"/>
-          <w:sz w:val="21"/>
-        </w:rPr>
-        <w:t xml:space="preserve">• </w:t>
-      </w:r>
-      <w:r>
-        <w:rPr>
-          <w:sz w:val="21"/>
-        </w:rPr>
-        <w:t>知识库出处：古源尊者开示及上座部佛教资料</w:t>
+          <w:b/>
+        </w:rPr>
+        <w:t>〔摘要段〕</w:t>
+      </w:r>
+      <w:r>
+        <w:rPr>
+          <w:b w:val="0"/>
+        </w:rPr>
+        <w:t xml:space="preserve"> 巴利三藏中蕴含丰富的菩萨道思想，相关经典如《佛种姓经》《行藏》等记载了佛陀在鹿野苑初转法轮并逐步建立千二百五十人常随僧团的过程，以及菩萨依波罗蜜修行的系统理论。根据经典，菩萨分为慧真善行、信真善行、精进真善行三类，分别需不同阿僧祇劫加十万大劫圆满波罗蜜方能成佛，强调修菩萨道须长期以智慧、信或精进为主导，广修十种波罗蜜并行忍辱与悲心，否定即身成佛等速成说。</w:t>
       </w:r>
     </w:p>
     <w:p>
       <w:pPr>
-        <w:ind w:left="340"/>
+        <w:ind w:left="170"/>
+        <w:pBdr>
+          <w:left w:val="single" w:sz="18" w:space="4" w:color="1E4620"/>
+        </w:pBdr>
+        <w:shd w:val="clear" w:fill="F2F5FA"/>
       </w:pPr>
       <w:r>
         <w:rPr>
-          <w:color w:val="1E5631"/>
-          <w:sz w:val="21"/>
-        </w:rPr>
-        <w:t xml:space="preserve">• </w:t>
-      </w:r>
-      <w:r>
-        <w:rPr>
-          <w:sz w:val="21"/>
-        </w:rPr>
-        <w:t>media_id：`soundrecording_d0dd1c0cd17209afe241ece24bf6b7b4_33901a503e5d415dbef2d9d60f18184b7439961422831605`</w:t>
+          <w:b/>
+        </w:rPr>
+        <w:t>[00:00:53.420]</w:t>
+      </w:r>
+      <w:r>
+        <w:rPr>
+          <w:b w:val="0"/>
+        </w:rPr>
+        <w:t xml:space="preserve"> 啊，嗯。这个受啊。呃，大和尚的啊，委托哈。嗯，这次夏安居呢，来给各位大众啊报告，嗯，这个巴利三藏中的啊，菩萨道思想。嗯。传统呢，很多人可能认为啊，就是巴利语系的佛教呢，它只有啊解脱道的思想，而没有菩萨道的思想。啊，其实在巴利语系的啊经典里面啊，菩萨道的思想也是非常的丰富哈。</w:t>
       </w:r>
     </w:p>
     <w:p>
       <w:pPr>
-        <w:ind w:left="340"/>
+        <w:ind w:left="170"/>
+        <w:pBdr>
+          <w:left w:val="single" w:sz="18" w:space="4" w:color="1E4620"/>
+        </w:pBdr>
+        <w:shd w:val="clear" w:fill="F2F5FA"/>
       </w:pPr>
       <w:r>
         <w:rPr>
-          <w:color w:val="1E5631"/>
-          <w:sz w:val="21"/>
-        </w:rPr>
-        <w:t xml:space="preserve">• </w:t>
-      </w:r>
-      <w:r>
-        <w:rPr>
-          <w:sz w:val="21"/>
-        </w:rPr>
-        <w:t>打开方式：ima知识库搜索「巴利三藏中的菩萨道思想01 经典出处 古源尊者」</w:t>
+          <w:b/>
+        </w:rPr>
+        <w:t>[00:01:38.660]</w:t>
+      </w:r>
+      <w:r>
+        <w:rPr>
+          <w:b w:val="0"/>
+        </w:rPr>
+        <w:t xml:space="preserve"> 嗯。我们在巴里三战里面呢啊。这个像佛种圣经啊，种性经啊啊，所谓行藏啊，本圣经啊啊，佛陀史啊，本行啊啊，这些都是关于啊佛道思想的主要的经典。那。我这道思想在。释迦牟尼佛的这个。呃，这个画画画区哈，或者说行化的时间里面呢，它是怎么被啊旗帜鲜明的提出来呢？</w:t>
       </w:r>
     </w:p>
     <w:p>
       <w:pPr>
-        <w:spacing w:before="120" w:after="80"/>
+        <w:ind w:left="170"/>
+        <w:pBdr>
+          <w:left w:val="single" w:sz="18" w:space="4" w:color="1E4620"/>
+        </w:pBdr>
+        <w:shd w:val="clear" w:fill="F2F5FA"/>
       </w:pPr>
       <w:r>
         <w:rPr>
-          <w:rFonts w:ascii="Microsoft YaHei" w:hAnsi="Microsoft YaHei" w:eastAsia="Microsoft YaHei"/>
           <w:b/>
-          <w:color w:val="1E5631"/>
-          <w:sz w:val="23"/>
-        </w:rPr>
-        <w:t>正文照录</w:t>
+        </w:rPr>
+        <w:t>[00:15:49.740]</w:t>
+      </w:r>
+      <w:r>
+        <w:rPr>
+          <w:b w:val="0"/>
+        </w:rPr>
+        <w:t xml:space="preserve"> 那么这一天呢，这个释迦族的贵族啊，就以盛大的仪式欢迎佛陀和他带领的僧团，并引导他们来到先前安排好的榕树园寺啊。所以在这个，我们如果去这个尼泊尔参观呢，还能够看到那个榕树园寺的旧址啊。</w:t>
       </w:r>
     </w:p>
     <w:p>
       <w:pPr>
-        <w:spacing w:before="40" w:after="80"/>
-        <w:ind w:left="283"/>
-        <w:shd w:val="clear" w:color="auto" w:fill="EDF6EF"/>
+        <w:ind w:left="170"/>
         <w:pBdr>
-          <w:left w:val="single" w:sz="20" w:space="6" w:color="1E5631"/>
+          <w:left w:val="single" w:sz="18" w:space="4" w:color="1E4620"/>
         </w:pBdr>
+        <w:shd w:val="clear" w:fill="F2F5FA"/>
       </w:pPr>
       <w:r>
         <w:rPr>
           <w:b/>
-          <w:sz w:val="20"/>
-        </w:rPr>
-        <w:t>〔摘要段〕</w:t>
-      </w:r>
-      <w:r>
-        <w:rPr>
-          <w:sz w:val="20"/>
-        </w:rPr>
-        <w:t xml:space="preserve"> 巴利三藏中蕴含丰富的菩萨道思想，相关经典如《佛种姓经》《行藏》等记载了佛陀在鹿野苑初转法轮并逐步建立千二百五十人常随僧团的过程，以及菩萨依波罗蜜修行的系统理论。根据经典，菩萨分为慧真善行、信真善行、精进真善行三类，分别需不同阿僧祇劫加十万大劫圆满波罗蜜方能成佛，强调修菩萨道须长期以智慧、信或精进为主导，广修十种波罗蜜并行忍辱与悲心，否定即身成佛等速成说。</w:t>
+        </w:rPr>
+        <w:t>[00:16:21.840]</w:t>
+      </w:r>
+      <w:r>
+        <w:rPr>
+          <w:b w:val="0"/>
+        </w:rPr>
+        <w:t xml:space="preserve"> 结果他的这个释迦族的这些啊亲人啊，有些出身辈分比较高啊，他就。这个生起傲慢心，心想着这个，这个悉达多王子啊，都是我们的晚辈啊，只是我们的弟弟辈、侄子辈，甚至是孙子辈啊，那么他们就不愿意到佛陀面前来礼敬啊……这个，那佛陀呢？以他心通了知这些贵族们哈，自认辈分高而骄慢自傲的这种。心态啊。</w:t>
       </w:r>
     </w:p>
     <w:p>
       <w:pPr>
-        <w:spacing w:before="40" w:after="80"/>
-        <w:ind w:left="283"/>
-        <w:shd w:val="clear" w:color="auto" w:fill="EDF6EF"/>
+        <w:ind w:left="170"/>
         <w:pBdr>
-          <w:left w:val="single" w:sz="20" w:space="6" w:color="1E5631"/>
+          <w:left w:val="single" w:sz="18" w:space="4" w:color="1E4620"/>
         </w:pBdr>
+        <w:shd w:val="clear" w:fill="F2F5FA"/>
       </w:pPr>
       <w:r>
         <w:rPr>
           <w:b/>
-          <w:sz w:val="20"/>
-        </w:rPr>
-        <w:t>[00:00:53.420]</w:t>
-      </w:r>
-      <w:r>
-        <w:rPr>
-          <w:sz w:val="20"/>
-        </w:rPr>
-        <w:t xml:space="preserve"> 啊，嗯。这个受啊。呃，大和尚的啊，委托哈。嗯，这次夏安居呢，来给各位大众啊报告，嗯，这个巴利三藏中的啊，菩萨道思想。嗯。传统呢，很多人可能认为啊，就是巴利语系的佛教呢，它只有啊解脱道的思想，而没有菩萨道的思想。啊，其实在巴利语系的啊经典里面啊，菩萨道的思想也是非常的丰富哈。</w:t>
+        </w:rPr>
+        <w:t>[00:17:17.980]</w:t>
+      </w:r>
+      <w:r>
+        <w:rPr>
+          <w:b w:val="0"/>
+        </w:rPr>
+        <w:t xml:space="preserve"> 这个佛陀就想，那我要怎么帮到他们呢？啊，佛陀就想到说，那我如果示现一种特别的神变啊神通呢，他们可能就会啊，能够愿意臣服啊啊，就觉得说啊，你很厉害啊好。那这个佛陀呢，就决定示现双神变，我们叫做水火双神变。那佛陀呢，就在空中变现出一条宽一万个轮回世界的啊，用七宝这个边做成的这个经行道啊。</w:t>
       </w:r>
     </w:p>
     <w:p>
       <w:pPr>
-        <w:spacing w:before="40" w:after="80"/>
-        <w:ind w:left="283"/>
-        <w:shd w:val="clear" w:color="auto" w:fill="EDF6EF"/>
+        <w:ind w:left="170"/>
         <w:pBdr>
-          <w:left w:val="single" w:sz="20" w:space="6" w:color="1E5631"/>
+          <w:left w:val="single" w:sz="18" w:space="4" w:color="1E4620"/>
         </w:pBdr>
+        <w:shd w:val="clear" w:fill="F2F5FA"/>
       </w:pPr>
       <w:r>
         <w:rPr>
           <w:b/>
-          <w:sz w:val="20"/>
-        </w:rPr>
-        <w:t>[00:01:38.660]</w:t>
-      </w:r>
-      <w:r>
-        <w:rPr>
-          <w:sz w:val="20"/>
-        </w:rPr>
-        <w:t xml:space="preserve"> 嗯。我们在巴里三战里面呢啊。这个像佛种圣经啊，种性经啊啊，所谓行藏啊，本圣经啊啊，佛陀史啊，本行啊啊，这些都是关于啊佛道思想的主要的经典。那。我这道思想在。释迦牟尼佛的这个。呃，这个画画画区哈，或者说行化的时间里面呢，它是怎么被啊旗帜鲜明的提出来呢？</w:t>
+        </w:rPr>
+        <w:t>[00:18:08.740]</w:t>
+      </w:r>
+      <w:r>
+        <w:rPr>
+          <w:b w:val="0"/>
+        </w:rPr>
+        <w:t xml:space="preserve"> 因为佛陀的在巴利三藏里面说，佛陀的行化是一万个轮回世界啊，所以他就以他的神通，变出一条能够横跨一万个轮回世界的七宝座的经行道啊。然后他在上面来回经行啊，然后以能够让所有听众都能够听到……这种方式呢，给他们开示佛法啊。</w:t>
       </w:r>
     </w:p>
     <w:p>
       <w:pPr>
-        <w:spacing w:before="40" w:after="80"/>
-        <w:ind w:left="283"/>
-        <w:shd w:val="clear" w:color="auto" w:fill="EDF6EF"/>
+        <w:ind w:left="170"/>
         <w:pBdr>
-          <w:left w:val="single" w:sz="20" w:space="6" w:color="1E5631"/>
+          <w:left w:val="single" w:sz="18" w:space="4" w:color="1E4620"/>
         </w:pBdr>
+        <w:shd w:val="clear" w:fill="F2F5FA"/>
       </w:pPr>
       <w:r>
         <w:rPr>
           <w:b/>
-          <w:sz w:val="20"/>
-        </w:rPr>
-        <w:t>[00:15:49.740]</w:t>
-      </w:r>
-      <w:r>
-        <w:rPr>
-          <w:sz w:val="20"/>
-        </w:rPr>
-        <w:t xml:space="preserve"> 那么这一天呢，这个释迦族的贵族啊，就以盛大的仪式欢迎佛陀和他带领的僧团，并引导他们来到先前安排好的榕树园寺啊。所以在这个，我们如果去这个尼泊尔参观呢，还能够看到那个榕树园寺的旧址啊。</w:t>
+        </w:rPr>
+        <w:t>[00:19:42.620]</w:t>
+      </w:r>
+      <w:r>
+        <w:rPr>
+          <w:b w:val="0"/>
+        </w:rPr>
+        <w:t xml:space="preserve"> 大概是这样，第一个呢，从身体的上下，身体的前后，从眼睛，从耳朵，从鼻子，从肩膀，从手，从侧面，从脚，从手指，脚趾和手指之间，脚趾之间，从身体的每一根毛发，从身体的每一个毛孔都喷射出，都喷射出火花和水花……那这个只有佛陀才能够示现的神通啊，其他任何的大威德的阿拉汉都没有能力按示现算成变。</w:t>
       </w:r>
     </w:p>
     <w:p>
       <w:pPr>
-        <w:spacing w:before="40" w:after="80"/>
-        <w:ind w:left="283"/>
-        <w:shd w:val="clear" w:color="auto" w:fill="EDF6EF"/>
+        <w:ind w:left="170"/>
         <w:pBdr>
-          <w:left w:val="single" w:sz="20" w:space="6" w:color="1E5631"/>
+          <w:left w:val="single" w:sz="18" w:space="4" w:color="1E4620"/>
         </w:pBdr>
+        <w:shd w:val="clear" w:fill="F2F5FA"/>
       </w:pPr>
       <w:r>
         <w:rPr>
           <w:b/>
-          <w:sz w:val="20"/>
-        </w:rPr>
-        <w:t>[00:16:21.840]</w:t>
-      </w:r>
-      <w:r>
-        <w:rPr>
-          <w:sz w:val="20"/>
-        </w:rPr>
-        <w:t xml:space="preserve"> 结果他的这个释迦族的这些啊亲人啊，有些出身辈分比较高啊，他就。这个生起傲慢心，心想着这个，这个悉达多王子啊，都是我们的晚辈啊，只是我们的弟弟辈、侄子辈，甚至是孙子辈啊，那么他们就不愿意到佛陀面前来礼敬啊……这个，那佛陀呢？以他心通了知这些贵族们哈，自认辈分高而骄慢自傲的这种。心态啊。</w:t>
+        </w:rPr>
+        <w:t>[00:26:00.880]</w:t>
+      </w:r>
+      <w:r>
+        <w:rPr>
+          <w:b w:val="0"/>
+        </w:rPr>
+        <w:t xml:space="preserve"> 那首先呢，我们要非常的庆幸啊。出生在这个佛陀啊，这个出世啊，以及佛法还在世间的时代，是非常难得的。啊，也就是说身在佛陀出世的时代是难得稀有的啊。</w:t>
       </w:r>
     </w:p>
     <w:p>
       <w:pPr>
-        <w:spacing w:before="40" w:after="80"/>
-        <w:ind w:left="283"/>
-        <w:shd w:val="clear" w:color="auto" w:fill="EDF6EF"/>
+        <w:ind w:left="170"/>
         <w:pBdr>
-          <w:left w:val="single" w:sz="20" w:space="6" w:color="1E5631"/>
+          <w:left w:val="single" w:sz="18" w:space="4" w:color="1E4620"/>
         </w:pBdr>
+        <w:shd w:val="clear" w:fill="F2F5FA"/>
       </w:pPr>
       <w:r>
         <w:rPr>
           <w:b/>
-          <w:sz w:val="20"/>
-        </w:rPr>
-        <w:t>[00:17:17.980]</w:t>
-      </w:r>
-      <w:r>
-        <w:rPr>
-          <w:sz w:val="20"/>
-        </w:rPr>
-        <w:t xml:space="preserve"> 这个佛陀就想，那我要怎么帮到他们呢？啊，佛陀就想到说，那我如果示现一种特别的神变啊神通呢，他们可能就会啊，能够愿意臣服啊啊，就觉得说啊，你很厉害啊好。那这个佛陀呢，就决定示现双神变，我们叫做水火双神变。那佛陀呢，就在空中变现出一条宽一万个轮回世界的啊，用七宝这个边做成的这个经行道啊。</w:t>
+        </w:rPr>
+        <w:t>[00:20:56.980]</w:t>
+      </w:r>
+      <w:r>
+        <w:rPr>
+          <w:b w:val="0"/>
+        </w:rPr>
+        <w:t xml:space="preserve"> 然后展示双神变以后呢，佛陀就变现出一条东西，延伸超过一万个轮回世界的辉煌宝志进行道……那么在佛种圣种姓经的这个注释里面讲到佛陀在空中啊，这个变出这个一万个荣威世界啊，这个一切宝自制的这个进行道呢啊，这个是为了开示让他们的族人呢啊，以及当时来听法的天神啊啊，都能够心开意解的经典。</w:t>
       </w:r>
     </w:p>
     <w:p>
       <w:pPr>
-        <w:spacing w:before="40" w:after="80"/>
-        <w:ind w:left="283"/>
-        <w:shd w:val="clear" w:color="auto" w:fill="EDF6EF"/>
+        <w:ind w:left="170"/>
         <w:pBdr>
-          <w:left w:val="single" w:sz="20" w:space="6" w:color="1E5631"/>
+          <w:left w:val="single" w:sz="18" w:space="4" w:color="1E4620"/>
         </w:pBdr>
+        <w:shd w:val="clear" w:fill="F2F5FA"/>
       </w:pPr>
       <w:r>
         <w:rPr>
           <w:b/>
-          <w:sz w:val="20"/>
-        </w:rPr>
-        <w:t>[00:18:08.740]</w:t>
-      </w:r>
-      <w:r>
-        <w:rPr>
-          <w:sz w:val="20"/>
-        </w:rPr>
-        <w:t xml:space="preserve"> 因为佛陀的在巴利三藏里面说，佛陀的行化是一万个轮回世界啊，所以他就以他的神通，变出一条能够横跨一万个轮回世界的七宝座的经行道啊。然后他在上面来回经行啊，然后以能够让所有听众都能够听到……这种方式呢，给他们开示佛法啊。</w:t>
+        </w:rPr>
+        <w:t>[00:21:55.640]</w:t>
+      </w:r>
+      <w:r>
+        <w:rPr>
+          <w:b w:val="0"/>
+        </w:rPr>
+        <w:t xml:space="preserve"> 他心里面就想说，我现在应该前往佛陀那里，请佛陀完整的讲述菩萨们的生平故事和他们所圆满的波罗蜜。</w:t>
       </w:r>
     </w:p>
     <w:p>
       <w:pPr>
-        <w:spacing w:before="40" w:after="80"/>
-        <w:ind w:left="283"/>
-        <w:shd w:val="clear" w:color="auto" w:fill="EDF6EF"/>
+        <w:ind w:left="170"/>
         <w:pBdr>
-          <w:left w:val="single" w:sz="20" w:space="6" w:color="1E5631"/>
+          <w:left w:val="single" w:sz="18" w:space="4" w:color="1E4620"/>
         </w:pBdr>
+        <w:shd w:val="clear" w:fill="F2F5FA"/>
       </w:pPr>
       <w:r>
         <w:rPr>
           <w:b/>
-          <w:sz w:val="20"/>
-        </w:rPr>
-        <w:t>[00:19:42.620]</w:t>
-      </w:r>
-      <w:r>
-        <w:rPr>
-          <w:sz w:val="20"/>
-        </w:rPr>
-        <w:t xml:space="preserve"> 大概是这样，第一个呢，从身体的上下，身体的前后，从眼睛，从耳朵，从鼻子，从肩膀，从手，从侧面，从脚，从手指，脚趾和手指之间，脚趾之间，从身体的每一根毛发，从身体的每一个毛孔都喷射出，都喷射出火花和水花……那这个只有佛陀才能够示现的神通啊，其他任何的大威德的阿拉汉都没有能力按示现算成变。</w:t>
+        </w:rPr>
+        <w:t>[00:22:08.630]</w:t>
+      </w:r>
+      <w:r>
+        <w:rPr>
+          <w:b w:val="0"/>
+        </w:rPr>
+        <w:t xml:space="preserve"> 他就立刻召集啊，跟他一起共住的五百位阿罗汉，并跟他们说说，来吧，我们立即前往导师那里，请佛陀讲述过去诸佛的故事……在刹那间呢，这个舍利弗尊者和他的五百位弟子呢，就来到了佛陀面前。</w:t>
       </w:r>
     </w:p>
     <w:p>
       <w:pPr>
-        <w:spacing w:before="40" w:after="80"/>
-        <w:ind w:left="283"/>
-        <w:shd w:val="clear" w:color="auto" w:fill="EDF6EF"/>
+        <w:ind w:left="170"/>
         <w:pBdr>
-          <w:left w:val="single" w:sz="20" w:space="6" w:color="1E5631"/>
+          <w:left w:val="single" w:sz="18" w:space="4" w:color="1E4620"/>
         </w:pBdr>
+        <w:shd w:val="clear" w:fill="F2F5FA"/>
       </w:pPr>
       <w:r>
         <w:rPr>
           <w:b/>
-          <w:sz w:val="20"/>
-        </w:rPr>
-        <w:t>[00:26:00.880]</w:t>
-      </w:r>
-      <w:r>
-        <w:rPr>
-          <w:sz w:val="20"/>
-        </w:rPr>
-        <w:t xml:space="preserve"> 那首先呢，我们要非常的庆幸啊。出生在这个佛陀啊，这个出世啊，以及佛法还在世间的时代，是非常难得的。啊，也就是说身在佛陀出世的时代是难得稀有的啊。</w:t>
+        </w:rPr>
+        <w:t>[00:23:43.960]</w:t>
+      </w:r>
+      <w:r>
+        <w:rPr>
+          <w:b w:val="0"/>
+        </w:rPr>
+        <w:t xml:space="preserve"> 啊，如此听闻以后呢，如果依此经的开示来行道，将能够去除傲慢，根除忧愁，解脱生死轮回，止息一切痛苦啊……所以在佛懂圣经呢，相当于有一千零七十个偈颂啊。</w:t>
       </w:r>
     </w:p>
     <w:p>
       <w:pPr>
-        <w:spacing w:before="40" w:after="80"/>
-        <w:ind w:left="283"/>
-        <w:shd w:val="clear" w:color="auto" w:fill="EDF6EF"/>
+        <w:ind w:left="170"/>
         <w:pBdr>
-          <w:left w:val="single" w:sz="20" w:space="6" w:color="1E5631"/>
+          <w:left w:val="single" w:sz="18" w:space="4" w:color="1E4620"/>
         </w:pBdr>
+        <w:shd w:val="clear" w:fill="F2F5FA"/>
       </w:pPr>
       <w:r>
         <w:rPr>
           <w:b/>
-          <w:sz w:val="20"/>
-        </w:rPr>
-        <w:t>[00:20:56.980]</w:t>
-      </w:r>
-      <w:r>
-        <w:rPr>
-          <w:sz w:val="20"/>
-        </w:rPr>
-        <w:t xml:space="preserve"> 然后展示双神变以后呢，佛陀就变现出一条东西，延伸超过一万个轮回世界的辉煌宝志进行道……那么在佛种圣种姓经的这个注释里面讲到佛陀在空中啊，这个变出这个一万个荣威世界啊，这个一切宝自制的这个进行道呢啊，这个是为了开示让他们的族人呢啊，以及当时来听法的天神啊啊，都能够心开意解的经典。</w:t>
+        </w:rPr>
+        <w:t>[00:24:28.300]</w:t>
+      </w:r>
+      <w:r>
+        <w:rPr>
+          <w:b w:val="0"/>
+        </w:rPr>
+        <w:t xml:space="preserve"> 那这个佛种性经呢，也就是佛陀成佛以后第一次讲述啊，他这个菩萨啊，他在行菩萨道的时候是如何去修行，如何去圆满他的波罗蜜。</w:t>
       </w:r>
     </w:p>
     <w:p>
       <w:pPr>
-        <w:spacing w:before="40" w:after="80"/>
-        <w:ind w:left="283"/>
-        <w:shd w:val="clear" w:color="auto" w:fill="EDF6EF"/>
+        <w:ind w:left="170"/>
         <w:pBdr>
-          <w:left w:val="single" w:sz="20" w:space="6" w:color="1E5631"/>
+          <w:left w:val="single" w:sz="18" w:space="4" w:color="1E4620"/>
         </w:pBdr>
+        <w:shd w:val="clear" w:fill="F2F5FA"/>
       </w:pPr>
       <w:r>
         <w:rPr>
           <w:b/>
-          <w:sz w:val="20"/>
-        </w:rPr>
-        <w:t>[00:21:55.640]</w:t>
-      </w:r>
-      <w:r>
-        <w:rPr>
-          <w:sz w:val="20"/>
-        </w:rPr>
-        <w:t xml:space="preserve"> 他心里面就想说，我现在应该前往佛陀那里，请佛陀完整的讲述菩萨们的生平故事和他们所圆满的波罗蜜。</w:t>
+        </w:rPr>
+        <w:t>[00:24:46.560]</w:t>
+      </w:r>
+      <w:r>
+        <w:rPr>
+          <w:b w:val="0"/>
+        </w:rPr>
+        <w:t xml:space="preserve"> 那佛种圣经呢，是收集在啊，第一次、第二次、第三次的盛典结局的经藏里面的小啊……那么这个就是讲就是在巴黎商战里面啊这个。这个佛陀的菩萨道思想，他最初开始的出处啊，后面佛陀又次第的讲了左行藏。啊，佛陀史本行还有本真经啊，这些都是很大量的经典啊。</w:t>
       </w:r>
     </w:p>
     <w:p>
       <w:pPr>
-        <w:spacing w:before="40" w:after="80"/>
-        <w:ind w:left="283"/>
-        <w:shd w:val="clear" w:color="auto" w:fill="EDF6EF"/>
+        <w:ind w:left="170"/>
         <w:pBdr>
-          <w:left w:val="single" w:sz="20" w:space="6" w:color="1E5631"/>
+          <w:left w:val="single" w:sz="18" w:space="4" w:color="1E4620"/>
         </w:pBdr>
+        <w:shd w:val="clear" w:fill="F2F5FA"/>
       </w:pPr>
       <w:r>
         <w:rPr>
           <w:b/>
-          <w:sz w:val="20"/>
-        </w:rPr>
-        <w:t>[00:22:08.630]</w:t>
-      </w:r>
-      <w:r>
-        <w:rPr>
-          <w:sz w:val="20"/>
-        </w:rPr>
-        <w:t xml:space="preserve"> 他就立刻召集啊，跟他一起共住的五百位阿罗汉，并跟他们说说，来吧，我们立即前往导师那里，请佛陀讲述过去诸佛的故事……在刹那间呢，这个舍利弗尊者和他的五百位弟子呢，就来到了佛陀面前。</w:t>
+        </w:rPr>
+        <w:t>[00:49:42.800]</w:t>
+      </w:r>
+      <w:r>
+        <w:rPr>
+          <w:b w:val="0"/>
+        </w:rPr>
+        <w:t xml:space="preserve"> 这个佛陀讲呢，说我们的释迦牟尼佛讲啊，是在无量劫以来，我在过去无数尊佛面前心里发愿的时候……就早期我们的释迦牟尼佛过去生啊，还没有被授记之前啊，他是只是在心里面发愿成佛，他并没有说出来啊。而且不断的累积这个这个殊胜的功德……首先是累积被一尊佛陀授记的那些条件啊，而不是累积马上累积成佛的条件啊。</w:t>
       </w:r>
     </w:p>
     <w:p>
       <w:pPr>
-        <w:spacing w:before="40" w:after="80"/>
-        <w:ind w:left="283"/>
-        <w:shd w:val="clear" w:color="auto" w:fill="EDF6EF"/>
+        <w:ind w:left="170"/>
         <w:pBdr>
-          <w:left w:val="single" w:sz="20" w:space="6" w:color="1E5631"/>
+          <w:left w:val="single" w:sz="18" w:space="4" w:color="1E4620"/>
         </w:pBdr>
+        <w:shd w:val="clear" w:fill="F2F5FA"/>
       </w:pPr>
       <w:r>
         <w:rPr>
           <w:b/>
-          <w:sz w:val="20"/>
-        </w:rPr>
-        <w:t>[00:23:43.960]</w:t>
-      </w:r>
-      <w:r>
-        <w:rPr>
-          <w:sz w:val="20"/>
-        </w:rPr>
-        <w:t xml:space="preserve"> 啊，如此听闻以后呢，如果依此经的开示来行道，将能够去除傲慢，根除忧愁，解脱生死轮回，止息一切痛苦啊……所以在佛懂圣经呢，相当于有一千零七十个偈颂啊。</w:t>
+        </w:rPr>
+        <w:t>[00:51:26.130]</w:t>
+      </w:r>
+      <w:r>
+        <w:rPr>
+          <w:b w:val="0"/>
+        </w:rPr>
+        <w:t xml:space="preserve"> 那么菩萨呢？他要在没有被受集之前呢，他要为一切资粮来修习，无间断的修习，长时修息，恭敬休息啊。那么一切资粮修习呢，是指全面完整的修学修习一系列的波罗蜜啊。比如说巴黎三藏里讲十种波罗蜜。</w:t>
       </w:r>
     </w:p>
     <w:p>
       <w:pPr>
-        <w:spacing w:before="40" w:after="80"/>
-        <w:ind w:left="283"/>
-        <w:shd w:val="clear" w:color="auto" w:fill="EDF6EF"/>
+        <w:ind w:left="170"/>
         <w:pBdr>
-          <w:left w:val="single" w:sz="20" w:space="6" w:color="1E5631"/>
+          <w:left w:val="single" w:sz="18" w:space="4" w:color="1E4620"/>
         </w:pBdr>
+        <w:shd w:val="clear" w:fill="F2F5FA"/>
       </w:pPr>
       <w:r>
         <w:rPr>
           <w:b/>
-          <w:sz w:val="20"/>
-        </w:rPr>
-        <w:t>[00:24:28.300]</w:t>
-      </w:r>
-      <w:r>
-        <w:rPr>
-          <w:sz w:val="20"/>
-        </w:rPr>
-        <w:t xml:space="preserve"> 那这个佛种性经呢，也就是佛陀成佛以后第一次讲述啊，他这个菩萨啊，他在行菩萨道的时候是如何去修行，如何去圆满他的波罗蜜。</w:t>
+        </w:rPr>
+        <w:t>[00:51:47.845]</w:t>
+      </w:r>
+      <w:r>
+        <w:rPr>
+          <w:b w:val="0"/>
+        </w:rPr>
+        <w:t xml:space="preserve"> 第二种呢，无间断修行是说在最短的是不可四个不可数劫加十万大劫啊，这个包括一直到十六个不可数到十万大劫啊……也就是他要必须圆满他的十种波罗蜜啊。</w:t>
+      </w:r>
+    </w:p>
+    <w:p>
+      <w:r>
+        <w:rPr>
+          <w:b/>
+        </w:rPr>
+        <w:t>[generated, not original text]</w:t>
+      </w:r>
+    </w:p>
+    <w:p>
+      <w:r>
+        <w:rPr>
+          <w:b/>
+          <w:color w:val="1E4620"/>
+          <w:sz w:val="23"/>
+        </w:rPr>
+        <w:t>材料②（主材料）★核心·巴利三藏中的菩萨道思想02-三种菩萨（音声）</w:t>
+      </w:r>
+    </w:p>
+    <w:p>
+      <w:r>
+        <w:rPr>
+          <w:b/>
+        </w:rPr>
+        <w:t>《巴利三藏中的菩萨道思想02-三种菩萨-古源尊者-20250621（音声）》</w:t>
+      </w:r>
+      <w:r>
+        <w:rPr>
+          <w:b w:val="0"/>
+        </w:rPr>
+        <w:t>（依据录音转写整理，已校对明显同音错字）</w:t>
       </w:r>
     </w:p>
     <w:p>
       <w:pPr>
-        <w:spacing w:before="40" w:after="80"/>
-        <w:ind w:left="283"/>
-        <w:shd w:val="clear" w:color="auto" w:fill="EDF6EF"/>
-        <w:pBdr>
-          <w:left w:val="single" w:sz="20" w:space="6" w:color="1E5631"/>
-        </w:pBdr>
+        <w:pStyle w:val="ListBullet"/>
       </w:pPr>
       <w:r>
         <w:rPr>
-          <w:b/>
-          <w:sz w:val="20"/>
-        </w:rPr>
-        <w:t>[00:24:46.560]</w:t>
-      </w:r>
-      <w:r>
-        <w:rPr>
-          <w:sz w:val="20"/>
-        </w:rPr>
-        <w:t xml:space="preserve"> 那佛种圣经呢，是收集在啊，第一次、第二次、第三次的盛典结局的经藏里面的小啊……那么这个就是讲就是在巴黎商战里面啊这个。这个佛陀的菩萨道思想，他最初开始的出处啊，后面佛陀又次第的讲了左行藏。啊，佛陀史本行还有本真经啊，这些都是很大量的经典啊。</w:t>
+          <w:b w:val="0"/>
+        </w:rPr>
+        <w:t>文件类型：音声（录音转写，保留时间码）</w:t>
       </w:r>
     </w:p>
     <w:p>
       <w:pPr>
-        <w:spacing w:before="40" w:after="80"/>
-        <w:ind w:left="283"/>
-        <w:shd w:val="clear" w:color="auto" w:fill="EDF6EF"/>
-        <w:pBdr>
-          <w:left w:val="single" w:sz="20" w:space="6" w:color="1E5631"/>
-        </w:pBdr>
+        <w:pStyle w:val="ListBullet"/>
       </w:pPr>
       <w:r>
         <w:rPr>
-          <w:b/>
-          <w:sz w:val="20"/>
-        </w:rPr>
-        <w:t>[00:49:42.800]</w:t>
-      </w:r>
-      <w:r>
-        <w:rPr>
-          <w:sz w:val="20"/>
-        </w:rPr>
-        <w:t xml:space="preserve"> 这个佛陀讲呢，说我们的释迦牟尼佛讲啊，是在无量劫以来，我在过去无数尊佛面前心里发愿的时候……就早期我们的释迦牟尼佛过去生啊，还没有被授记之前啊，他是只是在心里面发愿成佛，他并没有说出来啊。而且不断的累积这个这个殊胜的功德……首先是累积被一尊佛陀授记的那些条件啊，而不是累积马上累积成佛的条件啊。</w:t>
+          <w:b w:val="0"/>
+        </w:rPr>
+        <w:t>知识库出处：古源尊者开示及上座部佛教资料</w:t>
       </w:r>
     </w:p>
     <w:p>
       <w:pPr>
-        <w:spacing w:before="40" w:after="80"/>
-        <w:ind w:left="283"/>
-        <w:shd w:val="clear" w:color="auto" w:fill="EDF6EF"/>
-        <w:pBdr>
-          <w:left w:val="single" w:sz="20" w:space="6" w:color="1E5631"/>
-        </w:pBdr>
+        <w:pStyle w:val="ListBullet"/>
       </w:pPr>
       <w:r>
         <w:rPr>
-          <w:b/>
-          <w:sz w:val="20"/>
-        </w:rPr>
-        <w:t>[00:51:26.130]</w:t>
-      </w:r>
-      <w:r>
-        <w:rPr>
-          <w:sz w:val="20"/>
-        </w:rPr>
-        <w:t xml:space="preserve"> 那么菩萨呢？他要在没有被受集之前呢，他要为一切资粮来修习，无间断的修习，长时修息，恭敬休息啊。那么一切资粮修习呢，是指全面完整的修学修习一系列的波罗蜜啊。比如说巴黎三藏里讲十种波罗蜜。</w:t>
+          <w:b w:val="0"/>
+        </w:rPr>
+        <w:t>media_id：soundrecording_d0dd1c0cd17209afe241ece24bf6b7b4_c68978cd348317eb9f053028b96debcb7439961422831605</w:t>
       </w:r>
     </w:p>
     <w:p>
       <w:pPr>
-        <w:spacing w:before="40" w:after="80"/>
-        <w:ind w:left="283"/>
-        <w:shd w:val="clear" w:color="auto" w:fill="EDF6EF"/>
-        <w:pBdr>
-          <w:left w:val="single" w:sz="20" w:space="6" w:color="1E5631"/>
-        </w:pBdr>
+        <w:pStyle w:val="ListBullet"/>
       </w:pPr>
       <w:r>
         <w:rPr>
-          <w:b/>
-          <w:sz w:val="20"/>
-        </w:rPr>
-        <w:t>[00:51:47.845]</w:t>
-      </w:r>
-      <w:r>
-        <w:rPr>
-          <w:sz w:val="20"/>
-        </w:rPr>
-        <w:t xml:space="preserve"> 第二种呢，无间断修行是说在最短的是不可四个不可数劫加十万大劫啊，这个包括一直到十六个不可数到十万大劫啊……也就是他要必须圆满他的十种波罗蜜啊。</w:t>
+          <w:b w:val="0"/>
+        </w:rPr>
+        <w:t>打开方式：ima知识库搜索「巴利三藏中的菩萨道思想02 三种菩萨 古源尊者」</w:t>
       </w:r>
     </w:p>
     <w:p>
       <w:r>
         <w:rPr>
           <w:b/>
-          <w:sz w:val="21"/>
-        </w:rPr>
-        <w:t>[generated, not original text]</w:t>
+          <w:color w:val="1E4620"/>
+          <w:sz w:val="23"/>
+        </w:rPr>
+        <w:t>正文照录</w:t>
+      </w:r>
+    </w:p>
+    <w:p>
+      <w:r>
+        <w:rPr>
+          <w:b/>
+        </w:rPr>
+        <w:t>（一）三种菩提（正等正觉 / 辟支 / 声闻）</w:t>
       </w:r>
     </w:p>
     <w:p>
       <w:pPr>
-        <w:spacing w:before="120" w:after="80"/>
+        <w:ind w:left="170"/>
+        <w:pBdr>
+          <w:left w:val="single" w:sz="18" w:space="4" w:color="1E4620"/>
+        </w:pBdr>
+        <w:shd w:val="clear" w:fill="F2F5FA"/>
       </w:pPr>
       <w:r>
         <w:rPr>
-          <w:rFonts w:ascii="Microsoft YaHei" w:hAnsi="Microsoft YaHei" w:eastAsia="Microsoft YaHei"/>
-          <w:b/>
-          <w:color w:val="1E5631"/>
-          <w:sz w:val="25"/>
-        </w:rPr>
-        <w:t>材料②（主材料）★核心·巴利三藏中的菩萨道思想02-三种菩萨（音声）</w:t>
-      </w:r>
-    </w:p>
-    <w:p>
-      <w:r>
-        <w:rPr>
-          <w:b/>
-          <w:sz w:val="21"/>
-        </w:rPr>
-        <w:t>《巴利三藏中的菩萨道思想02-三种菩萨-古源尊者-20250621（音声）》</w:t>
-      </w:r>
-      <w:r>
-        <w:rPr>
-          <w:sz w:val="21"/>
-        </w:rPr>
-        <w:t>（依据录音转写整理，已校对明显同音错字）</w:t>
+          <w:b w:val="0"/>
+        </w:rPr>
+        <w:t>[00:01:15.320] 我们讲到有三种菩提，也就是有三种觉悟。政治觉的觉悟，披斯佛的觉悟和声闻的觉悟。</w:t>
       </w:r>
     </w:p>
     <w:p>
       <w:pPr>
-        <w:ind w:left="340"/>
+        <w:ind w:left="170"/>
+        <w:pBdr>
+          <w:left w:val="single" w:sz="18" w:space="4" w:color="1E4620"/>
+        </w:pBdr>
+        <w:shd w:val="clear" w:fill="F2F5FA"/>
       </w:pPr>
       <w:r>
         <w:rPr>
-          <w:color w:val="1E5631"/>
-          <w:sz w:val="21"/>
-        </w:rPr>
-        <w:t xml:space="preserve">• </w:t>
-      </w:r>
-      <w:r>
-        <w:rPr>
-          <w:sz w:val="21"/>
-        </w:rPr>
-        <w:t>文件类型：音声（录音转写，保留时间码）</w:t>
+          <w:b w:val="0"/>
+        </w:rPr>
+        <w:t>[00:05:18.600] 那么在经典里面说，这个菩提，或者说我们的觉悟……这这指的就是觉悟。那觉悟有三种，一种是三藐三不陀，我们叫三藐三菩提，那这个三藐三菩提就是正等正觉的意思……那皮支。菩提，就是辟支佛，那就帕加卡，帕加卡我们叫辟支佛。</w:t>
       </w:r>
     </w:p>
     <w:p>
       <w:pPr>
-        <w:ind w:left="340"/>
+        <w:ind w:left="170"/>
+        <w:pBdr>
+          <w:left w:val="single" w:sz="18" w:space="4" w:color="1E4620"/>
+        </w:pBdr>
+        <w:shd w:val="clear" w:fill="F2F5FA"/>
       </w:pPr>
       <w:r>
         <w:rPr>
-          <w:color w:val="1E5631"/>
-          <w:sz w:val="21"/>
-        </w:rPr>
-        <w:t xml:space="preserve">• </w:t>
-      </w:r>
-      <w:r>
-        <w:rPr>
-          <w:sz w:val="21"/>
-        </w:rPr>
-        <w:t>知识库出处：古源尊者开示及上座部佛教资料</w:t>
+          <w:b w:val="0"/>
+        </w:rPr>
+        <w:t>[00:06:03.740] 那第三种菩提？称为声闻菩提好……那么对于发心要成为正等正觉佛陀的哈这种觉悟的萨摩三普陀，那在被授记之后，我们就会把它称为叫做菩萨，或者称为未来佛。就真正的菩萨是要被一尊在世的佛陀活着的佛陀经过他的授记之后，才能够称为真正意义上的菩萨。</w:t>
       </w:r>
     </w:p>
     <w:p>
       <w:pPr>
-        <w:ind w:left="340"/>
+        <w:ind w:left="170"/>
+        <w:pBdr>
+          <w:left w:val="single" w:sz="18" w:space="4" w:color="1E4620"/>
+        </w:pBdr>
+        <w:shd w:val="clear" w:fill="F2F5FA"/>
       </w:pPr>
       <w:r>
         <w:rPr>
-          <w:color w:val="1E5631"/>
-          <w:sz w:val="21"/>
-        </w:rPr>
-        <w:t xml:space="preserve">• </w:t>
-      </w:r>
-      <w:r>
-        <w:rPr>
-          <w:sz w:val="21"/>
-        </w:rPr>
-        <w:t>media_id：`soundrecording_d0dd1c0cd17209afe241ece24bf6b7b4_c68978cd348317eb9f053028b96debcb7439961422831605`</w:t>
+          <w:b w:val="0"/>
+        </w:rPr>
+        <w:t>[00:19:14.920] 所以，如此证得这种觉悟的圣者？在三界中没有众生可及，就称为一切知识的佛陀或者三马三不陀。那么那如果是。这个辟支佛，他是必须要修两个阿僧奇，加十万大劫，累积波罗蜜，他也能够无师自通，到达四圣谛，这个四种菩提智。但是，他没有。佛陀的一切资质，还有佛陀的实力智。</w:t>
       </w:r>
     </w:p>
     <w:p>
       <w:pPr>
-        <w:ind w:left="340"/>
+        <w:ind w:left="170"/>
+        <w:pBdr>
+          <w:left w:val="single" w:sz="18" w:space="4" w:color="1E4620"/>
+        </w:pBdr>
+        <w:shd w:val="clear" w:fill="F2F5FA"/>
       </w:pPr>
       <w:r>
         <w:rPr>
-          <w:color w:val="1E5631"/>
-          <w:sz w:val="21"/>
-        </w:rPr>
-        <w:t xml:space="preserve">• </w:t>
-      </w:r>
-      <w:r>
-        <w:rPr>
-          <w:sz w:val="21"/>
-        </w:rPr>
-        <w:t>打开方式：ima知识库搜索「巴利三藏中的菩萨道思想02 三种菩萨 古源尊者」</w:t>
+          <w:b w:val="0"/>
+        </w:rPr>
+        <w:t>[00:19:50.265] 我们讲佛陀有实力，那么证得这样的菩提的圣者称为独觉佛。那未来的这个佛陀上首弟子，就是他的上首弟子，就像我们佛陀的两位上首弟子，舍利弗目犍连尊者，他们师也必须圆满一个阿僧奇加十万大劫。大弟子，必须有十万个大劫的累积波罗蜜，而普通的弟子，就不定，有些，是一百劫，有些是一千劫或者更少的劫的波罗蜜。以后，他会在一尊佛为导师的助缘下证得四圣谛，这，这个弟子，菩提。</w:t>
       </w:r>
     </w:p>
     <w:p>
       <w:pPr>
-        <w:spacing w:before="120" w:after="80"/>
+        <w:ind w:left="170"/>
+        <w:pBdr>
+          <w:left w:val="single" w:sz="18" w:space="4" w:color="1E4620"/>
+        </w:pBdr>
+        <w:shd w:val="clear" w:fill="F2F5FA"/>
       </w:pPr>
       <w:r>
         <w:rPr>
-          <w:rFonts w:ascii="Microsoft YaHei" w:hAnsi="Microsoft YaHei" w:eastAsia="Microsoft YaHei"/>
           <w:b/>
-          <w:color w:val="1E5631"/>
-          <w:sz w:val="23"/>
-        </w:rPr>
-        <w:t>正文照录</w:t>
+        </w:rPr>
+        <w:t>【本周朗读段 · 结束】</w:t>
+      </w:r>
+      <w:r>
+        <w:rPr>
+          <w:b w:val="0"/>
+        </w:rPr>
+        <w:t>（以下为默读／选读／延伸内容，时间富余时再读）</w:t>
       </w:r>
     </w:p>
     <w:p>
       <w:r>
         <w:rPr>
           <w:b/>
-          <w:sz w:val="21"/>
-        </w:rPr>
-        <w:t>（一）三种菩提（正等正觉 / 辟支 / 声闻）</w:t>
+        </w:rPr>
+        <w:t>（二）三种菩萨（慧增上 / 精进增上 / 信增上）</w:t>
       </w:r>
     </w:p>
     <w:p>
       <w:pPr>
-        <w:spacing w:before="40" w:after="80"/>
-        <w:ind w:left="283"/>
-        <w:shd w:val="clear" w:color="auto" w:fill="EDF6EF"/>
+        <w:ind w:left="170"/>
         <w:pBdr>
-          <w:left w:val="single" w:sz="20" w:space="6" w:color="1E5631"/>
+          <w:left w:val="single" w:sz="18" w:space="4" w:color="1E4620"/>
         </w:pBdr>
+        <w:shd w:val="clear" w:fill="F2F5FA"/>
       </w:pPr>
       <w:r>
         <w:rPr>
-          <w:sz w:val="20"/>
-        </w:rPr>
-        <w:t>[00:01:15.320] 我们讲到有三种菩提，也就是有三种觉悟。政治觉的觉悟，披斯佛的觉悟和声闻的觉悟。</w:t>
+          <w:b w:val="0"/>
+        </w:rPr>
+        <w:t>[00:07:11.020] 好，那我们昨天讲到的这个菩萨，又有三种，一种，是以慧真善的菩萨，一种是精进真善的菩萨，一种是性真上的菩萨。对应的，就是叫做敏之行的菩萨和广远之的菩萨，以及是所引导的菩萨。那么，简单来讲，就是慧增上的菩萨，他的这种以智慧为主导来累积他的波罗蜜……很典型的例子，就是我们的释迦牟尼佛。</w:t>
       </w:r>
     </w:p>
     <w:p>
       <w:pPr>
-        <w:spacing w:before="40" w:after="80"/>
-        <w:ind w:left="283"/>
-        <w:shd w:val="clear" w:color="auto" w:fill="EDF6EF"/>
+        <w:ind w:left="170"/>
         <w:pBdr>
-          <w:left w:val="single" w:sz="20" w:space="6" w:color="1E5631"/>
+          <w:left w:val="single" w:sz="18" w:space="4" w:color="1E4620"/>
         </w:pBdr>
+        <w:shd w:val="clear" w:fill="F2F5FA"/>
       </w:pPr>
       <w:r>
         <w:rPr>
-          <w:sz w:val="20"/>
-        </w:rPr>
-        <w:t>[00:05:18.600] 那么在经典里面说，这个菩提，或者说我们的觉悟……这这指的就是觉悟。那觉悟有三种，一种是三藐三不陀，我们叫三藐三菩提，那这个三藐三菩提就是正等正觉的意思……那皮支。菩提，就是辟支佛，那就帕加卡，帕加卡我们叫辟支佛。</w:t>
+          <w:b w:val="0"/>
+        </w:rPr>
+        <w:t>[00:07:50.080] 或者我们现在可以听说的，比如说下一尊佛，弥勒佛，他是精进型菩萨，精进真善行的菩萨……而信行的菩萨，就是他着重是以信心为主来修炼他的波罗蜜。</w:t>
       </w:r>
     </w:p>
     <w:p>
       <w:pPr>
-        <w:spacing w:before="40" w:after="80"/>
-        <w:ind w:left="283"/>
-        <w:shd w:val="clear" w:color="auto" w:fill="EDF6EF"/>
+        <w:ind w:left="170"/>
         <w:pBdr>
-          <w:left w:val="single" w:sz="20" w:space="6" w:color="1E5631"/>
+          <w:left w:val="single" w:sz="18" w:space="4" w:color="1E4620"/>
         </w:pBdr>
+        <w:shd w:val="clear" w:fill="F2F5FA"/>
       </w:pPr>
       <w:r>
         <w:rPr>
-          <w:sz w:val="20"/>
-        </w:rPr>
-        <w:t>[00:06:03.740] 那第三种菩提？称为声闻菩提好……那么对于发心要成为正等正觉佛陀的哈这种觉悟的萨摩三普陀，那在被授记之后，我们就会把它称为叫做菩萨，或者称为未来佛。就真正的菩萨是要被一尊在世的佛陀活着的佛陀经过他的授记之后，才能够称为真正意义上的菩萨。</w:t>
+          <w:b w:val="0"/>
+        </w:rPr>
+        <w:t>[00:11:26.540] 那即我们刚才讲三种菩萨，一种是以智慧为主导的，一种是以信为主导的，一种是以精进为主导的。</w:t>
+      </w:r>
+    </w:p>
+    <w:p>
+      <w:r>
+        <w:rPr>
+          <w:b/>
+        </w:rPr>
+        <w:t>（三）成佛时长（三类菩萨的修行时长差异）</w:t>
       </w:r>
     </w:p>
     <w:p>
       <w:pPr>
-        <w:spacing w:before="40" w:after="80"/>
-        <w:ind w:left="283"/>
-        <w:shd w:val="clear" w:color="auto" w:fill="EDF6EF"/>
+        <w:ind w:left="170"/>
         <w:pBdr>
-          <w:left w:val="single" w:sz="20" w:space="6" w:color="1E5631"/>
+          <w:left w:val="single" w:sz="18" w:space="4" w:color="1E4620"/>
         </w:pBdr>
+        <w:shd w:val="clear" w:fill="F2F5FA"/>
       </w:pPr>
       <w:r>
         <w:rPr>
-          <w:sz w:val="20"/>
-        </w:rPr>
-        <w:t>[00:19:14.920] 所以，如此证得这种觉悟的圣者？在三界中没有众生可及，就称为一切知识的佛陀或者三马三不陀。那么那如果是。这个辟支佛，他是必须要修两个阿僧奇，加十万大劫，累积波罗蜜，他也能够无师自通，到达四圣谛，这个四种菩提智。但是，他没有。佛陀的一切资质，还有佛陀的实力智。</w:t>
+          <w:b w:val="0"/>
+        </w:rPr>
+        <w:t>[00:03:29.260] 种信经，所以那么最初的这个巴利三藏的菩萨思想是佛种信经。讲到了他在这个，从这个初发心哈到被燃灯佛授记，授记以后，又经过了四个阿僧奇劫加十万大劫，累积十种。波罗蜜，然后最后成就佛果的这样的一个次第。</w:t>
       </w:r>
     </w:p>
     <w:p>
       <w:pPr>
-        <w:spacing w:before="40" w:after="80"/>
-        <w:ind w:left="283"/>
-        <w:shd w:val="clear" w:color="auto" w:fill="EDF6EF"/>
+        <w:ind w:left="170"/>
         <w:pBdr>
-          <w:left w:val="single" w:sz="20" w:space="6" w:color="1E5631"/>
+          <w:left w:val="single" w:sz="18" w:space="4" w:color="1E4620"/>
         </w:pBdr>
+        <w:shd w:val="clear" w:fill="F2F5FA"/>
       </w:pPr>
       <w:r>
         <w:rPr>
-          <w:sz w:val="20"/>
-        </w:rPr>
-        <w:t>[00:19:50.265] 我们讲佛陀有实力，那么证得这样的菩提的圣者称为独觉佛。那未来的这个佛陀上首弟子，就是他的上首弟子，就像我们佛陀的两位上首弟子，舍利弗目犍连尊者，他们师也必须圆满一个阿僧奇加十万大劫。大弟子，必须有十万个大劫的累积波罗蜜，而普通的弟子，就不定，有些，是一百劫，有些是一千劫或者更少的劫的波罗蜜。以后，他会在一尊佛为导师的助缘下证得四圣谛，这，这个弟子，菩提。</w:t>
+          <w:b w:val="0"/>
+        </w:rPr>
+        <w:t>[00:04:28.860] 那根据这些佛陀的开示，可以解释出佛陀出世是非常的稀有难得……那就像。我们的菩萨在燃灯佛授记之后。到他成佛，经过了四个阿僧奇，就四个不可数劫，又加十万大劫，这么漫长的时间里面，只有二十八尊佛出世。</w:t>
       </w:r>
     </w:p>
     <w:p>
       <w:pPr>
-        <w:spacing w:before="40" w:after="80"/>
-        <w:ind w:left="283"/>
-        <w:shd w:val="clear" w:color="auto" w:fill="EDF6EF"/>
+        <w:ind w:left="170"/>
         <w:pBdr>
-          <w:left w:val="single" w:sz="20" w:space="6" w:color="1E5631"/>
+          <w:left w:val="single" w:sz="18" w:space="4" w:color="1E4620"/>
         </w:pBdr>
+        <w:shd w:val="clear" w:fill="F2F5FA"/>
       </w:pPr>
       <w:r>
         <w:rPr>
-          <w:b/>
-          <w:sz w:val="20"/>
-        </w:rPr>
-        <w:t>【本周朗读段 · 结束】</w:t>
-      </w:r>
-      <w:r>
-        <w:rPr>
-          <w:sz w:val="20"/>
-        </w:rPr>
-        <w:t>（以下为默读／选读／延伸内容，时间富余时再读）</w:t>
-      </w:r>
-    </w:p>
-    <w:p>
-      <w:r>
-        <w:rPr>
-          <w:b/>
-          <w:sz w:val="21"/>
-        </w:rPr>
-        <w:t>（二）三种菩萨（慧增上 / 精进增上 / 信增上）</w:t>
+          <w:b w:val="0"/>
+        </w:rPr>
+        <w:t>[00:08:21.140] 那么会真善的这个菩萨，他从受记之后到成佛，他的时间最短，就四个阿僧奇加十万大劫，就像我们的释迦牟尼佛。那精进行菩萨，是时间最长，他被授记之后，要经过十六个阿僧祇劫加十万大劫，才能够成佛，就像我们的下一尊佛，弥勒佛。</w:t>
       </w:r>
     </w:p>
     <w:p>
       <w:pPr>
-        <w:spacing w:before="40" w:after="80"/>
-        <w:ind w:left="283"/>
-        <w:shd w:val="clear" w:color="auto" w:fill="EDF6EF"/>
+        <w:ind w:left="170"/>
         <w:pBdr>
-          <w:left w:val="single" w:sz="20" w:space="6" w:color="1E5631"/>
+          <w:left w:val="single" w:sz="18" w:space="4" w:color="1E4620"/>
         </w:pBdr>
+        <w:shd w:val="clear" w:fill="F2F5FA"/>
       </w:pPr>
       <w:r>
         <w:rPr>
-          <w:sz w:val="20"/>
-        </w:rPr>
-        <w:t>[00:07:11.020] 好，那我们昨天讲到的这个菩萨，又有三种，一种，是以慧真善的菩萨，一种是精进真善的菩萨，一种是性真上的菩萨。对应的，就是叫做敏之行的菩萨和广远之的菩萨，以及是所引导的菩萨。那么，简单来讲，就是慧增上的菩萨，他的这种以智慧为主导来累积他的波罗蜜……很典型的例子，就是我们的释迦牟尼佛。</w:t>
+          <w:b w:val="0"/>
+        </w:rPr>
+        <w:t>[00:08:58.450] 然而在他成佛之后，这个佛陀的功德都是一样的是没有区别的……那如果我们还没有定型，那么我们想成为一个慧行的菩萨，那么是不是我们就要增长智慧的方面。</w:t>
+      </w:r>
+    </w:p>
+    <w:p>
+      <w:r>
+        <w:rPr>
+          <w:b/>
+        </w:rPr>
+        <w:t>[generated, not original text]</w:t>
+      </w:r>
+    </w:p>
+    <w:p>
+      <w:r>
+        <w:rPr>
+          <w:b/>
+          <w:color w:val="1E4620"/>
+          <w:sz w:val="23"/>
+        </w:rPr>
+        <w:t>材料③（扩展材料）◈·巴利三藏中的菩萨道思想02（课件）</w:t>
+      </w:r>
+    </w:p>
+    <w:p>
+      <w:r>
+        <w:rPr>
+          <w:b/>
+        </w:rPr>
+        <w:t>《巴利三藏中的菩萨道思想02-三种菩萨-古源尊者-20250621（课件）.pdf》</w:t>
       </w:r>
     </w:p>
     <w:p>
       <w:pPr>
-        <w:spacing w:before="40" w:after="80"/>
-        <w:ind w:left="283"/>
-        <w:shd w:val="clear" w:color="auto" w:fill="EDF6EF"/>
-        <w:pBdr>
-          <w:left w:val="single" w:sz="20" w:space="6" w:color="1E5631"/>
-        </w:pBdr>
+        <w:pStyle w:val="ListBullet"/>
       </w:pPr>
       <w:r>
         <w:rPr>
-          <w:sz w:val="20"/>
-        </w:rPr>
-        <w:t>[00:07:50.080] 或者我们现在可以听说的，比如说下一尊佛，弥勒佛，他是精进型菩萨，精进真善行的菩萨……而信行的菩萨，就是他着重是以信心为主来修炼他的波罗蜜。</w:t>
+          <w:b w:val="0"/>
+        </w:rPr>
+        <w:t>文件类型：PDF（课件／幻灯片）</w:t>
       </w:r>
     </w:p>
     <w:p>
       <w:pPr>
-        <w:spacing w:before="40" w:after="80"/>
-        <w:ind w:left="283"/>
-        <w:shd w:val="clear" w:color="auto" w:fill="EDF6EF"/>
-        <w:pBdr>
-          <w:left w:val="single" w:sz="20" w:space="6" w:color="1E5631"/>
-        </w:pBdr>
+        <w:pStyle w:val="ListBullet"/>
       </w:pPr>
       <w:r>
         <w:rPr>
-          <w:sz w:val="20"/>
-        </w:rPr>
-        <w:t>[00:11:26.540] 那即我们刚才讲三种菩萨，一种是以智慧为主导的，一种是以信为主导的，一种是以精进为主导的。</w:t>
-      </w:r>
-    </w:p>
-    <w:p>
-      <w:r>
-        <w:rPr>
-          <w:b/>
-          <w:sz w:val="21"/>
-        </w:rPr>
-        <w:t>（三）成佛时长（三类菩萨的修行时长差异）</w:t>
+          <w:b w:val="0"/>
+        </w:rPr>
+        <w:t>知识库出处：古源尊者开示及上座部佛教资料</w:t>
       </w:r>
     </w:p>
     <w:p>
       <w:pPr>
-        <w:spacing w:before="40" w:after="80"/>
-        <w:ind w:left="283"/>
-        <w:shd w:val="clear" w:color="auto" w:fill="EDF6EF"/>
-        <w:pBdr>
-          <w:left w:val="single" w:sz="20" w:space="6" w:color="1E5631"/>
-        </w:pBdr>
+        <w:pStyle w:val="ListBullet"/>
       </w:pPr>
       <w:r>
         <w:rPr>
-          <w:sz w:val="20"/>
-        </w:rPr>
-        <w:t>[00:03:29.260] 种信经，所以那么最初的这个巴利三藏的菩萨思想是佛种信经。讲到了他在这个，从这个初发心哈到被燃灯佛授记，授记以后，又经过了四个阿僧奇劫加十万大劫，累积十种。波罗蜜，然后最后成就佛果的这样的一个次第。</w:t>
+          <w:b w:val="0"/>
+        </w:rPr>
+        <w:t>media_id：pdf_d0dd1c0cd17209afe241ece24bf6b7b4_ad10c9cc63363b068a38f5acffc4e2fe7439961422831605</w:t>
       </w:r>
     </w:p>
     <w:p>
       <w:pPr>
-        <w:spacing w:before="40" w:after="80"/>
-        <w:ind w:left="283"/>
-        <w:shd w:val="clear" w:color="auto" w:fill="EDF6EF"/>
-        <w:pBdr>
-          <w:left w:val="single" w:sz="20" w:space="6" w:color="1E5631"/>
-        </w:pBdr>
+        <w:pStyle w:val="ListBullet"/>
       </w:pPr>
       <w:r>
         <w:rPr>
-          <w:sz w:val="20"/>
-        </w:rPr>
-        <w:t>[00:04:28.860] 那根据这些佛陀的开示，可以解释出佛陀出世是非常的稀有难得……那就像。我们的菩萨在燃灯佛授记之后。到他成佛，经过了四个阿僧奇，就四个不可数劫，又加十万大劫，这么漫长的时间里面，只有二十八尊佛出世。</w:t>
+          <w:b w:val="0"/>
+        </w:rPr>
+        <w:t>打开方式：ima知识库搜索「巴利三藏中的菩萨道思想02 课件 古源尊者」</w:t>
+      </w:r>
+    </w:p>
+    <w:p>
+      <w:r>
+        <w:rPr>
+          <w:b/>
+          <w:color w:val="1E4620"/>
+          <w:sz w:val="23"/>
+        </w:rPr>
+        <w:t>正文照录</w:t>
       </w:r>
     </w:p>
     <w:p>
       <w:pPr>
-        <w:spacing w:before="40" w:after="80"/>
-        <w:ind w:left="283"/>
-        <w:shd w:val="clear" w:color="auto" w:fill="EDF6EF"/>
+        <w:ind w:left="170"/>
         <w:pBdr>
-          <w:left w:val="single" w:sz="20" w:space="6" w:color="1E5631"/>
+          <w:left w:val="single" w:sz="18" w:space="4" w:color="1E4620"/>
         </w:pBdr>
+        <w:shd w:val="clear" w:fill="F2F5FA"/>
       </w:pPr>
       <w:r>
         <w:rPr>
-          <w:sz w:val="20"/>
-        </w:rPr>
-        <w:t>[00:08:21.140] 那么会真善的这个菩萨，他从受记之后到成佛，他的时间最短，就四个阿僧奇加十万大劫，就像我们的释迦牟尼佛。那精进行菩萨，是时间最长，他被授记之后，要经过十六个阿僧祇劫加十万大劫，才能够成佛，就像我们的下一尊佛，弥勒佛。</w:t>
+          <w:b w:val="0"/>
+        </w:rPr>
+        <w:t>巴利三藏中将菩提分为正等正觉、辟支菩提、弟子菩提三类，对应三种菩萨分别为以智慧、信、精进为主导的慧者、信者、精进者菩萨，三者成佛分别需经历四阿僧祇与十万大劫、八阿僧祗与十万大劫、十六阿僧祗与十万大劫。</w:t>
       </w:r>
     </w:p>
     <w:p>
       <w:pPr>
-        <w:spacing w:before="40" w:after="80"/>
-        <w:ind w:left="283"/>
-        <w:shd w:val="clear" w:color="auto" w:fill="EDF6EF"/>
+        <w:ind w:left="170"/>
         <w:pBdr>
-          <w:left w:val="single" w:sz="20" w:space="6" w:color="1E5631"/>
+          <w:left w:val="single" w:sz="18" w:space="4" w:color="1E4620"/>
         </w:pBdr>
+        <w:shd w:val="clear" w:fill="F2F5FA"/>
       </w:pPr>
       <w:r>
         <w:rPr>
-          <w:sz w:val="20"/>
-        </w:rPr>
-        <w:t>[00:08:58.450] 然而在他成佛之后，这个佛陀的功德都是一样的是没有区别的……那如果我们还没有定型，那么我们想成为一个慧行的菩萨，那么是不是我们就要增长智慧的方面。</w:t>
-      </w:r>
-    </w:p>
-    <w:p>
-      <w:r>
-        <w:rPr>
           <w:b/>
-          <w:sz w:val="21"/>
-        </w:rPr>
-        <w:t>[generated, not original text]</w:t>
+        </w:rPr>
+        <w:t>菩提或觉悟有三种：</w:t>
       </w:r>
     </w:p>
     <w:p>
       <w:pPr>
-        <w:spacing w:before="120" w:after="80"/>
+        <w:ind w:left="170"/>
+        <w:pBdr>
+          <w:left w:val="single" w:sz="18" w:space="4" w:color="1E4620"/>
+        </w:pBdr>
+        <w:shd w:val="clear" w:fill="F2F5FA"/>
       </w:pPr>
       <w:r>
         <w:rPr>
-          <w:rFonts w:ascii="Microsoft YaHei" w:hAnsi="Microsoft YaHei" w:eastAsia="Microsoft YaHei"/>
-          <w:b/>
-          <w:color w:val="1E5631"/>
-          <w:sz w:val="25"/>
-        </w:rPr>
-        <w:t>材料③（扩展材料）◈·巴利三藏中的菩萨道思想02（课件）</w:t>
-      </w:r>
-    </w:p>
-    <w:p>
-      <w:r>
-        <w:rPr>
-          <w:b/>
-          <w:sz w:val="21"/>
-        </w:rPr>
-        <w:t>《巴利三藏中的菩萨道思想02-三种菩萨-古源尊者-20250621（课件）.pdf》</w:t>
+          <w:b w:val="0"/>
+        </w:rPr>
+        <w:t>一、正等正觉或三藐三菩提 (sammāsambodhi)</w:t>
       </w:r>
     </w:p>
     <w:p>
       <w:pPr>
-        <w:ind w:left="340"/>
+        <w:ind w:left="170"/>
+        <w:pBdr>
+          <w:left w:val="single" w:sz="18" w:space="4" w:color="1E4620"/>
+        </w:pBdr>
+        <w:shd w:val="clear" w:fill="F2F5FA"/>
       </w:pPr>
       <w:r>
         <w:rPr>
-          <w:color w:val="1E5631"/>
-          <w:sz w:val="21"/>
-        </w:rPr>
-        <w:t xml:space="preserve">• </w:t>
-      </w:r>
-      <w:r>
-        <w:rPr>
-          <w:sz w:val="21"/>
-        </w:rPr>
-        <w:t>文件类型：PDF（课件／幻灯片）</w:t>
+          <w:b w:val="0"/>
+        </w:rPr>
+        <w:t>二、辟支菩提（paccekabodhi）</w:t>
       </w:r>
     </w:p>
     <w:p>
       <w:pPr>
-        <w:ind w:left="340"/>
+        <w:ind w:left="170"/>
+        <w:pBdr>
+          <w:left w:val="single" w:sz="18" w:space="4" w:color="1E4620"/>
+        </w:pBdr>
+        <w:shd w:val="clear" w:fill="F2F5FA"/>
       </w:pPr>
       <w:r>
         <w:rPr>
-          <w:color w:val="1E5631"/>
-          <w:sz w:val="21"/>
-        </w:rPr>
-        <w:t xml:space="preserve">• </w:t>
-      </w:r>
-      <w:r>
-        <w:rPr>
-          <w:sz w:val="21"/>
-        </w:rPr>
-        <w:t>知识库出处：古源尊者开示及上座部佛教资料</w:t>
+          <w:b w:val="0"/>
+        </w:rPr>
+        <w:t>三、弟子菩提或声闻菩提 (sāvakabodhi)</w:t>
       </w:r>
     </w:p>
     <w:p>
       <w:pPr>
-        <w:ind w:left="340"/>
+        <w:ind w:left="170"/>
+        <w:pBdr>
+          <w:left w:val="single" w:sz="18" w:space="4" w:color="1E4620"/>
+        </w:pBdr>
+        <w:shd w:val="clear" w:fill="F2F5FA"/>
       </w:pPr>
       <w:r>
         <w:rPr>
-          <w:color w:val="1E5631"/>
-          <w:sz w:val="21"/>
-        </w:rPr>
-        <w:t xml:space="preserve">• </w:t>
-      </w:r>
-      <w:r>
-        <w:rPr>
-          <w:sz w:val="21"/>
-        </w:rPr>
-        <w:t>media_id：`pdf_d0dd1c0cd17209afe241ece24bf6b7b4_ad10c9cc63363b068a38f5acffc4e2fe7439961422831605`</w:t>
+          <w:b/>
+        </w:rPr>
+        <w:t>三种菩萨</w:t>
       </w:r>
     </w:p>
     <w:p>
       <w:pPr>
-        <w:ind w:left="340"/>
+        <w:ind w:left="170"/>
+        <w:pBdr>
+          <w:left w:val="single" w:sz="18" w:space="4" w:color="1E4620"/>
+        </w:pBdr>
+        <w:shd w:val="clear" w:fill="F2F5FA"/>
       </w:pPr>
       <w:r>
         <w:rPr>
-          <w:color w:val="1E5631"/>
-          <w:sz w:val="21"/>
-        </w:rPr>
-        <w:t xml:space="preserve">• </w:t>
-      </w:r>
-      <w:r>
-        <w:rPr>
-          <w:sz w:val="21"/>
-        </w:rPr>
-        <w:t>打开方式：ima知识库搜索「巴利三藏中的菩萨道思想02 课件 古源尊者」</w:t>
+          <w:b/>
+        </w:rPr>
+        <w:t>慧者菩萨</w:t>
+      </w:r>
+      <w:r>
+        <w:rPr>
+          <w:b w:val="0"/>
+        </w:rPr>
+        <w:t xml:space="preserve"> —— 选择以智慧为主导的道路，预计需要四阿僧祇与十万大劫才能成佛。</w:t>
       </w:r>
     </w:p>
     <w:p>
       <w:pPr>
-        <w:spacing w:before="120" w:after="80"/>
+        <w:ind w:left="170"/>
+        <w:pBdr>
+          <w:left w:val="single" w:sz="18" w:space="4" w:color="1E4620"/>
+        </w:pBdr>
+        <w:shd w:val="clear" w:fill="F2F5FA"/>
       </w:pPr>
       <w:r>
         <w:rPr>
-          <w:rFonts w:ascii="Microsoft YaHei" w:hAnsi="Microsoft YaHei" w:eastAsia="Microsoft YaHei"/>
           <w:b/>
-          <w:color w:val="1E5631"/>
-          <w:sz w:val="23"/>
-        </w:rPr>
-        <w:t>正文照录</w:t>
+        </w:rPr>
+        <w:t>信者菩萨</w:t>
+      </w:r>
+      <w:r>
+        <w:rPr>
+          <w:b w:val="0"/>
+        </w:rPr>
+        <w:t xml:space="preserve"> —— 选择以信为主导的道路，预计需要八阿僧祗与十万大劫才能成佛。</w:t>
       </w:r>
     </w:p>
     <w:p>
       <w:pPr>
-        <w:spacing w:before="40" w:after="80"/>
-        <w:ind w:left="283"/>
-        <w:shd w:val="clear" w:color="auto" w:fill="EDF6EF"/>
+        <w:ind w:left="170"/>
         <w:pBdr>
-          <w:left w:val="single" w:sz="20" w:space="6" w:color="1E5631"/>
+          <w:left w:val="single" w:sz="18" w:space="4" w:color="1E4620"/>
         </w:pBdr>
+        <w:shd w:val="clear" w:fill="F2F5FA"/>
       </w:pPr>
       <w:r>
         <w:rPr>
-          <w:sz w:val="20"/>
-        </w:rPr>
-        <w:t>巴利三藏中将菩提分为正等正觉、辟支菩提、弟子菩提三类，对应三种菩萨分别为以智慧、信、精进为主导的慧者、信者、精进者菩萨，三者成佛分别需经历四阿僧祇与十万大劫、八阿僧祗与十万大劫、十六阿僧祗与十万大劫。</w:t>
+          <w:b/>
+        </w:rPr>
+        <w:t>精进者</w:t>
+      </w:r>
+      <w:r>
+        <w:rPr>
+          <w:b w:val="0"/>
+        </w:rPr>
+        <w:t xml:space="preserve"> —— 菩萨选择以精进为主导的道路，预计需要十六阿僧祗与十万大劫才能成佛。</w:t>
       </w:r>
     </w:p>
     <w:p>
       <w:pPr>
-        <w:spacing w:before="40" w:after="80"/>
-        <w:ind w:left="283"/>
-        <w:shd w:val="clear" w:color="auto" w:fill="EDF6EF"/>
+        <w:ind w:left="170"/>
         <w:pBdr>
-          <w:left w:val="single" w:sz="20" w:space="6" w:color="1E5631"/>
+          <w:left w:val="single" w:sz="18" w:space="4" w:color="1E4620"/>
         </w:pBdr>
+        <w:shd w:val="clear" w:fill="F2F5FA"/>
       </w:pPr>
       <w:r>
         <w:rPr>
           <w:b/>
-          <w:sz w:val="20"/>
-        </w:rPr>
-        <w:t>菩提或觉悟有三种：</w:t>
-      </w:r>
-      <w:r>
-        <w:rPr>
-          <w:sz w:val="20"/>
-        </w:rPr>
-        <w:t xml:space="preserve"> 一、正等正觉或三藐三菩提 (sammāsambodhi) 二、辟支菩提（paccekabodhi） 三、弟子菩提或声闻菩提 (sāvakabodhi)</w:t>
+        </w:rPr>
+        <w:t>大菩提乘 Mahābodhi yāna</w:t>
+      </w:r>
+      <w:r>
+        <w:rPr>
+          <w:b w:val="0"/>
+        </w:rPr>
+        <w:t xml:space="preserve">　成佛的要素 — 波罗密。布施 (dāna)、持戒 (sīla)、出离 (nekkhamma)、智慧 (paññā)、精进 (vīriya)、忍辱 (khanti)、真实 (sacca)、决意 (adhitthāna)、慈 (mettā)、舍 (upekkhā)。</w:t>
       </w:r>
     </w:p>
     <w:p>
       <w:pPr>
-        <w:spacing w:before="40" w:after="80"/>
-        <w:ind w:left="283"/>
-        <w:shd w:val="clear" w:color="auto" w:fill="EDF6EF"/>
+        <w:ind w:left="170"/>
         <w:pBdr>
-          <w:left w:val="single" w:sz="20" w:space="6" w:color="1E5631"/>
+          <w:left w:val="single" w:sz="18" w:space="4" w:color="1E4620"/>
         </w:pBdr>
+        <w:shd w:val="clear" w:fill="F2F5FA"/>
       </w:pPr>
       <w:r>
         <w:rPr>
           <w:b/>
-          <w:sz w:val="20"/>
-        </w:rPr>
-        <w:t>三种菩萨</w:t>
-      </w:r>
-      <w:r>
-        <w:rPr>
-          <w:sz w:val="20"/>
-        </w:rPr>
-        <w:t xml:space="preserve"> </w:t>
-      </w:r>
-      <w:r>
-        <w:rPr>
-          <w:b/>
-          <w:sz w:val="20"/>
-        </w:rPr>
-        <w:t>慧者菩萨</w:t>
-      </w:r>
-      <w:r>
-        <w:rPr>
-          <w:sz w:val="20"/>
-        </w:rPr>
-        <w:t xml:space="preserve"> —— 选择以智慧为主导的道路，预计需要四阿僧祇与十万大劫才能成佛。 </w:t>
-      </w:r>
-      <w:r>
-        <w:rPr>
-          <w:b/>
-          <w:sz w:val="20"/>
-        </w:rPr>
-        <w:t>信者菩萨</w:t>
-      </w:r>
-      <w:r>
-        <w:rPr>
-          <w:sz w:val="20"/>
-        </w:rPr>
-        <w:t xml:space="preserve"> —— 选择以信为主导的道路，预计需要八阿僧祗与十万大劫才能成佛。 </w:t>
-      </w:r>
-      <w:r>
-        <w:rPr>
-          <w:b/>
-          <w:sz w:val="20"/>
-        </w:rPr>
-        <w:t>精进者</w:t>
-      </w:r>
-      <w:r>
-        <w:rPr>
-          <w:sz w:val="20"/>
-        </w:rPr>
-        <w:t xml:space="preserve"> —— 菩萨选择以精进为主导的道路，预计需要十六阿僧祗与十万大劫才能成佛。</w:t>
-      </w:r>
-    </w:p>
-    <w:p>
-      <w:pPr>
-        <w:spacing w:before="40" w:after="80"/>
-        <w:ind w:left="283"/>
-        <w:shd w:val="clear" w:color="auto" w:fill="EDF6EF"/>
-        <w:pBdr>
-          <w:left w:val="single" w:sz="20" w:space="6" w:color="1E5631"/>
-        </w:pBdr>
-      </w:pPr>
-      <w:r>
-        <w:rPr>
-          <w:b/>
-          <w:sz w:val="20"/>
-        </w:rPr>
-        <w:t>大菩提乘 Mahābodhi yāna</w:t>
-      </w:r>
-      <w:r>
-        <w:rPr>
-          <w:sz w:val="20"/>
-        </w:rPr>
-        <w:t xml:space="preserve">　成佛的要素 — 波罗密。布施 (dāna)、持戒 (sīla)、出离 (nekkhamma)、智慧 (paññā)、精进 (vīriya)、忍辱 (khanti)、真实 (sacca)、决意 (adhitthāna)、慈 (mettā)、舍 (upekkhā)。</w:t>
-      </w:r>
-    </w:p>
-    <w:p>
-      <w:pPr>
-        <w:spacing w:before="40" w:after="80"/>
-        <w:ind w:left="283"/>
-        <w:shd w:val="clear" w:color="auto" w:fill="EDF6EF"/>
-        <w:pBdr>
-          <w:left w:val="single" w:sz="20" w:space="6" w:color="1E5631"/>
-        </w:pBdr>
-      </w:pPr>
-      <w:r>
-        <w:rPr>
-          <w:b/>
-          <w:sz w:val="20"/>
         </w:rPr>
         <w:t>十巴拉密的特相、作用、现起与近因（表一·摘）</w:t>
       </w:r>
@@ -1705,7 +1526,6 @@
       <w:tblPr>
         <w:tblStyle w:val="TableGrid"/>
         <w:tblW w:type="auto" w:w="0"/>
-        <w:jc w:val="center"/>
         <w:tblLook w:firstColumn="1" w:firstRow="1" w:lastColumn="0" w:lastRow="0" w:noHBand="0" w:noVBand="1" w:val="04A0"/>
       </w:tblPr>
       <w:tblGrid>
@@ -1720,17 +1540,20 @@
         <w:tc>
           <w:tcPr>
             <w:tcW w:type="dxa" w:w="1606"/>
-            <w:shd w:val="clear" w:color="auto" w:fill="1E5631"/>
+            <w:shd w:val="clear" w:fill="1E4620"/>
           </w:tcPr>
           <w:p>
-            <w:pPr>
-              <w:spacing w:after="20"/>
-            </w:pPr>
             <w:r>
               <w:rPr>
-                <w:b/>
                 <w:color w:val="FFFFFF"/>
-                <w:sz w:val="19"/>
+                <w:sz w:val="18"/>
+              </w:rPr>
+            </w:r>
+            <w:r>
+              <w:rPr>
+                <w:b w:val="0"/>
+                <w:color w:val="FFFFFF"/>
+                <w:sz w:val="18"/>
               </w:rPr>
               <w:t>巴拉密</w:t>
             </w:r>
@@ -1739,17 +1562,20 @@
         <w:tc>
           <w:tcPr>
             <w:tcW w:type="dxa" w:w="1606"/>
-            <w:shd w:val="clear" w:color="auto" w:fill="1E5631"/>
+            <w:shd w:val="clear" w:fill="1E4620"/>
           </w:tcPr>
           <w:p>
-            <w:pPr>
-              <w:spacing w:after="20"/>
-            </w:pPr>
             <w:r>
               <w:rPr>
-                <w:b/>
                 <w:color w:val="FFFFFF"/>
-                <w:sz w:val="19"/>
+                <w:sz w:val="18"/>
+              </w:rPr>
+            </w:r>
+            <w:r>
+              <w:rPr>
+                <w:b w:val="0"/>
+                <w:color w:val="FFFFFF"/>
+                <w:sz w:val="18"/>
               </w:rPr>
               <w:t>概述</w:t>
             </w:r>
@@ -1758,17 +1584,20 @@
         <w:tc>
           <w:tcPr>
             <w:tcW w:type="dxa" w:w="1606"/>
-            <w:shd w:val="clear" w:color="auto" w:fill="1E5631"/>
+            <w:shd w:val="clear" w:fill="1E4620"/>
           </w:tcPr>
           <w:p>
-            <w:pPr>
-              <w:spacing w:after="20"/>
-            </w:pPr>
             <w:r>
               <w:rPr>
-                <w:b/>
                 <w:color w:val="FFFFFF"/>
-                <w:sz w:val="19"/>
+                <w:sz w:val="18"/>
+              </w:rPr>
+            </w:r>
+            <w:r>
+              <w:rPr>
+                <w:b w:val="0"/>
+                <w:color w:val="FFFFFF"/>
+                <w:sz w:val="18"/>
               </w:rPr>
               <w:t>特相</w:t>
             </w:r>
@@ -1777,17 +1606,20 @@
         <w:tc>
           <w:tcPr>
             <w:tcW w:type="dxa" w:w="1606"/>
-            <w:shd w:val="clear" w:color="auto" w:fill="1E5631"/>
+            <w:shd w:val="clear" w:fill="1E4620"/>
           </w:tcPr>
           <w:p>
-            <w:pPr>
-              <w:spacing w:after="20"/>
-            </w:pPr>
             <w:r>
               <w:rPr>
-                <w:b/>
                 <w:color w:val="FFFFFF"/>
-                <w:sz w:val="19"/>
+                <w:sz w:val="18"/>
+              </w:rPr>
+            </w:r>
+            <w:r>
+              <w:rPr>
+                <w:b w:val="0"/>
+                <w:color w:val="FFFFFF"/>
+                <w:sz w:val="18"/>
               </w:rPr>
               <w:t>作用</w:t>
             </w:r>
@@ -1796,17 +1628,20 @@
         <w:tc>
           <w:tcPr>
             <w:tcW w:type="dxa" w:w="1606"/>
-            <w:shd w:val="clear" w:color="auto" w:fill="1E5631"/>
+            <w:shd w:val="clear" w:fill="1E4620"/>
           </w:tcPr>
           <w:p>
-            <w:pPr>
-              <w:spacing w:after="20"/>
-            </w:pPr>
             <w:r>
               <w:rPr>
-                <w:b/>
                 <w:color w:val="FFFFFF"/>
-                <w:sz w:val="19"/>
+                <w:sz w:val="18"/>
+              </w:rPr>
+            </w:r>
+            <w:r>
+              <w:rPr>
+                <w:b w:val="0"/>
+                <w:color w:val="FFFFFF"/>
+                <w:sz w:val="18"/>
               </w:rPr>
               <w:t>现起</w:t>
             </w:r>
@@ -1815,17 +1650,20 @@
         <w:tc>
           <w:tcPr>
             <w:tcW w:type="dxa" w:w="1606"/>
-            <w:shd w:val="clear" w:color="auto" w:fill="1E5631"/>
+            <w:shd w:val="clear" w:fill="1E4620"/>
           </w:tcPr>
           <w:p>
-            <w:pPr>
-              <w:spacing w:after="20"/>
-            </w:pPr>
             <w:r>
               <w:rPr>
-                <w:b/>
                 <w:color w:val="FFFFFF"/>
-                <w:sz w:val="19"/>
+                <w:sz w:val="18"/>
+              </w:rPr>
+            </w:r>
+            <w:r>
+              <w:rPr>
+                <w:b w:val="0"/>
+                <w:color w:val="FFFFFF"/>
+                <w:sz w:val="18"/>
               </w:rPr>
               <w:t>近因</w:t>
             </w:r>
@@ -1838,12 +1676,15 @@
             <w:tcW w:type="dxa" w:w="1606"/>
           </w:tcPr>
           <w:p>
-            <w:pPr>
-              <w:spacing w:after="20"/>
-            </w:pPr>
             <w:r>
               <w:rPr>
-                <w:sz w:val="19"/>
+                <w:sz w:val="18"/>
+              </w:rPr>
+            </w:r>
+            <w:r>
+              <w:rPr>
+                <w:b w:val="0"/>
+                <w:sz w:val="18"/>
               </w:rPr>
               <w:t>布施</w:t>
             </w:r>
@@ -1854,12 +1695,15 @@
             <w:tcW w:type="dxa" w:w="1606"/>
           </w:tcPr>
           <w:p>
-            <w:pPr>
-              <w:spacing w:after="20"/>
-            </w:pPr>
             <w:r>
               <w:rPr>
-                <w:sz w:val="19"/>
+                <w:sz w:val="18"/>
+              </w:rPr>
+            </w:r>
+            <w:r>
+              <w:rPr>
+                <w:b w:val="0"/>
+                <w:sz w:val="18"/>
               </w:rPr>
               <w:t>愿意舍弃自身和所拥有的身外物给他人的舍思</w:t>
             </w:r>
@@ -1870,12 +1714,15 @@
             <w:tcW w:type="dxa" w:w="1606"/>
           </w:tcPr>
           <w:p>
-            <w:pPr>
-              <w:spacing w:after="20"/>
-            </w:pPr>
             <w:r>
               <w:rPr>
-                <w:sz w:val="19"/>
+                <w:sz w:val="18"/>
+              </w:rPr>
+            </w:r>
+            <w:r>
+              <w:rPr>
+                <w:b w:val="0"/>
+                <w:sz w:val="18"/>
               </w:rPr>
               <w:t>舍弃</w:t>
             </w:r>
@@ -1886,12 +1733,15 @@
             <w:tcW w:type="dxa" w:w="1606"/>
           </w:tcPr>
           <w:p>
-            <w:pPr>
-              <w:spacing w:after="20"/>
-            </w:pPr>
             <w:r>
               <w:rPr>
-                <w:sz w:val="19"/>
+                <w:sz w:val="18"/>
+              </w:rPr>
+            </w:r>
+            <w:r>
+              <w:rPr>
+                <w:b w:val="0"/>
+                <w:sz w:val="18"/>
               </w:rPr>
               <w:t>消灭对可供布施之物的执著</w:t>
             </w:r>
@@ -1902,12 +1752,15 @@
             <w:tcW w:type="dxa" w:w="1606"/>
           </w:tcPr>
           <w:p>
-            <w:pPr>
-              <w:spacing w:after="20"/>
-            </w:pPr>
             <w:r>
               <w:rPr>
-                <w:sz w:val="19"/>
+                <w:sz w:val="18"/>
+              </w:rPr>
+            </w:r>
+            <w:r>
+              <w:rPr>
+                <w:b w:val="0"/>
+                <w:sz w:val="18"/>
               </w:rPr>
               <w:t>不执著或是获得财富与投生善界</w:t>
             </w:r>
@@ -1918,12 +1771,15 @@
             <w:tcW w:type="dxa" w:w="1606"/>
           </w:tcPr>
           <w:p>
-            <w:pPr>
-              <w:spacing w:after="20"/>
-            </w:pPr>
             <w:r>
               <w:rPr>
-                <w:sz w:val="19"/>
+                <w:sz w:val="18"/>
+              </w:rPr>
+            </w:r>
+            <w:r>
+              <w:rPr>
+                <w:b w:val="0"/>
+                <w:sz w:val="18"/>
               </w:rPr>
               <w:t>可供布施之物</w:t>
             </w:r>
@@ -1934,15 +1790,18 @@
         <w:tc>
           <w:tcPr>
             <w:tcW w:type="dxa" w:w="1606"/>
-            <w:shd w:val="clear" w:color="auto" w:fill="F2F2F2"/>
+            <w:shd w:val="clear" w:fill="F2F5FA"/>
           </w:tcPr>
           <w:p>
-            <w:pPr>
-              <w:spacing w:after="20"/>
-            </w:pPr>
             <w:r>
               <w:rPr>
-                <w:sz w:val="19"/>
+                <w:sz w:val="18"/>
+              </w:rPr>
+            </w:r>
+            <w:r>
+              <w:rPr>
+                <w:b w:val="0"/>
+                <w:sz w:val="18"/>
               </w:rPr>
               <w:t>持戒</w:t>
             </w:r>
@@ -1951,15 +1810,18 @@
         <w:tc>
           <w:tcPr>
             <w:tcW w:type="dxa" w:w="1606"/>
-            <w:shd w:val="clear" w:color="auto" w:fill="F2F2F2"/>
+            <w:shd w:val="clear" w:fill="F2F5FA"/>
           </w:tcPr>
           <w:p>
-            <w:pPr>
-              <w:spacing w:after="20"/>
-            </w:pPr>
             <w:r>
               <w:rPr>
-                <w:sz w:val="19"/>
+                <w:sz w:val="18"/>
+              </w:rPr>
+            </w:r>
+            <w:r>
+              <w:rPr>
+                <w:b w:val="0"/>
+                <w:sz w:val="18"/>
               </w:rPr>
               <w:t>善的身业与口业“离心所”与实行当行之善的“思心所”</w:t>
             </w:r>
@@ -1968,15 +1830,18 @@
         <w:tc>
           <w:tcPr>
             <w:tcW w:type="dxa" w:w="1606"/>
-            <w:shd w:val="clear" w:color="auto" w:fill="F2F2F2"/>
+            <w:shd w:val="clear" w:fill="F2F5FA"/>
           </w:tcPr>
           <w:p>
-            <w:pPr>
-              <w:spacing w:after="20"/>
-            </w:pPr>
             <w:r>
               <w:rPr>
-                <w:sz w:val="19"/>
+                <w:sz w:val="18"/>
+              </w:rPr>
+            </w:r>
+            <w:r>
+              <w:rPr>
+                <w:b w:val="0"/>
+                <w:sz w:val="18"/>
               </w:rPr>
               <w:t>不让身口为恶而保持它们行善作为一切善业的基础</w:t>
             </w:r>
@@ -1985,15 +1850,18 @@
         <w:tc>
           <w:tcPr>
             <w:tcW w:type="dxa" w:w="1606"/>
-            <w:shd w:val="clear" w:color="auto" w:fill="F2F2F2"/>
+            <w:shd w:val="clear" w:fill="F2F5FA"/>
           </w:tcPr>
           <w:p>
-            <w:pPr>
-              <w:spacing w:after="20"/>
-            </w:pPr>
             <w:r>
               <w:rPr>
-                <w:sz w:val="19"/>
+                <w:sz w:val="18"/>
+              </w:rPr>
+            </w:r>
+            <w:r>
+              <w:rPr>
+                <w:b w:val="0"/>
+                <w:sz w:val="18"/>
               </w:rPr>
               <w:t>防止道德的沦落…</w:t>
             </w:r>
@@ -2002,15 +1870,18 @@
         <w:tc>
           <w:tcPr>
             <w:tcW w:type="dxa" w:w="1606"/>
-            <w:shd w:val="clear" w:color="auto" w:fill="F2F2F2"/>
+            <w:shd w:val="clear" w:fill="F2F5FA"/>
           </w:tcPr>
           <w:p>
-            <w:pPr>
-              <w:spacing w:after="20"/>
-            </w:pPr>
             <w:r>
               <w:rPr>
-                <w:sz w:val="19"/>
+                <w:sz w:val="18"/>
+              </w:rPr>
+            </w:r>
+            <w:r>
+              <w:rPr>
+                <w:b w:val="0"/>
+                <w:sz w:val="18"/>
               </w:rPr>
               <w:t>身业、语业的清净</w:t>
             </w:r>
@@ -2019,15 +1890,18 @@
         <w:tc>
           <w:tcPr>
             <w:tcW w:type="dxa" w:w="1606"/>
-            <w:shd w:val="clear" w:color="auto" w:fill="F2F2F2"/>
+            <w:shd w:val="clear" w:fill="F2F5FA"/>
           </w:tcPr>
           <w:p>
-            <w:pPr>
-              <w:spacing w:after="20"/>
-            </w:pPr>
             <w:r>
               <w:rPr>
-                <w:sz w:val="19"/>
+                <w:sz w:val="18"/>
+              </w:rPr>
+            </w:r>
+            <w:r>
+              <w:rPr>
+                <w:b w:val="0"/>
+                <w:sz w:val="18"/>
               </w:rPr>
               <w:t>羞于为恶(惭)与害怕为恶(愧)</w:t>
             </w:r>
@@ -2040,12 +1914,15 @@
             <w:tcW w:type="dxa" w:w="1606"/>
           </w:tcPr>
           <w:p>
-            <w:pPr>
-              <w:spacing w:after="20"/>
-            </w:pPr>
             <w:r>
               <w:rPr>
-                <w:sz w:val="19"/>
+                <w:sz w:val="18"/>
+              </w:rPr>
+            </w:r>
+            <w:r>
+              <w:rPr>
+                <w:b w:val="0"/>
+                <w:sz w:val="18"/>
               </w:rPr>
               <w:t>智慧</w:t>
             </w:r>
@@ -2056,12 +1933,15 @@
             <w:tcW w:type="dxa" w:w="1606"/>
           </w:tcPr>
           <w:p>
-            <w:pPr>
-              <w:spacing w:after="20"/>
-            </w:pPr>
             <w:r>
               <w:rPr>
-                <w:sz w:val="19"/>
+                <w:sz w:val="18"/>
+              </w:rPr>
+            </w:r>
+            <w:r>
+              <w:rPr>
+                <w:b w:val="0"/>
+                <w:sz w:val="18"/>
               </w:rPr>
               <w:t>透视诸法之共相与特相的心所</w:t>
             </w:r>
@@ -2072,12 +1952,15 @@
             <w:tcW w:type="dxa" w:w="1606"/>
           </w:tcPr>
           <w:p>
-            <w:pPr>
-              <w:spacing w:after="20"/>
-            </w:pPr>
             <w:r>
               <w:rPr>
-                <w:sz w:val="19"/>
+                <w:sz w:val="18"/>
+              </w:rPr>
+            </w:r>
+            <w:r>
+              <w:rPr>
+                <w:b w:val="0"/>
+                <w:sz w:val="18"/>
               </w:rPr>
               <w:t>透视诸法之实相…</w:t>
             </w:r>
@@ -2088,12 +1971,15 @@
             <w:tcW w:type="dxa" w:w="1606"/>
           </w:tcPr>
           <w:p>
-            <w:pPr>
-              <w:spacing w:after="20"/>
-            </w:pPr>
             <w:r>
               <w:rPr>
-                <w:sz w:val="19"/>
+                <w:sz w:val="18"/>
+              </w:rPr>
+            </w:r>
+            <w:r>
+              <w:rPr>
+                <w:b w:val="0"/>
+                <w:sz w:val="18"/>
               </w:rPr>
               <w:t>有如灯般照明其目标</w:t>
             </w:r>
@@ -2104,12 +1990,15 @@
             <w:tcW w:type="dxa" w:w="1606"/>
           </w:tcPr>
           <w:p>
-            <w:pPr>
-              <w:spacing w:after="20"/>
-            </w:pPr>
             <w:r>
               <w:rPr>
-                <w:sz w:val="19"/>
+                <w:sz w:val="18"/>
+              </w:rPr>
+            </w:r>
+            <w:r>
+              <w:rPr>
+                <w:b w:val="0"/>
+                <w:sz w:val="18"/>
               </w:rPr>
               <w:t>不混乱,有如森林中的善导者</w:t>
             </w:r>
@@ -2120,12 +2009,15 @@
             <w:tcW w:type="dxa" w:w="1606"/>
           </w:tcPr>
           <w:p>
-            <w:pPr>
-              <w:spacing w:after="20"/>
-            </w:pPr>
             <w:r>
               <w:rPr>
-                <w:sz w:val="19"/>
+                <w:sz w:val="18"/>
+              </w:rPr>
+            </w:r>
+            <w:r>
+              <w:rPr>
+                <w:b w:val="0"/>
+                <w:sz w:val="18"/>
               </w:rPr>
               <w:t>定力或四圣谛</w:t>
             </w:r>
@@ -2136,15 +2028,18 @@
         <w:tc>
           <w:tcPr>
             <w:tcW w:type="dxa" w:w="1606"/>
-            <w:shd w:val="clear" w:color="auto" w:fill="F2F2F2"/>
+            <w:shd w:val="clear" w:fill="F2F5FA"/>
           </w:tcPr>
           <w:p>
-            <w:pPr>
-              <w:spacing w:after="20"/>
-            </w:pPr>
             <w:r>
               <w:rPr>
-                <w:sz w:val="19"/>
+                <w:sz w:val="18"/>
+              </w:rPr>
+            </w:r>
+            <w:r>
+              <w:rPr>
+                <w:b w:val="0"/>
+                <w:sz w:val="18"/>
               </w:rPr>
               <w:t>精进</w:t>
             </w:r>
@@ -2153,15 +2048,18 @@
         <w:tc>
           <w:tcPr>
             <w:tcW w:type="dxa" w:w="1606"/>
-            <w:shd w:val="clear" w:color="auto" w:fill="F2F2F2"/>
+            <w:shd w:val="clear" w:fill="F2F5FA"/>
           </w:tcPr>
           <w:p>
-            <w:pPr>
-              <w:spacing w:after="20"/>
-            </w:pPr>
             <w:r>
               <w:rPr>
-                <w:sz w:val="19"/>
+                <w:sz w:val="18"/>
+              </w:rPr>
+            </w:r>
+            <w:r>
+              <w:rPr>
+                <w:b w:val="0"/>
+                <w:sz w:val="18"/>
               </w:rPr>
               <w:t>为众生福利或修行所付出的身与心之努力</w:t>
             </w:r>
@@ -2170,15 +2068,18 @@
         <w:tc>
           <w:tcPr>
             <w:tcW w:type="dxa" w:w="1606"/>
-            <w:shd w:val="clear" w:color="auto" w:fill="F2F2F2"/>
+            <w:shd w:val="clear" w:fill="F2F5FA"/>
           </w:tcPr>
           <w:p>
-            <w:pPr>
-              <w:spacing w:after="20"/>
-            </w:pPr>
             <w:r>
               <w:rPr>
-                <w:sz w:val="19"/>
+                <w:sz w:val="18"/>
+              </w:rPr>
+            </w:r>
+            <w:r>
+              <w:rPr>
+                <w:b w:val="0"/>
+                <w:sz w:val="18"/>
               </w:rPr>
               <w:t>努力奋斗</w:t>
             </w:r>
@@ -2187,15 +2088,18 @@
         <w:tc>
           <w:tcPr>
             <w:tcW w:type="dxa" w:w="1606"/>
-            <w:shd w:val="clear" w:color="auto" w:fill="F2F2F2"/>
+            <w:shd w:val="clear" w:fill="F2F5FA"/>
           </w:tcPr>
           <w:p>
-            <w:pPr>
-              <w:spacing w:after="20"/>
-            </w:pPr>
             <w:r>
               <w:rPr>
-                <w:sz w:val="19"/>
+                <w:sz w:val="18"/>
+              </w:rPr>
+            </w:r>
+            <w:r>
+              <w:rPr>
+                <w:b w:val="0"/>
+                <w:sz w:val="18"/>
               </w:rPr>
               <w:t>支持</w:t>
             </w:r>
@@ -2204,15 +2108,18 @@
         <w:tc>
           <w:tcPr>
             <w:tcW w:type="dxa" w:w="1606"/>
-            <w:shd w:val="clear" w:color="auto" w:fill="F2F2F2"/>
+            <w:shd w:val="clear" w:fill="F2F5FA"/>
           </w:tcPr>
           <w:p>
-            <w:pPr>
-              <w:spacing w:after="20"/>
-            </w:pPr>
             <w:r>
               <w:rPr>
-                <w:sz w:val="19"/>
+                <w:sz w:val="18"/>
+              </w:rPr>
+            </w:r>
+            <w:r>
+              <w:rPr>
+                <w:b w:val="0"/>
+                <w:sz w:val="18"/>
               </w:rPr>
               <w:t>不松弛</w:t>
             </w:r>
@@ -2221,15 +2128,18 @@
         <w:tc>
           <w:tcPr>
             <w:tcW w:type="dxa" w:w="1606"/>
-            <w:shd w:val="clear" w:color="auto" w:fill="F2F2F2"/>
+            <w:shd w:val="clear" w:fill="F2F5FA"/>
           </w:tcPr>
           <w:p>
-            <w:pPr>
-              <w:spacing w:after="20"/>
-            </w:pPr>
             <w:r>
               <w:rPr>
-                <w:sz w:val="19"/>
+                <w:sz w:val="18"/>
+              </w:rPr>
+            </w:r>
+            <w:r>
+              <w:rPr>
+                <w:b w:val="0"/>
+                <w:sz w:val="18"/>
               </w:rPr>
               <w:t>九精进事或悚惧智</w:t>
             </w:r>
@@ -2242,12 +2152,15 @@
             <w:tcW w:type="dxa" w:w="1606"/>
           </w:tcPr>
           <w:p>
-            <w:pPr>
-              <w:spacing w:after="20"/>
-            </w:pPr>
             <w:r>
               <w:rPr>
-                <w:sz w:val="19"/>
+                <w:sz w:val="18"/>
+              </w:rPr>
+            </w:r>
+            <w:r>
+              <w:rPr>
+                <w:b w:val="0"/>
+                <w:sz w:val="18"/>
               </w:rPr>
               <w:t>忍辱</w:t>
             </w:r>
@@ -2258,12 +2171,15 @@
             <w:tcW w:type="dxa" w:w="1606"/>
           </w:tcPr>
           <w:p>
-            <w:pPr>
-              <w:spacing w:after="20"/>
-            </w:pPr>
             <w:r>
               <w:rPr>
-                <w:sz w:val="19"/>
+                <w:sz w:val="18"/>
+              </w:rPr>
+            </w:r>
+            <w:r>
+              <w:rPr>
+                <w:b w:val="0"/>
+                <w:sz w:val="18"/>
               </w:rPr>
               <w:t>忍受他人对己所犯之错的忍耐力。在忍耐的时候,以无嗔为主所生起的心与心所</w:t>
             </w:r>
@@ -2274,12 +2190,15 @@
             <w:tcW w:type="dxa" w:w="1606"/>
           </w:tcPr>
           <w:p>
-            <w:pPr>
-              <w:spacing w:after="20"/>
-            </w:pPr>
             <w:r>
               <w:rPr>
-                <w:sz w:val="19"/>
+                <w:sz w:val="18"/>
+              </w:rPr>
+            </w:r>
+            <w:r>
+              <w:rPr>
+                <w:b w:val="0"/>
+                <w:sz w:val="18"/>
               </w:rPr>
               <w:t>耐心地忍受</w:t>
             </w:r>
@@ -2290,12 +2209,15 @@
             <w:tcW w:type="dxa" w:w="1606"/>
           </w:tcPr>
           <w:p>
-            <w:pPr>
-              <w:spacing w:after="20"/>
-            </w:pPr>
             <w:r>
               <w:rPr>
-                <w:sz w:val="19"/>
+                <w:sz w:val="18"/>
+              </w:rPr>
+            </w:r>
+            <w:r>
+              <w:rPr>
+                <w:b w:val="0"/>
+                <w:sz w:val="18"/>
               </w:rPr>
               <w:t>克服喜欢与厌恶的事物</w:t>
             </w:r>
@@ -2306,12 +2228,15 @@
             <w:tcW w:type="dxa" w:w="1606"/>
           </w:tcPr>
           <w:p>
-            <w:pPr>
-              <w:spacing w:after="20"/>
-            </w:pPr>
             <w:r>
               <w:rPr>
-                <w:sz w:val="19"/>
+                <w:sz w:val="18"/>
+              </w:rPr>
+            </w:r>
+            <w:r>
+              <w:rPr>
+                <w:b w:val="0"/>
+                <w:sz w:val="18"/>
               </w:rPr>
               <w:t>忍受或不对抗</w:t>
             </w:r>
@@ -2322,12 +2247,15 @@
             <w:tcW w:type="dxa" w:w="1606"/>
           </w:tcPr>
           <w:p>
-            <w:pPr>
-              <w:spacing w:after="20"/>
-            </w:pPr>
             <w:r>
               <w:rPr>
-                <w:sz w:val="19"/>
+                <w:sz w:val="18"/>
+              </w:rPr>
+            </w:r>
+            <w:r>
+              <w:rPr>
+                <w:b w:val="0"/>
+                <w:sz w:val="18"/>
               </w:rPr>
               <w:t>如实知见诸法</w:t>
             </w:r>
@@ -2338,15 +2266,18 @@
         <w:tc>
           <w:tcPr>
             <w:tcW w:type="dxa" w:w="1606"/>
-            <w:shd w:val="clear" w:color="auto" w:fill="F2F2F2"/>
+            <w:shd w:val="clear" w:fill="F2F5FA"/>
           </w:tcPr>
           <w:p>
-            <w:pPr>
-              <w:spacing w:after="20"/>
-            </w:pPr>
             <w:r>
               <w:rPr>
-                <w:sz w:val="19"/>
+                <w:sz w:val="18"/>
+              </w:rPr>
+            </w:r>
+            <w:r>
+              <w:rPr>
+                <w:b w:val="0"/>
+                <w:sz w:val="18"/>
               </w:rPr>
               <w:t>真实</w:t>
             </w:r>
@@ -2355,15 +2286,18 @@
         <w:tc>
           <w:tcPr>
             <w:tcW w:type="dxa" w:w="1606"/>
-            <w:shd w:val="clear" w:color="auto" w:fill="F2F2F2"/>
+            <w:shd w:val="clear" w:fill="F2F5FA"/>
           </w:tcPr>
           <w:p>
-            <w:pPr>
-              <w:spacing w:after="20"/>
-            </w:pPr>
             <w:r>
               <w:rPr>
-                <w:sz w:val="19"/>
+                <w:sz w:val="18"/>
+              </w:rPr>
+            </w:r>
+            <w:r>
+              <w:rPr>
+                <w:b w:val="0"/>
+                <w:sz w:val="18"/>
               </w:rPr>
               <w:t>只说实话且言而有信,亦可分析为离心所、思心所</w:t>
             </w:r>
@@ -2372,15 +2306,18 @@
         <w:tc>
           <w:tcPr>
             <w:tcW w:type="dxa" w:w="1606"/>
-            <w:shd w:val="clear" w:color="auto" w:fill="F2F2F2"/>
+            <w:shd w:val="clear" w:fill="F2F5FA"/>
           </w:tcPr>
           <w:p>
-            <w:pPr>
-              <w:spacing w:after="20"/>
-            </w:pPr>
             <w:r>
               <w:rPr>
-                <w:sz w:val="19"/>
+                <w:sz w:val="18"/>
+              </w:rPr>
+            </w:r>
+            <w:r>
+              <w:rPr>
+                <w:b w:val="0"/>
+                <w:sz w:val="18"/>
               </w:rPr>
               <w:t>诚实不欺的语言</w:t>
             </w:r>
@@ -2389,15 +2326,18 @@
         <w:tc>
           <w:tcPr>
             <w:tcW w:type="dxa" w:w="1606"/>
-            <w:shd w:val="clear" w:color="auto" w:fill="F2F2F2"/>
+            <w:shd w:val="clear" w:fill="F2F5FA"/>
           </w:tcPr>
           <w:p>
-            <w:pPr>
-              <w:spacing w:after="20"/>
-            </w:pPr>
             <w:r>
               <w:rPr>
-                <w:sz w:val="19"/>
+                <w:sz w:val="18"/>
+              </w:rPr>
+            </w:r>
+            <w:r>
+              <w:rPr>
+                <w:b w:val="0"/>
+                <w:sz w:val="18"/>
               </w:rPr>
               <w:t>指明事实</w:t>
             </w:r>
@@ -2406,15 +2346,18 @@
         <w:tc>
           <w:tcPr>
             <w:tcW w:type="dxa" w:w="1606"/>
-            <w:shd w:val="clear" w:color="auto" w:fill="F2F2F2"/>
+            <w:shd w:val="clear" w:fill="F2F5FA"/>
           </w:tcPr>
           <w:p>
-            <w:pPr>
-              <w:spacing w:after="20"/>
-            </w:pPr>
             <w:r>
               <w:rPr>
-                <w:sz w:val="19"/>
+                <w:sz w:val="18"/>
+              </w:rPr>
+            </w:r>
+            <w:r>
+              <w:rPr>
+                <w:b w:val="0"/>
+                <w:sz w:val="18"/>
               </w:rPr>
               <w:t>圣洁、美妙</w:t>
             </w:r>
@@ -2423,15 +2366,18 @@
         <w:tc>
           <w:tcPr>
             <w:tcW w:type="dxa" w:w="1606"/>
-            <w:shd w:val="clear" w:color="auto" w:fill="F2F2F2"/>
+            <w:shd w:val="clear" w:fill="F2F5FA"/>
           </w:tcPr>
           <w:p>
-            <w:pPr>
-              <w:spacing w:after="20"/>
-            </w:pPr>
             <w:r>
               <w:rPr>
-                <w:sz w:val="19"/>
+                <w:sz w:val="18"/>
+              </w:rPr>
+            </w:r>
+            <w:r>
+              <w:rPr>
+                <w:b w:val="0"/>
+                <w:sz w:val="18"/>
               </w:rPr>
               <w:t>诚实</w:t>
             </w:r>
@@ -2444,12 +2390,15 @@
             <w:tcW w:type="dxa" w:w="1606"/>
           </w:tcPr>
           <w:p>
-            <w:pPr>
-              <w:spacing w:after="20"/>
-            </w:pPr>
             <w:r>
               <w:rPr>
-                <w:sz w:val="19"/>
+                <w:sz w:val="18"/>
+              </w:rPr>
+            </w:r>
+            <w:r>
+              <w:rPr>
+                <w:b w:val="0"/>
+                <w:sz w:val="18"/>
               </w:rPr>
               <w:t>决意</w:t>
             </w:r>
@@ -2460,12 +2409,15 @@
             <w:tcW w:type="dxa" w:w="1606"/>
           </w:tcPr>
           <w:p>
-            <w:pPr>
-              <w:spacing w:after="20"/>
-            </w:pPr>
             <w:r>
               <w:rPr>
-                <w:sz w:val="19"/>
+                <w:sz w:val="18"/>
+              </w:rPr>
+            </w:r>
+            <w:r>
+              <w:rPr>
+                <w:b w:val="0"/>
+                <w:sz w:val="18"/>
               </w:rPr>
               <w:t>对行善毫不动摇的决心,或是如此下决心时所生起的心</w:t>
             </w:r>
@@ -2476,12 +2428,15 @@
             <w:tcW w:type="dxa" w:w="1606"/>
           </w:tcPr>
           <w:p>
-            <w:pPr>
-              <w:spacing w:after="20"/>
-            </w:pPr>
             <w:r>
               <w:rPr>
-                <w:sz w:val="19"/>
+                <w:sz w:val="18"/>
+              </w:rPr>
+            </w:r>
+            <w:r>
+              <w:rPr>
+                <w:b w:val="0"/>
+                <w:sz w:val="18"/>
               </w:rPr>
               <w:t>决意修行善业</w:t>
             </w:r>
@@ -2492,12 +2447,15 @@
             <w:tcW w:type="dxa" w:w="1606"/>
           </w:tcPr>
           <w:p>
-            <w:pPr>
-              <w:spacing w:after="20"/>
-            </w:pPr>
             <w:r>
               <w:rPr>
-                <w:sz w:val="19"/>
+                <w:sz w:val="18"/>
+              </w:rPr>
+            </w:r>
+            <w:r>
+              <w:rPr>
+                <w:b w:val="0"/>
+                <w:sz w:val="18"/>
               </w:rPr>
               <w:t>对治与善行对立之法</w:t>
             </w:r>
@@ -2508,12 +2466,15 @@
             <w:tcW w:type="dxa" w:w="1606"/>
           </w:tcPr>
           <w:p>
-            <w:pPr>
-              <w:spacing w:after="20"/>
-            </w:pPr>
             <w:r>
               <w:rPr>
-                <w:sz w:val="19"/>
+                <w:sz w:val="18"/>
+              </w:rPr>
+            </w:r>
+            <w:r>
+              <w:rPr>
+                <w:b w:val="0"/>
+                <w:sz w:val="18"/>
               </w:rPr>
               <w:t>坚贞不移地修习善业</w:t>
             </w:r>
@@ -2524,12 +2485,15 @@
             <w:tcW w:type="dxa" w:w="1606"/>
           </w:tcPr>
           <w:p>
-            <w:pPr>
-              <w:spacing w:after="20"/>
-            </w:pPr>
             <w:r>
               <w:rPr>
-                <w:sz w:val="19"/>
+                <w:sz w:val="18"/>
+              </w:rPr>
+            </w:r>
+            <w:r>
+              <w:rPr>
+                <w:b w:val="0"/>
+                <w:sz w:val="18"/>
               </w:rPr>
               <w:t>善行</w:t>
             </w:r>
@@ -2540,15 +2504,18 @@
         <w:tc>
           <w:tcPr>
             <w:tcW w:type="dxa" w:w="1606"/>
-            <w:shd w:val="clear" w:color="auto" w:fill="F2F2F2"/>
+            <w:shd w:val="clear" w:fill="F2F5FA"/>
           </w:tcPr>
           <w:p>
-            <w:pPr>
-              <w:spacing w:after="20"/>
-            </w:pPr>
             <w:r>
               <w:rPr>
-                <w:sz w:val="19"/>
+                <w:sz w:val="18"/>
+              </w:rPr>
+            </w:r>
+            <w:r>
+              <w:rPr>
+                <w:b w:val="0"/>
+                <w:sz w:val="18"/>
               </w:rPr>
               <w:t>慈</w:t>
             </w:r>
@@ -2557,15 +2524,18 @@
         <w:tc>
           <w:tcPr>
             <w:tcW w:type="dxa" w:w="1606"/>
-            <w:shd w:val="clear" w:color="auto" w:fill="F2F2F2"/>
+            <w:shd w:val="clear" w:fill="F2F5FA"/>
           </w:tcPr>
           <w:p>
-            <w:pPr>
-              <w:spacing w:after="20"/>
-            </w:pPr>
             <w:r>
               <w:rPr>
-                <w:sz w:val="19"/>
+                <w:sz w:val="18"/>
+              </w:rPr>
+            </w:r>
+            <w:r>
+              <w:rPr>
+                <w:b w:val="0"/>
+                <w:sz w:val="18"/>
               </w:rPr>
               <w:t>为众生福利所做的奉献或愿众生快乐,或者是无嗔心所</w:t>
             </w:r>
@@ -2574,15 +2544,18 @@
         <w:tc>
           <w:tcPr>
             <w:tcW w:type="dxa" w:w="1606"/>
-            <w:shd w:val="clear" w:color="auto" w:fill="F2F2F2"/>
+            <w:shd w:val="clear" w:fill="F2F5FA"/>
           </w:tcPr>
           <w:p>
-            <w:pPr>
-              <w:spacing w:after="20"/>
-            </w:pPr>
             <w:r>
               <w:rPr>
-                <w:sz w:val="19"/>
+                <w:sz w:val="18"/>
+              </w:rPr>
+            </w:r>
+            <w:r>
+              <w:rPr>
+                <w:b w:val="0"/>
+                <w:sz w:val="18"/>
               </w:rPr>
               <w:t>希望众生富有与快乐</w:t>
             </w:r>
@@ -2591,15 +2564,18 @@
         <w:tc>
           <w:tcPr>
             <w:tcW w:type="dxa" w:w="1606"/>
-            <w:shd w:val="clear" w:color="auto" w:fill="F2F2F2"/>
+            <w:shd w:val="clear" w:fill="F2F5FA"/>
           </w:tcPr>
           <w:p>
-            <w:pPr>
-              <w:spacing w:after="20"/>
-            </w:pPr>
             <w:r>
               <w:rPr>
-                <w:sz w:val="19"/>
+                <w:sz w:val="18"/>
+              </w:rPr>
+            </w:r>
+            <w:r>
+              <w:rPr>
+                <w:b w:val="0"/>
+                <w:sz w:val="18"/>
               </w:rPr>
               <w:t>为众生的福利而努力或消除嗔恨</w:t>
             </w:r>
@@ -2608,15 +2584,18 @@
         <w:tc>
           <w:tcPr>
             <w:tcW w:type="dxa" w:w="1606"/>
-            <w:shd w:val="clear" w:color="auto" w:fill="F2F2F2"/>
+            <w:shd w:val="clear" w:fill="F2F5FA"/>
           </w:tcPr>
           <w:p>
-            <w:pPr>
-              <w:spacing w:after="20"/>
-            </w:pPr>
             <w:r>
               <w:rPr>
-                <w:sz w:val="19"/>
+                <w:sz w:val="18"/>
+              </w:rPr>
+            </w:r>
+            <w:r>
+              <w:rPr>
+                <w:b w:val="0"/>
+                <w:sz w:val="18"/>
               </w:rPr>
               <w:t>友善</w:t>
             </w:r>
@@ -2625,15 +2604,18 @@
         <w:tc>
           <w:tcPr>
             <w:tcW w:type="dxa" w:w="1606"/>
-            <w:shd w:val="clear" w:color="auto" w:fill="F2F2F2"/>
+            <w:shd w:val="clear" w:fill="F2F5FA"/>
           </w:tcPr>
           <w:p>
-            <w:pPr>
-              <w:spacing w:after="20"/>
-            </w:pPr>
             <w:r>
               <w:rPr>
-                <w:sz w:val="19"/>
+                <w:sz w:val="18"/>
+              </w:rPr>
+            </w:r>
+            <w:r>
+              <w:rPr>
+                <w:b w:val="0"/>
+                <w:sz w:val="18"/>
               </w:rPr>
               <w:t>视众生为可接受的一面</w:t>
             </w:r>
@@ -2646,12 +2628,15 @@
             <w:tcW w:type="dxa" w:w="1606"/>
           </w:tcPr>
           <w:p>
-            <w:pPr>
-              <w:spacing w:after="20"/>
-            </w:pPr>
             <w:r>
               <w:rPr>
-                <w:sz w:val="19"/>
+                <w:sz w:val="18"/>
+              </w:rPr>
+            </w:r>
+            <w:r>
+              <w:rPr>
+                <w:b w:val="0"/>
+                <w:sz w:val="18"/>
               </w:rPr>
               <w:t>舍</w:t>
             </w:r>
@@ -2662,12 +2647,15 @@
             <w:tcW w:type="dxa" w:w="1606"/>
           </w:tcPr>
           <w:p>
-            <w:pPr>
-              <w:spacing w:after="20"/>
-            </w:pPr>
             <w:r>
               <w:rPr>
-                <w:sz w:val="19"/>
+                <w:sz w:val="18"/>
+              </w:rPr>
+            </w:r>
+            <w:r>
+              <w:rPr>
+                <w:b w:val="0"/>
+                <w:sz w:val="18"/>
               </w:rPr>
               <w:t>对所有喜与恶之法,采取平衡与不分别的态度,即舍弃爱与恨</w:t>
             </w:r>
@@ -2678,12 +2666,15 @@
             <w:tcW w:type="dxa" w:w="1606"/>
           </w:tcPr>
           <w:p>
-            <w:pPr>
-              <w:spacing w:after="20"/>
-            </w:pPr>
             <w:r>
               <w:rPr>
-                <w:sz w:val="19"/>
+                <w:sz w:val="18"/>
+              </w:rPr>
+            </w:r>
+            <w:r>
+              <w:rPr>
+                <w:b w:val="0"/>
+                <w:sz w:val="18"/>
               </w:rPr>
               <w:t>对爱与恨采取中立的态度</w:t>
             </w:r>
@@ -2694,12 +2685,15 @@
             <w:tcW w:type="dxa" w:w="1606"/>
           </w:tcPr>
           <w:p>
-            <w:pPr>
-              <w:spacing w:after="20"/>
-            </w:pPr>
             <w:r>
               <w:rPr>
-                <w:sz w:val="19"/>
+                <w:sz w:val="18"/>
+              </w:rPr>
+            </w:r>
+            <w:r>
+              <w:rPr>
+                <w:b w:val="0"/>
+                <w:sz w:val="18"/>
               </w:rPr>
               <w:t>平等地看待事物</w:t>
             </w:r>
@@ -2710,12 +2704,15 @@
             <w:tcW w:type="dxa" w:w="1606"/>
           </w:tcPr>
           <w:p>
-            <w:pPr>
-              <w:spacing w:after="20"/>
-            </w:pPr>
             <w:r>
               <w:rPr>
-                <w:sz w:val="19"/>
+                <w:sz w:val="18"/>
+              </w:rPr>
+            </w:r>
+            <w:r>
+              <w:rPr>
+                <w:b w:val="0"/>
+                <w:sz w:val="18"/>
               </w:rPr>
               <w:t>减轻爱与恨</w:t>
             </w:r>
@@ -2726,12 +2723,15 @@
             <w:tcW w:type="dxa" w:w="1606"/>
           </w:tcPr>
           <w:p>
-            <w:pPr>
-              <w:spacing w:after="20"/>
-            </w:pPr>
             <w:r>
               <w:rPr>
-                <w:sz w:val="19"/>
+                <w:sz w:val="18"/>
+              </w:rPr>
+            </w:r>
+            <w:r>
+              <w:rPr>
+                <w:b w:val="0"/>
+                <w:sz w:val="18"/>
               </w:rPr>
               <w:t>自业智,即明白众生是自己所造业的主人</w:t>
             </w:r>
@@ -2741,23 +2741,21 @@
     </w:tbl>
     <w:p>
       <w:pPr>
-        <w:spacing w:before="40" w:after="80"/>
-        <w:ind w:left="283"/>
-        <w:shd w:val="clear" w:color="auto" w:fill="EDF6EF"/>
+        <w:ind w:left="170"/>
         <w:pBdr>
-          <w:left w:val="single" w:sz="20" w:space="6" w:color="1E5631"/>
+          <w:left w:val="single" w:sz="18" w:space="4" w:color="1E4620"/>
         </w:pBdr>
+        <w:shd w:val="clear" w:fill="F2F5FA"/>
       </w:pPr>
       <w:r>
         <w:rPr>
           <w:b/>
-          <w:sz w:val="20"/>
         </w:rPr>
         <w:t>〔正自觉者 Sammasambuddho〕</w:t>
       </w:r>
       <w:r>
         <w:rPr>
-          <w:sz w:val="20"/>
+          <w:b w:val="0"/>
         </w:rPr>
         <w:t xml:space="preserve"> sub：sammā—完整地，无论正或偏；sam-亲自，自己；buddho-知晓；理解；全面爆发；sammāsambuddho - 发现真相的真相-知道真相并且知道如何破除。</w:t>
       </w:r>
@@ -2766,1576 +2764,1398 @@
       <w:r>
         <w:rPr>
           <w:b/>
-          <w:sz w:val="21"/>
         </w:rPr>
         <w:t>[generated, not original text]</w:t>
+      </w:r>
+    </w:p>
+    <w:p>
+      <w:r>
+        <w:rPr>
+          <w:b/>
+          <w:color w:val="1E4620"/>
+          <w:sz w:val="23"/>
+        </w:rPr>
+        <w:t>材料④（扩展材料）◈·南北传菩萨道.pdf</w:t>
+      </w:r>
+    </w:p>
+    <w:p>
+      <w:r>
+        <w:rPr>
+          <w:b/>
+        </w:rPr>
+        <w:t>《南北传菩萨道.pdf》</w:t>
       </w:r>
     </w:p>
     <w:p>
       <w:pPr>
-        <w:spacing w:before="120" w:after="80"/>
+        <w:pStyle w:val="ListBullet"/>
       </w:pPr>
       <w:r>
         <w:rPr>
-          <w:rFonts w:ascii="Microsoft YaHei" w:hAnsi="Microsoft YaHei" w:eastAsia="Microsoft YaHei"/>
-          <w:b/>
-          <w:color w:val="1E5631"/>
-          <w:sz w:val="25"/>
-        </w:rPr>
-        <w:t>材料④（扩展材料）◈·南北传菩萨道.pdf</w:t>
-      </w:r>
-    </w:p>
-    <w:p>
-      <w:r>
-        <w:rPr>
-          <w:b/>
-          <w:sz w:val="21"/>
-        </w:rPr>
-        <w:t>《南北传菩萨道.pdf》</w:t>
+          <w:b w:val="0"/>
+        </w:rPr>
+        <w:t>文件类型：PDF（论著／论文）</w:t>
       </w:r>
     </w:p>
     <w:p>
       <w:pPr>
-        <w:ind w:left="340"/>
+        <w:pStyle w:val="ListBullet"/>
       </w:pPr>
       <w:r>
         <w:rPr>
-          <w:color w:val="1E5631"/>
-          <w:sz w:val="21"/>
-        </w:rPr>
-        <w:t xml:space="preserve">• </w:t>
-      </w:r>
-      <w:r>
-        <w:rPr>
-          <w:sz w:val="21"/>
-        </w:rPr>
-        <w:t>文件类型：PDF（论著／论文）</w:t>
+          <w:b w:val="0"/>
+        </w:rPr>
+        <w:t>知识库出处：古源尊者开示及上座部佛教资料</w:t>
       </w:r>
     </w:p>
     <w:p>
       <w:pPr>
-        <w:ind w:left="340"/>
+        <w:pStyle w:val="ListBullet"/>
       </w:pPr>
       <w:r>
         <w:rPr>
-          <w:color w:val="1E5631"/>
-          <w:sz w:val="21"/>
-        </w:rPr>
-        <w:t xml:space="preserve">• </w:t>
-      </w:r>
-      <w:r>
-        <w:rPr>
-          <w:sz w:val="21"/>
-        </w:rPr>
-        <w:t>知识库出处：古源尊者开示及上座部佛教资料</w:t>
+          <w:b w:val="0"/>
+        </w:rPr>
+        <w:t>media_id：pdf_d0dd1c0cd17209afe241ece24bf6b7b4_9a5e453bd537eaf88deaefa7921936527439961422831605</w:t>
       </w:r>
     </w:p>
     <w:p>
       <w:pPr>
-        <w:ind w:left="340"/>
+        <w:pStyle w:val="ListBullet"/>
       </w:pPr>
       <w:r>
         <w:rPr>
-          <w:color w:val="1E5631"/>
-          <w:sz w:val="21"/>
-        </w:rPr>
-        <w:t xml:space="preserve">• </w:t>
-      </w:r>
-      <w:r>
-        <w:rPr>
-          <w:sz w:val="21"/>
-        </w:rPr>
-        <w:t>media_id：`pdf_d0dd1c0cd17209afe241ece24bf6b7b4_9a5e453bd537eaf88deaefa7921936527439961422831605`</w:t>
+          <w:b w:val="0"/>
+        </w:rPr>
+        <w:t>打开方式：ima知识库搜索「南北传菩萨道」</w:t>
+      </w:r>
+    </w:p>
+    <w:p>
+      <w:r>
+        <w:rPr>
+          <w:b/>
+          <w:color w:val="1E4620"/>
+          <w:sz w:val="23"/>
+        </w:rPr>
+        <w:t>正文照录</w:t>
       </w:r>
     </w:p>
     <w:p>
       <w:pPr>
-        <w:ind w:left="340"/>
+        <w:ind w:left="170"/>
+        <w:pBdr>
+          <w:left w:val="single" w:sz="18" w:space="4" w:color="1E4620"/>
+        </w:pBdr>
+        <w:shd w:val="clear" w:fill="F2F5FA"/>
       </w:pPr>
       <w:r>
         <w:rPr>
-          <w:color w:val="1E5631"/>
-          <w:sz w:val="21"/>
-        </w:rPr>
-        <w:t xml:space="preserve">• </w:t>
-      </w:r>
-      <w:r>
-        <w:rPr>
-          <w:sz w:val="21"/>
-        </w:rPr>
-        <w:t>打开方式：ima知识库搜索「南北传菩萨道」</w:t>
+          <w:b w:val="0"/>
+        </w:rPr>
+        <w:t>其实，在南传巴利语三藏经典中，也收录有丰富的有关菩萨道思想和实践的经典。1956 年，缅甸的三藏持者明昆大长老……花十三年的时间编纂了六集八册的巨著《大佛史》(Mahà buddhavaüsa)，其中的第一集上下两册即专门解释如何修习菩萨道。</w:t>
       </w:r>
     </w:p>
     <w:p>
       <w:pPr>
-        <w:spacing w:before="120" w:after="80"/>
+        <w:ind w:left="170"/>
+        <w:pBdr>
+          <w:left w:val="single" w:sz="18" w:space="4" w:color="1E4620"/>
+        </w:pBdr>
+        <w:shd w:val="clear" w:fill="F2F5FA"/>
       </w:pPr>
       <w:r>
         <w:rPr>
-          <w:rFonts w:ascii="Microsoft YaHei" w:hAnsi="Microsoft YaHei" w:eastAsia="Microsoft YaHei"/>
-          <w:b/>
-          <w:color w:val="1E5631"/>
-          <w:sz w:val="23"/>
-        </w:rPr>
-        <w:t>正文照录</w:t>
+          <w:b w:val="0"/>
+        </w:rPr>
+        <w:t>南传佛教有关菩萨道思想的经典，主要收录于巴利语三藏圣典《经藏·小部》中的《本生》《佛陀史》《所行藏》及其义注。其中：１.《本生》(Jàtaka)讲述佛陀在过去无量劫生死轮回中行菩萨道、积累巴拉密的故事；该经分为 22 集，收录了 547 个佛本生故事。２.《佛陀史》(Buddhavaüsa)，分为二十八品，主要内容讲述包括佛陀在内的二十八位过去诸佛。３.《所行藏》(Cariyàpiñaka)，分为三品，用偈颂体裁讲述佛陀过去生行十巴拉密的三十五个本生故事。……南传佛教的菩萨道思想即源出于此。</w:t>
       </w:r>
     </w:p>
     <w:p>
       <w:pPr>
-        <w:spacing w:before="40" w:after="80"/>
-        <w:ind w:left="283"/>
-        <w:shd w:val="clear" w:color="auto" w:fill="EDF6EF"/>
+        <w:ind w:left="170"/>
         <w:pBdr>
-          <w:left w:val="single" w:sz="20" w:space="6" w:color="1E5631"/>
+          <w:left w:val="single" w:sz="18" w:space="4" w:color="1E4620"/>
         </w:pBdr>
+        <w:shd w:val="clear" w:fill="F2F5FA"/>
       </w:pPr>
       <w:r>
         <w:rPr>
-          <w:sz w:val="20"/>
-        </w:rPr>
-        <w:t>其实，在南传巴利语三藏经典中，也收录有丰富的有关菩萨道思想和实践的经典。1956 年，缅甸的三藏持者明昆大长老……花十三年的时间编纂了六集八册的巨著《大佛史》(Mahà buddhavaüsa)，其中的第一集上下两册即专门解释如何修习菩萨道。</w:t>
+          <w:b w:val="0"/>
+        </w:rPr>
+        <w:t>根据南传佛教经典，一位行菩萨道的菩萨必须实践十种巴拉密(pàramã)……它们依次是：布施、持戒、出离、智慧、精进、忍耐、真实、决意、慈与舍。巴拉密是与大悲心和方法善巧智相应而又没有受到渴爱、我慢与邪见污染的高尚素质。</w:t>
       </w:r>
     </w:p>
     <w:p>
       <w:pPr>
-        <w:spacing w:before="40" w:after="80"/>
-        <w:ind w:left="283"/>
-        <w:shd w:val="clear" w:color="auto" w:fill="EDF6EF"/>
+        <w:ind w:left="170"/>
         <w:pBdr>
-          <w:left w:val="single" w:sz="20" w:space="6" w:color="1E5631"/>
+          <w:left w:val="single" w:sz="18" w:space="4" w:color="1E4620"/>
         </w:pBdr>
+        <w:shd w:val="clear" w:fill="F2F5FA"/>
       </w:pPr>
       <w:r>
         <w:rPr>
-          <w:sz w:val="20"/>
-        </w:rPr>
-        <w:t>南传佛教有关菩萨道思想的经典，主要收录于巴利语三藏圣典《经藏·小部》中的《本生》《佛陀史》《所行藏》及其义注。其中：１.《本生》(Jàtaka)讲述佛陀在过去无量劫生死轮回中行菩萨道、积累巴拉密的故事；该经分为 22 集，收录了 547 个佛本生故事。２.《佛陀史》(Buddhavaüsa)，分为二十八品，主要内容讲述包括佛陀在内的二十八位过去诸佛。３.《所行藏》(Cariyàpiñaka)，分为三品，用偈颂体裁讲述佛陀过去生行十巴拉密的三十五个本生故事。……南传佛教的菩萨道思想即源出于此。</w:t>
+          <w:b w:val="0"/>
+        </w:rPr>
+        <w:t>诸巴拉密必须具备的基本条件是：1.至上愿(abhinãhàra)，即发愿成为正自觉者。一位修行者在第一次被授记成为菩萨时，他必须具备八个条件，即：⑴他必须是人；⑵他必须是男性；⑶修行圆满至可在那世证悟阿拉汉果；⑷遇见在世的佛陀；⑸他必须出家成为一名比库，或相信业因与果报的沙门；⑹他必须成就四禅八定与五神通等圣德；⑺增上行，有能够完全地奉献自己的生命给佛陀的极强诚意；⑻拥有不畏任何艰难去成就佛果的极强善欲。当具备以上八个条件时，所发的至上愿才能生效。……2.大悲心与方法善巧智。3.四佛地：⑴勇猛(ussàha)⑵上智(ummanya)⑶决意(avatthàna)⑷利益行(hitacariya)。4.十六种内心气质(ajjhàsaya)：倾向于出离、隐居、无贪、无瞋、无痴、解脱及十种巴拉密。5.省察智(paccavekkaõa-¤àõa)。6.十五种行(carana)、五种神通(abhi¤¤à)及它们的组成部分。</w:t>
       </w:r>
     </w:p>
     <w:p>
       <w:pPr>
-        <w:spacing w:before="40" w:after="80"/>
-        <w:ind w:left="283"/>
-        <w:shd w:val="clear" w:color="auto" w:fill="EDF6EF"/>
+        <w:ind w:left="170"/>
         <w:pBdr>
-          <w:left w:val="single" w:sz="20" w:space="6" w:color="1E5631"/>
+          <w:left w:val="single" w:sz="18" w:space="4" w:color="1E4620"/>
         </w:pBdr>
+        <w:shd w:val="clear" w:fill="F2F5FA"/>
       </w:pPr>
       <w:r>
         <w:rPr>
-          <w:sz w:val="20"/>
-        </w:rPr>
-        <w:t>根据南传佛教经典，一位行菩萨道的菩萨必须实践十种巴拉密(pàramã)……它们依次是：布施、持戒、出离、智慧、精进、忍耐、真实、决意、慈与舍。巴拉密是与大悲心和方法善巧智相应而又没有受到渴爱、我慢与邪见污染的高尚素质。</w:t>
+          <w:b w:val="0"/>
+        </w:rPr>
+        <w:t>三类菩萨圆满巴拉密的时间有所不同。慧优胜菩萨圆满巴拉密的时间需要四个不可数(asaïkheyya)以及十万大劫；信优胜菩萨需要八个不可数以及十万大劫；精进优胜菩萨需要十六个不可数以及十万大劫。以上时间是从被授记为菩萨之后算起。……每一类菩萨皆不可能以任何方法在固定期限之前证得佛果，因为他的智慧还未成熟，成佛的条件也就不能具足。</w:t>
       </w:r>
     </w:p>
     <w:p>
       <w:pPr>
-        <w:spacing w:before="40" w:after="80"/>
-        <w:ind w:left="283"/>
-        <w:shd w:val="clear" w:color="auto" w:fill="EDF6EF"/>
+        <w:ind w:left="170"/>
         <w:pBdr>
-          <w:left w:val="single" w:sz="20" w:space="6" w:color="1E5631"/>
+          <w:left w:val="single" w:sz="18" w:space="4" w:color="1E4620"/>
         </w:pBdr>
+        <w:shd w:val="clear" w:fill="F2F5FA"/>
       </w:pPr>
       <w:r>
         <w:rPr>
-          <w:sz w:val="20"/>
-        </w:rPr>
-        <w:t>诸巴拉密必须具备的基本条件是：1.至上愿(abhinãhàra)，即发愿成为正自觉者。一位修行者在第一次被授记成为菩萨时，他必须具备八个条件，即：⑴他必须是人；⑵他必须是男性；⑶修行圆满至可在那世证悟阿拉汉果；⑷遇见在世的佛陀；⑸他必须出家成为一名比库，或相信业因与果报的沙门；⑹他必须成就四禅八定与五神通等圣德；⑺增上行，有能够完全地奉献自己的生命给佛陀的极强诚意；⑻拥有不畏任何艰难去成就佛果的极强善欲。当具备以上八个条件时，所发的至上愿才能生效。……2.大悲心与方法善巧智。3.四佛地：⑴勇猛(ussàha)⑵上智(ummanya)⑶决意(avatthàna)⑷利益行(hitacariya)。4.十六种内心气质(ajjhàsaya)：倾向于出离、隐居、无贪、无瞋、无痴、解脱及十种巴拉密。5.省察智(paccavekkaõa-¤àõa)。6.十五种行(carana)、五种神通(abhi¤¤à)及它们的组成部分。</w:t>
+          <w:b/>
+        </w:rPr>
+        <w:t>五、对三乘的解释不同</w:t>
+      </w:r>
+      <w:r>
+        <w:rPr>
+          <w:b w:val="0"/>
+        </w:rPr>
+        <w:t>：南传佛教把菩提或觉悟分为三种：正自觉或三马三菩提(sammàsambodhi)、独觉菩提(paccekabodhi)、弟子菩提(sàvakabodhi)。修行者可以随自己的意愿修习至证悟三种菩提的任何一种。此三类觉者皆证悟彻知四圣谛的四道智，皆成为阿拉汉，在证悟涅槃或解脱方面是没有差别的。</w:t>
       </w:r>
     </w:p>
     <w:p>
       <w:pPr>
-        <w:spacing w:before="40" w:after="80"/>
-        <w:ind w:left="283"/>
-        <w:shd w:val="clear" w:color="auto" w:fill="EDF6EF"/>
+        <w:ind w:left="170"/>
         <w:pBdr>
-          <w:left w:val="single" w:sz="20" w:space="6" w:color="1E5631"/>
+          <w:left w:val="single" w:sz="18" w:space="4" w:color="1E4620"/>
         </w:pBdr>
+        <w:shd w:val="clear" w:fill="F2F5FA"/>
       </w:pPr>
       <w:r>
         <w:rPr>
-          <w:sz w:val="20"/>
-        </w:rPr>
-        <w:t>三类菩萨圆满巴拉密的时间有所不同。慧优胜菩萨圆满巴拉密的时间需要四个不可数(asaïkheyya)以及十万大劫；信优胜菩萨需要八个不可数以及十万大劫；精进优胜菩萨需要十六个不可数以及十万大劫。以上时间是从被授记为菩萨之后算起。……每一类菩萨皆不可能以任何方法在固定期限之前证得佛果，因为他的智慧还未成熟，成佛的条件也就不能具足。</w:t>
+          <w:b w:val="0"/>
+        </w:rPr>
+        <w:t>虽然南北传菩萨道思想存在着不少差异，但它们之间也有许多相似甚至共通之处：１.两者皆源于佛陀的本生与弥勒成佛思想；２.过去有无量诸佛出世，未来有无量诸佛出世，行菩萨道也就成为可能；３.菩提可以分为正自觉（正等正觉）、独觉和声闻三种菩提（乘），而且正自觉菩提又称为"大菩提乘"，即"大乘"，其实践者称为"菩萨"；４.要行菩萨道，必须发"上证佛果，下化有情"的至上愿（菩提心）……５.圆满巴拉密最重要的是大悲心与智慧；８.圆满巴拉密，能成就三十二相、八十种好、十力智、四无畏智、十八不共佛法等无量佛果功德。</w:t>
+      </w:r>
+    </w:p>
+    <w:p>
+      <w:r>
+        <w:rPr>
+          <w:b/>
+        </w:rPr>
+        <w:t>[generated, not original text]</w:t>
+      </w:r>
+    </w:p>
+    <w:p>
+      <w:r>
+        <w:rPr>
+          <w:b/>
+          <w:color w:val="1E4620"/>
+          <w:sz w:val="23"/>
+        </w:rPr>
+        <w:t>共读小结：把三层地图串起来（主持人自用，共读结束后可照读 2 分钟）</w:t>
       </w:r>
     </w:p>
     <w:p>
       <w:pPr>
-        <w:spacing w:before="40" w:after="80"/>
-        <w:ind w:left="283"/>
-        <w:shd w:val="clear" w:color="auto" w:fill="EDF6EF"/>
+        <w:ind w:left="170"/>
         <w:pBdr>
-          <w:left w:val="single" w:sz="20" w:space="6" w:color="1E5631"/>
+          <w:left w:val="single" w:sz="18" w:space="4" w:color="1E4620"/>
         </w:pBdr>
+        <w:shd w:val="clear" w:fill="F2F5FA"/>
       </w:pPr>
       <w:r>
         <w:rPr>
+          <w:b w:val="0"/>
+        </w:rPr>
+        <w:t>各位法友，四份材料我们一起过了一遍，现在把它收成一句话。</w:t>
+      </w:r>
+      <w:r>
+        <w:rPr>
           <w:b/>
-          <w:sz w:val="20"/>
-        </w:rPr>
-        <w:t>五、对三乘的解释不同</w:t>
-      </w:r>
-      <w:r>
-        <w:rPr>
-          <w:sz w:val="20"/>
-        </w:rPr>
-        <w:t>：南传佛教把菩提或觉悟分为三种：正自觉或三马三菩提(sammàsambodhi)、独觉菩提(paccekabodhi)、弟子菩提(sàvakabodhi)。修行者可以随自己的意愿修习至证悟三种菩提的任何一种。此三类觉者皆证悟彻知四圣谛的四道智，皆成为阿拉汉，在证悟涅槃或解脱方面是没有差别的。</w:t>
+        </w:rPr>
+        <w:t>第一层</w:t>
+      </w:r>
+      <w:r>
+        <w:rPr>
+          <w:b w:val="0"/>
+        </w:rPr>
+        <w:t>，尊者告诉我们：巴利三藏里菩萨道思想"非常的丰富"，《本生》《佛陀史》《所行藏》是主要依据，《佛种姓经》是佛陀成佛后第一次讲菩萨如何圆满波罗蜜。</w:t>
+      </w:r>
+      <w:r>
+        <w:rPr>
+          <w:b/>
+        </w:rPr>
+        <w:t>第二层</w:t>
+      </w:r>
+      <w:r>
+        <w:rPr>
+          <w:b w:val="0"/>
+        </w:rPr>
+        <w:t>，觉悟有三种——正等正觉、辟支菩提、弟子菩提；三类觉者都证悟四圣谛的四道智、都成为阿拉汉，在解脱上没有差别，差别只在"能不能教导他人"。</w:t>
+      </w:r>
+      <w:r>
+        <w:rPr>
+          <w:b/>
+        </w:rPr>
+        <w:t>第三层</w:t>
+      </w:r>
+      <w:r>
+        <w:rPr>
+          <w:b w:val="0"/>
+        </w:rPr>
+        <w:t>，菩萨有三种——慧者、信者、精进者，成佛分别需要四、八、十六个阿僧祇劫加十万大劫，但成佛以后，"这个佛陀的功德都是一样的是没有区别的"。今天请只带走这一句：</w:t>
+      </w:r>
+      <w:r>
+        <w:rPr>
+          <w:b/>
+        </w:rPr>
+        <w:t>路有长短，终点一样；了解一条道路，不等于给今天的自己打分。</w:t>
+      </w:r>
+      <w:r>
+        <w:rPr>
+          <w:b w:val="0"/>
+        </w:rPr>
+        <w:t xml:space="preserve"> 好，接下来我们进入第一轮分享。</w:t>
+      </w:r>
+    </w:p>
+    <w:p>
+      <w:r>
+        <w:rPr>
+          <w:b/>
+          <w:color w:val="1E4620"/>
+          <w:sz w:val="26"/>
+        </w:rPr>
+        <w:t>💬 第一轮分享</w:t>
+      </w:r>
+    </w:p>
+    <w:p>
+      <w:r>
+        <w:rPr>
+          <w:b/>
+        </w:rPr>
+        <w:t>分享规则</w:t>
+      </w:r>
+      <w:r>
+        <w:rPr>
+          <w:b w:val="0"/>
+        </w:rPr>
+        <w:t>：每人 2 分钟（人多则 90 秒），轮流说，不打断、不点评、不"纠正"。可以只说自己的一点体会，也可以说"我还没抓到，先听听大家"。分享不是汇报成绩，是把自己此刻的心声摆到桌上。</w:t>
+      </w:r>
+    </w:p>
+    <w:p>
+      <w:r>
+        <w:rPr>
+          <w:b/>
+        </w:rPr>
+        <w:t>起手问题（任选，先邀请、不点名）</w:t>
       </w:r>
     </w:p>
     <w:p>
       <w:pPr>
-        <w:spacing w:before="40" w:after="80"/>
-        <w:ind w:left="283"/>
-        <w:shd w:val="clear" w:color="auto" w:fill="EDF6EF"/>
-        <w:pBdr>
-          <w:left w:val="single" w:sz="20" w:space="6" w:color="1E5631"/>
-        </w:pBdr>
+        <w:pStyle w:val="ListNumber"/>
       </w:pPr>
       <w:r>
         <w:rPr>
-          <w:sz w:val="20"/>
-        </w:rPr>
-        <w:t>虽然南北传菩萨道思想存在着不少差异，但它们之间也有许多相似甚至共通之处：１.两者皆源于佛陀的本生与弥勒成佛思想；２.过去有无量诸佛出世，未来有无量诸佛出世，行菩萨道也就成为可能；３.菩提可以分为正自觉（正等正觉）、独觉和声闻三种菩提（乘），而且正自觉菩提又称为"大菩提乘"，即"大乘"，其实践者称为"菩萨"；４.要行菩萨道，必须发"上证佛果，下化有情"的至上愿（菩提心）……５.圆满巴拉密最重要的是大悲心与智慧；８.圆满巴拉密，能成就三十二相、八十种好、十力智、四无畏智、十八不共佛法等无量佛果功德。</w:t>
-      </w:r>
-    </w:p>
-    <w:p>
-      <w:r>
-        <w:rPr>
-          <w:b/>
-          <w:sz w:val="21"/>
-        </w:rPr>
-        <w:t>[generated, not original text]</w:t>
+          <w:b w:val="0"/>
+        </w:rPr>
+        <w:t>今天第一次听到"巴利三藏里也有菩萨道"，你脑子里浮现的第一反应是什么？（是惊讶？是"原来如此"？还是"这跟我有什么关系"？）说说那个反应就好，不用讲道理。</w:t>
       </w:r>
     </w:p>
     <w:p>
       <w:pPr>
-        <w:spacing w:before="120" w:after="80"/>
+        <w:pStyle w:val="ListNumber"/>
       </w:pPr>
       <w:r>
         <w:rPr>
-          <w:rFonts w:ascii="Microsoft YaHei" w:hAnsi="Microsoft YaHei" w:eastAsia="Microsoft YaHei"/>
-          <w:b/>
-          <w:color w:val="1E5631"/>
-          <w:sz w:val="23"/>
-        </w:rPr>
-        <w:t>共读小结：把三层地图串起来（主持人自用，共读结束后可照读 2 分钟）</w:t>
+          <w:b w:val="0"/>
+        </w:rPr>
+        <w:t>材料②说菩萨有三种：慧者、信者、精进者——有人靠明白得快，有人靠咬牙坚持，有人靠信得深。你觉得自己在生活里更偏哪一种？（不必给自己贴死标签，说说那件让你这么想的小事。）</w:t>
       </w:r>
     </w:p>
     <w:p>
       <w:pPr>
-        <w:spacing w:before="40" w:after="80"/>
-        <w:ind w:left="283"/>
-        <w:shd w:val="clear" w:color="auto" w:fill="EDF6EF"/>
-        <w:pBdr>
-          <w:left w:val="single" w:sz="20" w:space="6" w:color="1E5631"/>
-        </w:pBdr>
+        <w:pStyle w:val="ListNumber"/>
       </w:pPr>
       <w:r>
         <w:rPr>
-          <w:sz w:val="20"/>
-        </w:rPr>
-        <w:t>各位法友，四份材料我们一起过了一遍，现在把它收成一句话。</w:t>
-      </w:r>
-      <w:r>
-        <w:rPr>
-          <w:b/>
-          <w:sz w:val="20"/>
-        </w:rPr>
-        <w:t>第一层</w:t>
-      </w:r>
-      <w:r>
-        <w:rPr>
-          <w:sz w:val="20"/>
-        </w:rPr>
-        <w:t>，尊者告诉我们：巴利三藏里菩萨道思想"非常的丰富"，《本生》《佛陀史》《所行藏》是主要依据，《佛种姓经》是佛陀成佛后第一次讲菩萨如何圆满波罗蜜。</w:t>
-      </w:r>
-      <w:r>
-        <w:rPr>
-          <w:b/>
-          <w:sz w:val="20"/>
-        </w:rPr>
-        <w:t>第二层</w:t>
-      </w:r>
-      <w:r>
-        <w:rPr>
-          <w:sz w:val="20"/>
-        </w:rPr>
-        <w:t>，觉悟有三种——正等正觉、辟支菩提、弟子菩提；三类觉者都证悟四圣谛的四道智、都成为阿拉汉，在解脱上没有差别，差别只在"能不能教导他人"。</w:t>
-      </w:r>
-      <w:r>
-        <w:rPr>
-          <w:b/>
-          <w:sz w:val="20"/>
-        </w:rPr>
-        <w:t>第三层</w:t>
-      </w:r>
-      <w:r>
-        <w:rPr>
-          <w:sz w:val="20"/>
-        </w:rPr>
-        <w:t>，菩萨有三种——慧者、信者、精进者，成佛分别需要四、八、十六个阿僧祇劫加十万大劫，但成佛以后，"这个佛陀的功德都是一样的是没有区别的"。今天请只带走这一句：</w:t>
-      </w:r>
-      <w:r>
-        <w:rPr>
-          <w:b/>
-          <w:sz w:val="20"/>
-        </w:rPr>
-        <w:t>路有长短，终点一样；了解一条道路，不等于给今天的自己打分。</w:t>
-      </w:r>
-      <w:r>
-        <w:rPr>
-          <w:sz w:val="20"/>
-        </w:rPr>
-        <w:t xml:space="preserve"> 好，接下来我们进入第一轮分享。</w:t>
+          <w:b w:val="0"/>
+        </w:rPr>
+        <w:t>读到"成佛要四／八／十六阿僧祇劫加十万大劫"——你的第一念是什么？是"好长"、是"这不可能"、还是"跟我没关系"？只说那一刻的感受，不作评判、不下结论。</w:t>
       </w:r>
     </w:p>
     <w:p>
       <w:pPr>
-        <w:spacing w:before="160" w:after="80"/>
+        <w:pStyle w:val="ListNumber"/>
       </w:pPr>
       <w:r>
         <w:rPr>
-          <w:rFonts w:ascii="Microsoft YaHei" w:hAnsi="Microsoft YaHei" w:eastAsia="Microsoft YaHei"/>
-          <w:b/>
-          <w:color w:val="1E5631"/>
-          <w:sz w:val="28"/>
-        </w:rPr>
-        <w:t>💬 第一轮分享</w:t>
-      </w:r>
-    </w:p>
-    <w:p>
-      <w:r>
-        <w:rPr>
-          <w:b/>
-          <w:sz w:val="21"/>
-        </w:rPr>
-        <w:t>分享规则</w:t>
-      </w:r>
-      <w:r>
-        <w:rPr>
-          <w:sz w:val="21"/>
-        </w:rPr>
-        <w:t>：每人 2 分钟（人多则 90 秒），轮流说，不打断、不点评、不"纠正"。可以只说自己的一点体会，也可以说"我还没抓到，先听听大家"。分享不是汇报成绩，是把自己此刻的心声摆到桌上。</w:t>
-      </w:r>
-    </w:p>
-    <w:p>
-      <w:r>
-        <w:rPr>
-          <w:b/>
-          <w:sz w:val="21"/>
-        </w:rPr>
-        <w:t>起手问题（任选，先邀请、不点名）</w:t>
+          <w:b w:val="0"/>
+        </w:rPr>
+        <w:t>（备用）材料④说南北传菩萨道"也有许多相似甚至共通之处"。你过去有没有"以为两边很不一样，其实很像"的经验？（修行上的、生活上的都可以。）</w:t>
       </w:r>
     </w:p>
     <w:p>
       <w:pPr>
-        <w:ind w:left="340"/>
+        <w:pStyle w:val="ListNumber"/>
       </w:pPr>
       <w:r>
         <w:rPr>
+          <w:b w:val="0"/>
+        </w:rPr>
+        <w:t>（备用·轻柔）今天讲的"三种菩萨"，是三种不同的步伐。你愿意说一说：你更愿意"走得快一点"，还是"走得稳一点"？为什么？——此题</w:t>
+      </w:r>
+      <w:r>
+        <w:rPr>
           <w:b/>
-          <w:sz w:val="21"/>
-        </w:rPr>
-        <w:t xml:space="preserve">1. </w:t>
-      </w:r>
-      <w:r>
-        <w:rPr>
-          <w:sz w:val="21"/>
-        </w:rPr>
-        <w:t>今天第一次听到"巴利三藏里也有菩萨道"，你脑子里浮现的第一反应是什么？（是惊讶？是"原来如此"？还是"这跟我有什么关系"？）说说那个反应就好，不用讲道理。</w:t>
+        </w:rPr>
+        <w:t>只谈个人偏好，不谈对错、不比较</w:t>
+      </w:r>
+      <w:r>
+        <w:rPr>
+          <w:b w:val="0"/>
+        </w:rPr>
+        <w:t>。</w:t>
+      </w:r>
+    </w:p>
+    <w:p>
+      <w:r>
+        <w:rPr>
+          <w:b/>
+        </w:rPr>
+        <w:t>（主持人操作）</w:t>
+      </w:r>
+      <w:r>
+        <w:rPr>
+          <w:b w:val="0"/>
+        </w:rPr>
+        <w:t xml:space="preserve"> 分享环节以"接住"为主，不追问、不诊断。若有人在分享里带出自我否定（"我肯定不够格""我这辈子都别想了"），温和回应："了解菩萨道是</w:t>
+      </w:r>
+      <w:r>
+        <w:rPr>
+          <w:b/>
+        </w:rPr>
+        <w:t>认识一条道路</w:t>
+      </w:r>
+      <w:r>
+        <w:rPr>
+          <w:b w:val="0"/>
+        </w:rPr>
+        <w:t>，不是衡量自己够不够格；你现在能这样诚实地看自己，本身就已经很不容易了。"并把话头轻轻交给下一位。人多时可设"发言牌"，每人 90 秒，确保人人有机会；无人开口时，主持人可先做一次 30 秒的示范分享（分享自己第一次听到"三种菩提"时的惊讶），降低门槛。</w:t>
+      </w:r>
+      <w:r>
+        <w:rPr>
+          <w:b/>
+        </w:rPr>
+        <w:t>若全场都不愿谈"发愿"这个字，请尊重这份沉默</w:t>
+      </w:r>
+      <w:r>
+        <w:rPr>
+          <w:b w:val="0"/>
+        </w:rPr>
+        <w:t>——沉默也是一种表达，主持人不逼、不劝，把话题轻轻放回"今天哪一句让你印象最深"即可。</w:t>
+      </w:r>
+    </w:p>
+    <w:p>
+      <w:r>
+        <w:rPr>
+          <w:b/>
+          <w:color w:val="1E4620"/>
+          <w:sz w:val="26"/>
+        </w:rPr>
+        <w:t>🎯 主题讨论</w:t>
       </w:r>
     </w:p>
     <w:p>
       <w:pPr>
-        <w:ind w:left="340"/>
+        <w:ind w:left="170"/>
+        <w:pBdr>
+          <w:left w:val="single" w:sz="18" w:space="4" w:color="1E4620"/>
+        </w:pBdr>
+        <w:shd w:val="clear" w:fill="F2F5FA"/>
       </w:pPr>
       <w:r>
         <w:rPr>
           <w:b/>
-          <w:sz w:val="21"/>
-        </w:rPr>
-        <w:t xml:space="preserve">2. </w:t>
-      </w:r>
-      <w:r>
-        <w:rPr>
-          <w:sz w:val="21"/>
-        </w:rPr>
-        <w:t>材料②说菩萨有三种：慧者、信者、精进者——有人靠明白得快，有人靠咬牙坚持，有人靠信得深。你觉得自己在生活里更偏哪一种？（不必给自己贴死标签，说说那件让你这么想的小事。）</w:t>
+        </w:rPr>
+        <w:t>分层追问</w:t>
+      </w:r>
+      <w:r>
+        <w:rPr>
+          <w:b w:val="0"/>
+        </w:rPr>
+        <w:t>（可视时间取用，由浅入深）：</w:t>
       </w:r>
     </w:p>
     <w:p>
       <w:pPr>
-        <w:ind w:left="340"/>
+        <w:ind w:left="170"/>
+        <w:pBdr>
+          <w:left w:val="single" w:sz="18" w:space="4" w:color="1E4620"/>
+        </w:pBdr>
+        <w:shd w:val="clear" w:fill="F2F5FA"/>
       </w:pPr>
       <w:r>
         <w:rPr>
-          <w:b/>
-          <w:sz w:val="21"/>
-        </w:rPr>
-        <w:t xml:space="preserve">3. </w:t>
-      </w:r>
-      <w:r>
-        <w:rPr>
-          <w:sz w:val="21"/>
-        </w:rPr>
-        <w:t>读到"成佛要四／八／十六阿僧祇劫加十万大劫"——你的第一念是什么？是"好长"、是"这不可能"、还是"跟我没关系"？只说那一刻的感受，不作评判、不下结论。</w:t>
+          <w:b w:val="0"/>
+        </w:rPr>
+        <w:t>- 【现象】巴利三藏里，菩萨道常被提到的是哪几部经？《佛种姓经》大概讲了什么？</w:t>
       </w:r>
     </w:p>
     <w:p>
       <w:pPr>
-        <w:ind w:left="340"/>
+        <w:ind w:left="170"/>
+        <w:pBdr>
+          <w:left w:val="single" w:sz="18" w:space="4" w:color="1E4620"/>
+        </w:pBdr>
+        <w:shd w:val="clear" w:fill="F2F5FA"/>
       </w:pPr>
       <w:r>
         <w:rPr>
-          <w:b/>
-          <w:sz w:val="21"/>
-        </w:rPr>
-        <w:t xml:space="preserve">4. </w:t>
-      </w:r>
-      <w:r>
-        <w:rPr>
-          <w:sz w:val="21"/>
-        </w:rPr>
-        <w:t>（备用）材料④说南北传菩萨道"也有许多相似甚至共通之处"。你过去有没有"以为两边很不一样，其实很像"的经验？（修行上的、生活上的都可以。）</w:t>
+          <w:b w:val="0"/>
+        </w:rPr>
+        <w:t>- 【影响】如果知道自己也可能走上一条很长的路，你心里是踏实，还是觉得太远？</w:t>
       </w:r>
     </w:p>
     <w:p>
       <w:pPr>
-        <w:ind w:left="340"/>
+        <w:ind w:left="170"/>
+        <w:pBdr>
+          <w:left w:val="single" w:sz="18" w:space="4" w:color="1E4620"/>
+        </w:pBdr>
+        <w:shd w:val="clear" w:fill="F2F5FA"/>
       </w:pPr>
       <w:r>
         <w:rPr>
-          <w:b/>
-          <w:sz w:val="21"/>
-        </w:rPr>
-        <w:t xml:space="preserve">5. </w:t>
-      </w:r>
-      <w:r>
-        <w:rPr>
-          <w:sz w:val="21"/>
-        </w:rPr>
-        <w:t>（备用·轻柔）今天讲的"三种菩萨"，是三种不同的步伐。你愿意说一说：你更愿意"走得快一点"，还是"走得稳一点"？为什么？——此题</w:t>
-      </w:r>
-      <w:r>
-        <w:rPr>
-          <w:b/>
-          <w:sz w:val="21"/>
-        </w:rPr>
-        <w:t>只谈个人偏好，不谈对错、不比较</w:t>
-      </w:r>
-      <w:r>
-        <w:rPr>
-          <w:sz w:val="21"/>
-        </w:rPr>
-        <w:t>。</w:t>
+          <w:b w:val="0"/>
+        </w:rPr>
+        <w:t>- 【应对】这周找一件愿意长期做的小事，先只做七天，不设目标、不用告诉别人。</w:t>
       </w:r>
     </w:p>
     <w:p>
       <w:r>
         <w:rPr>
           <w:b/>
-          <w:sz w:val="21"/>
-        </w:rPr>
-        <w:t>（主持人操作）</w:t>
-      </w:r>
-      <w:r>
-        <w:rPr>
-          <w:sz w:val="21"/>
-        </w:rPr>
-        <w:t xml:space="preserve"> 分享环节以"接住"为主，不追问、不诊断。若有人在分享里带出自我否定（"我肯定不够格""我这辈子都别想了"），温和回应："了解菩萨道是</w:t>
-      </w:r>
-      <w:r>
-        <w:rPr>
-          <w:b/>
-          <w:sz w:val="21"/>
-        </w:rPr>
-        <w:t>认识一条道路</w:t>
-      </w:r>
-      <w:r>
-        <w:rPr>
-          <w:sz w:val="21"/>
-        </w:rPr>
-        <w:t>，不是衡量自己够不够格；你现在能这样诚实地看自己，本身就已经很不容易了。"并把话头轻轻交给下一位。人多时可设"发言牌"，每人 90 秒，确保人人有机会；无人开口时，主持人可先做一次 30 秒的示范分享（分享自己第一次听到"三种菩提"时的惊讶），降低门槛。</w:t>
-      </w:r>
-      <w:r>
-        <w:rPr>
-          <w:b/>
-          <w:sz w:val="21"/>
-        </w:rPr>
-        <w:t>若全场都不愿谈"发愿"这个字，请尊重这份沉默</w:t>
-      </w:r>
-      <w:r>
-        <w:rPr>
-          <w:sz w:val="21"/>
-        </w:rPr>
-        <w:t>——沉默也是一种表达，主持人不逼、不劝，把话题轻轻放回"今天哪一句让你印象最深"即可。</w:t>
+        </w:rPr>
+        <w:t>问题一：巴利三藏里，菩萨道思想的经典依据主要有哪些？《佛种姓经》在其中的地位是什么？</w:t>
       </w:r>
     </w:p>
     <w:p>
       <w:pPr>
-        <w:spacing w:before="160" w:after="80"/>
+        <w:pStyle w:val="ListBullet"/>
       </w:pPr>
       <w:r>
         <w:rPr>
-          <w:rFonts w:ascii="Microsoft YaHei" w:hAnsi="Microsoft YaHei" w:eastAsia="Microsoft YaHei"/>
+          <w:b w:val="0"/>
+        </w:rPr>
+        <w:t>提示：请学员回到材料①的原句——"我们在巴里三战里面呢……这个像佛种圣经啊，种性经啊啊，所谓行藏啊，本圣经啊啊，佛陀史啊，本行啊啊，这些都是关于啊佛道思想的主要的经典"；再引材料④"南传佛教有关菩萨道思想的经典，主要收录于巴利语三藏圣典《经藏·小部》中的《本生》《佛陀史》《所行藏》及其义注"。引导方向：先把"地图"画出来——《本生》（547 个本生故事）、《佛陀史》（二十八位过去诸佛）、《所行藏》（三十五个本生故事）为主线，《佛种姓经》则是</w:t>
+      </w:r>
+      <w:r>
+        <w:rPr>
           <w:b/>
-          <w:color w:val="1E5631"/>
-          <w:sz w:val="28"/>
-        </w:rPr>
-        <w:t>🎯 主题讨论</w:t>
+        </w:rPr>
+        <w:t>佛陀成佛后首次讲述</w:t>
+      </w:r>
+      <w:r>
+        <w:rPr>
+          <w:b w:val="0"/>
+        </w:rPr>
+        <w:t>菩萨如何圆满波罗蜜的经典。追问一句帮助落地："如果这几部经一直在，为什么我们大多数人从没听说过？"引导到"这不代表它不存在，只代表我们的阅读地图一直是缺角的"。</w:t>
       </w:r>
     </w:p>
     <w:p>
       <w:pPr>
-        <w:spacing w:before="40" w:after="80"/>
-        <w:ind w:left="283"/>
-        <w:shd w:val="clear" w:color="auto" w:fill="EDF6EF"/>
-        <w:pBdr>
-          <w:left w:val="single" w:sz="20" w:space="6" w:color="1E5631"/>
-        </w:pBdr>
+        <w:pStyle w:val="ListBullet"/>
       </w:pPr>
       <w:r>
         <w:rPr>
           <w:b/>
-          <w:sz w:val="20"/>
-        </w:rPr>
-        <w:t>分层追问</w:t>
-      </w:r>
-      <w:r>
-        <w:rPr>
-          <w:sz w:val="20"/>
-        </w:rPr>
-        <w:t>（可视时间取用，由浅入深）： - 【现象】巴利三藏里，菩萨道常被提到的是哪几部经？《佛种姓经》大概讲了什么？ - 【影响】如果知道自己也可能走上一条很长的路，你心里是踏实，还是觉得太远？ - 【应对】这周找一件愿意长期做的小事，先只做七天，不设目标、不用告诉别人。</w:t>
+        </w:rPr>
+        <w:t>补充（供主持人掌握，视时间取舍）</w:t>
+      </w:r>
+      <w:r>
+        <w:rPr>
+          <w:b w:val="0"/>
+        </w:rPr>
+        <w:t>：可顺带点出《佛种姓经》的分量——三千多偈颂、"约一千零七十个偈颂"（材料①原话），以及它"收集在第一次、第二次、第三次结集的经藏里面的小部"。但</w:t>
+      </w:r>
+      <w:r>
+        <w:rPr>
+          <w:b/>
+        </w:rPr>
+        <w:t>不必展开</w:t>
+      </w:r>
+      <w:r>
+        <w:rPr>
+          <w:b w:val="0"/>
+        </w:rPr>
+        <w:t>，一句"这是一部分量很重的经"即可。引导的落点始终是：这条路有出处、有名字、有分量，不是传说。</w:t>
       </w:r>
     </w:p>
     <w:p>
       <w:r>
         <w:rPr>
           <w:b/>
-          <w:sz w:val="21"/>
-        </w:rPr>
-        <w:t>问题一：巴利三藏里，菩萨道思想的经典依据主要有哪些？《佛种姓经》在其中的地位是什么？</w:t>
+        </w:rPr>
+        <w:t>问题二：觉悟为什么分为三种？"三种菩萨"说的又是哪三种、凭什么这么分？</w:t>
       </w:r>
     </w:p>
     <w:p>
       <w:pPr>
-        <w:ind w:left="340"/>
+        <w:pStyle w:val="ListBullet"/>
       </w:pPr>
       <w:r>
         <w:rPr>
-          <w:color w:val="1E5631"/>
-          <w:sz w:val="21"/>
-        </w:rPr>
-        <w:t xml:space="preserve">• </w:t>
-      </w:r>
-      <w:r>
-        <w:rPr>
-          <w:sz w:val="21"/>
-        </w:rPr>
-        <w:t>提示：请学员回到材料①的原句——"我们在巴里三战里面呢……这个像佛种圣经啊，种性经啊啊，所谓行藏啊，本圣经啊啊，佛陀史啊，本行啊啊，这些都是关于啊佛道思想的主要的经典"；再引材料④"南传佛教有关菩萨道思想的经典，主要收录于巴利语三藏圣典《经藏·小部》中的《本生》《佛陀史》《所行藏》及其义注"。引导方向：先把"地图"画出来——《本生》（547 个本生故事）、《佛陀史》（二十八位过去诸佛）、《所行藏》（三十五个本生故事）为主线，《佛种姓经》则是</w:t>
+          <w:b w:val="0"/>
+        </w:rPr>
+        <w:t>提示：引材料②"觉悟有三种，一种是三藐三不陀，我们叫三藐三菩提……那皮支。菩提呢，就是辟支佛……那第三种菩提呢？称为声闻菩提"；再引材料②"我们刚才讲三种菩萨，一种是以智慧为主导的，一种是以信为主导的，一种是以精进为主导的"。白话落地：</w:t>
       </w:r>
       <w:r>
         <w:rPr>
           <w:b/>
-          <w:sz w:val="21"/>
-        </w:rPr>
-        <w:t>佛陀成佛后首次讲述</w:t>
-      </w:r>
-      <w:r>
-        <w:rPr>
-          <w:sz w:val="21"/>
-        </w:rPr>
-        <w:t>菩萨如何圆满波罗蜜的经典。追问一句帮助落地："如果这几部经一直在，为什么我们大多数人从没听说过？"引导到"这不代表它不存在，只代表我们的阅读地图一直是缺角的"。</w:t>
+        </w:rPr>
+        <w:t>正等正觉</w:t>
+      </w:r>
+      <w:r>
+        <w:rPr>
+          <w:b w:val="0"/>
+        </w:rPr>
+        <w:t>＝自己走通还能带人走；</w:t>
+      </w:r>
+      <w:r>
+        <w:rPr>
+          <w:b/>
+        </w:rPr>
+        <w:t>辟支菩提</w:t>
+      </w:r>
+      <w:r>
+        <w:rPr>
+          <w:b w:val="0"/>
+        </w:rPr>
+        <w:t>＝自己走通、带不了人；</w:t>
+      </w:r>
+      <w:r>
+        <w:rPr>
+          <w:b/>
+        </w:rPr>
+        <w:t>弟子菩提</w:t>
+      </w:r>
+      <w:r>
+        <w:rPr>
+          <w:b w:val="0"/>
+        </w:rPr>
+        <w:t>＝要靠先到的人带。</w:t>
+      </w:r>
+      <w:r>
+        <w:rPr>
+          <w:b/>
+        </w:rPr>
+        <w:t>三种菩萨</w:t>
+      </w:r>
+      <w:r>
+        <w:rPr>
+          <w:b w:val="0"/>
+        </w:rPr>
+        <w:t>＝根性偏向（慧强／信强／精进强），不是等级高下。</w:t>
+      </w:r>
+      <w:r>
+        <w:rPr>
+          <w:b/>
+        </w:rPr>
+        <w:t>提示</w:t>
+      </w:r>
+      <w:r>
+        <w:rPr>
+          <w:b w:val="0"/>
+        </w:rPr>
+        <w:t>：可用材料④原句收束——"此三类觉者皆证悟彻知四圣谛的四道智，皆成为阿拉汉，在证悟涅槃或解脱方面是没有差别的"；若学员把"三种菩萨"说成"三等人"，主持人轻轻带过、当场纠一下即可。</w:t>
+      </w:r>
+    </w:p>
+    <w:p>
+      <w:r>
+        <w:rPr>
+          <w:b/>
+        </w:rPr>
+        <w:t>问题三：三类菩萨成佛的时长不一样（四／八／十六阿僧祇劫加十万大劫），但"成佛之后功德无别"——这两句放在一起，你想到了什么？</w:t>
       </w:r>
     </w:p>
     <w:p>
       <w:pPr>
-        <w:ind w:left="340"/>
+        <w:pStyle w:val="ListBullet"/>
       </w:pPr>
       <w:r>
         <w:rPr>
-          <w:color w:val="1E5631"/>
-          <w:sz w:val="21"/>
-        </w:rPr>
-        <w:t xml:space="preserve">• </w:t>
+          <w:b w:val="0"/>
+        </w:rPr>
+        <w:t>提示：引材料②"[00:08:21.140]"段——"那么会真善的这个菩萨，他从受记之后到成佛呢，他的时间最短，就四个阿僧奇加十万大劫……那精进行菩萨呢，是时间最长，他被授记之后，要经过十六个阿僧祇劫加十万大劫"；再引"[00:08:58.450]"——"然而在他成佛之后啊，这个佛陀的功德都是一样的是没有区别的"。引导方向：</w:t>
       </w:r>
       <w:r>
         <w:rPr>
           <w:b/>
-          <w:sz w:val="21"/>
-        </w:rPr>
-        <w:t>补充（供主持人掌握，视时间取舍）</w:t>
-      </w:r>
-      <w:r>
-        <w:rPr>
-          <w:sz w:val="21"/>
-        </w:rPr>
-        <w:t>：可顺带点出《佛种姓经》的分量——三千多偈颂、"约一千零七十个偈颂"（材料①原话），以及它"收集在第一次、第二次、第三次结集的经藏里面的小部"。但</w:t>
+        </w:rPr>
+        <w:t>路的长短，不决定终点的价值</w:t>
+      </w:r>
+      <w:r>
+        <w:rPr>
+          <w:b w:val="0"/>
+        </w:rPr>
+        <w:t>。请学员用自己的话各举一个"我走得比别人慢，但最后到了同一个地方"的例子（学佛的、生活技能的、养孩子都可以）。</w:t>
       </w:r>
       <w:r>
         <w:rPr>
           <w:b/>
-          <w:sz w:val="21"/>
-        </w:rPr>
-        <w:t>不必展开</w:t>
-      </w:r>
-      <w:r>
-        <w:rPr>
-          <w:sz w:val="21"/>
-        </w:rPr>
-        <w:t>，一句"这是一部分量很重的经"即可。引导的落点始终是：这条路有出处、有名字、有分量，不是传说。</w:t>
-      </w:r>
-    </w:p>
-    <w:p>
+        </w:rPr>
+        <w:t>提示</w:t>
+      </w:r>
+      <w:r>
+        <w:rPr>
+          <w:b w:val="0"/>
+        </w:rPr>
+        <w:t>：本题是本周心理安全的核心，</w:t>
+      </w:r>
       <w:r>
         <w:rPr>
           <w:b/>
-          <w:sz w:val="21"/>
-        </w:rPr>
-        <w:t>问题二：觉悟为什么分为三种？"三种菩萨"说的又是哪三种、凭什么这么分？</w:t>
+        </w:rPr>
+        <w:t>只作体会、不比较</w:t>
+      </w:r>
+      <w:r>
+        <w:rPr>
+          <w:b w:val="0"/>
+        </w:rPr>
+        <w:t>；若讨论滑向"谁修得快谁厉害"，主持人温和拉回"长劫不制造紧迫或自卑"。可用一句话缓住全场："快慢是步伐，不是成绩——同一个终点，走慢一点的人没有少一块。"若有人当场说出"我这辈子也不可能发这个愿"，主持人</w:t>
+      </w:r>
+      <w:r>
+        <w:rPr>
+          <w:b/>
+        </w:rPr>
+        <w:t>不劝、不辩</w:t>
+      </w:r>
+      <w:r>
+        <w:rPr>
+          <w:b w:val="0"/>
+        </w:rPr>
+        <w:t>，只回应一句："这完全被尊重；我们今天只是认识这条路，不是请你上路。"</w:t>
       </w:r>
     </w:p>
     <w:p>
       <w:pPr>
-        <w:ind w:left="340"/>
+        <w:pStyle w:val="ListBullet"/>
       </w:pPr>
       <w:r>
         <w:rPr>
-          <w:color w:val="1E5631"/>
-          <w:sz w:val="21"/>
-        </w:rPr>
-        <w:t xml:space="preserve">• </w:t>
-      </w:r>
-      <w:r>
-        <w:rPr>
-          <w:sz w:val="21"/>
-        </w:rPr>
-        <w:t>提示：引材料②"觉悟有三种，一种是三藐三不陀，我们叫三藐三菩提……那皮支。菩提呢，就是辟支佛……那第三种菩提呢？称为声闻菩提"；再引材料②"我们刚才讲三种菩萨，一种是以智慧为主导的，一种是以信为主导的，一种是以精进为主导的"。白话落地：</w:t>
-      </w:r>
-      <w:r>
-        <w:rPr>
           <w:b/>
-          <w:sz w:val="21"/>
-        </w:rPr>
-        <w:t>正等正觉</w:t>
-      </w:r>
-      <w:r>
-        <w:rPr>
-          <w:sz w:val="21"/>
-        </w:rPr>
-        <w:t>＝自己走通还能带人走；</w:t>
-      </w:r>
-      <w:r>
-        <w:rPr>
-          <w:b/>
-          <w:sz w:val="21"/>
-        </w:rPr>
-        <w:t>辟支菩提</w:t>
-      </w:r>
-      <w:r>
-        <w:rPr>
-          <w:sz w:val="21"/>
-        </w:rPr>
-        <w:t>＝自己走通、带不了人；</w:t>
-      </w:r>
-      <w:r>
-        <w:rPr>
-          <w:b/>
-          <w:sz w:val="21"/>
-        </w:rPr>
-        <w:t>弟子菩提</w:t>
-      </w:r>
-      <w:r>
-        <w:rPr>
-          <w:sz w:val="21"/>
-        </w:rPr>
-        <w:t>＝要靠先到的人带。</w:t>
-      </w:r>
-      <w:r>
-        <w:rPr>
-          <w:b/>
-          <w:sz w:val="21"/>
-        </w:rPr>
-        <w:t>三种菩萨</w:t>
-      </w:r>
-      <w:r>
-        <w:rPr>
-          <w:sz w:val="21"/>
-        </w:rPr>
-        <w:t>＝根性偏向（慧强／信强／精进强），不是等级高下。</w:t>
-      </w:r>
-      <w:r>
-        <w:rPr>
-          <w:b/>
-          <w:sz w:val="21"/>
-        </w:rPr>
-        <w:t>提示</w:t>
-      </w:r>
-      <w:r>
-        <w:rPr>
-          <w:sz w:val="21"/>
-        </w:rPr>
-        <w:t>：可用材料④原句收束——"此三类觉者皆证悟彻知四圣谛的四道智，皆成为阿拉汉，在证悟涅槃或解脱方面是没有差别的"；若学员把"三种菩萨"说成"三等人"，主持人轻轻带过、当场纠一下即可。</w:t>
+        </w:rPr>
+        <w:t>追问（帮助落地，约 3 min）</w:t>
+      </w:r>
+      <w:r>
+        <w:rPr>
+          <w:b w:val="0"/>
+        </w:rPr>
+        <w:t>：请学员把材料②那句"在他成佛之后，这个佛陀的功德都是一样的"抄在纸上，改写成一个属于自己的句子——比如"我走得慢，但我不比别人差在哪里"。改写完不必朗读，自己收着即可。此题不作定论，重在把"长远"从一种压力，化成一种认识。</w:t>
       </w:r>
     </w:p>
     <w:p>
       <w:r>
         <w:rPr>
           <w:b/>
-          <w:sz w:val="21"/>
-        </w:rPr>
-        <w:t>问题三：三类菩萨成佛的时长不一样（四／八／十六阿僧祇劫加十万大劫），但"成佛之后功德无别"——这两句放在一起，你想到了什么？</w:t>
+        </w:rPr>
+        <w:t>问题四（备用，时间富余或讨论冷场时用，约 8 min）：南传与北传的菩萨道，有哪些不同、又有哪些共通？</w:t>
       </w:r>
     </w:p>
     <w:p>
       <w:pPr>
-        <w:ind w:left="340"/>
+        <w:pStyle w:val="ListBullet"/>
       </w:pPr>
       <w:r>
         <w:rPr>
-          <w:color w:val="1E5631"/>
-          <w:sz w:val="21"/>
-        </w:rPr>
-        <w:t xml:space="preserve">• </w:t>
-      </w:r>
-      <w:r>
-        <w:rPr>
-          <w:sz w:val="21"/>
-        </w:rPr>
-        <w:t>提示：引材料②"[00:08:21.140]"段——"那么会真善的这个菩萨，他从受记之后到成佛呢，他的时间最短，就四个阿僧奇加十万大劫……那精进行菩萨呢，是时间最长，他被授记之后，要经过十六个阿僧祇劫加十万大劫"；再引"[00:08:58.450]"——"然而在他成佛之后啊，这个佛陀的功德都是一样的是没有区别的"。引导方向：</w:t>
+          <w:b w:val="0"/>
+        </w:rPr>
+        <w:t>提示：引材料④框架——差异主要在"所依的经典不同／巴拉密的开合不同／对菩萨的理解不同／行菩萨道的条件不同／对三乘的解释不同／菩萨的行持不同"；共通之处则列了八项，如"两者皆源于佛陀的本生与弥勒成佛思想""菩提可以分为正自觉、独觉和声闻三种""圆满巴拉密最重要的是大悲心与智慧"。引导方向：本周</w:t>
       </w:r>
       <w:r>
         <w:rPr>
           <w:b/>
-          <w:sz w:val="21"/>
-        </w:rPr>
-        <w:t>路的长短，不决定终点的价值</w:t>
-      </w:r>
-      <w:r>
-        <w:rPr>
-          <w:sz w:val="21"/>
-        </w:rPr>
-        <w:t>。请学员用自己的话各举一个"我走得比别人慢，但最后到了同一个地方"的例子（学佛的、生活技能的、养孩子都可以）。</w:t>
-      </w:r>
-      <w:r>
-        <w:rPr>
-          <w:b/>
-          <w:sz w:val="21"/>
-        </w:rPr>
-        <w:t>提示</w:t>
-      </w:r>
-      <w:r>
-        <w:rPr>
-          <w:sz w:val="21"/>
-        </w:rPr>
-        <w:t>：本题是本周心理安全的核心，</w:t>
-      </w:r>
-      <w:r>
-        <w:rPr>
-          <w:b/>
-          <w:sz w:val="21"/>
-        </w:rPr>
-        <w:t>只作体会、不比较</w:t>
-      </w:r>
-      <w:r>
-        <w:rPr>
-          <w:sz w:val="21"/>
-        </w:rPr>
-        <w:t>；若讨论滑向"谁修得快谁厉害"，主持人温和拉回"长劫不制造紧迫或自卑"。可用一句话缓住全场："快慢是步伐，不是成绩——同一个终点，走慢一点的人没有少一块。"若有人当场说出"我这辈子也不可能发这个愿"，主持人</w:t>
-      </w:r>
-      <w:r>
-        <w:rPr>
-          <w:b/>
-          <w:sz w:val="21"/>
-        </w:rPr>
-        <w:t>不劝、不辩</w:t>
-      </w:r>
-      <w:r>
-        <w:rPr>
-          <w:sz w:val="21"/>
-        </w:rPr>
-        <w:t>，只回应一句："这完全被尊重；我们今天只是认识这条路，不是请你上路。"</w:t>
+        </w:rPr>
+        <w:t>只作"看见框架"，不做宗派评判</w:t>
+      </w:r>
+      <w:r>
+        <w:rPr>
+          <w:b w:val="0"/>
+        </w:rPr>
+        <w:t>——"南传守自己的能力、讲自己的经论，不去评论他宗"。请学员用一句话说出"今天我看见的最清楚的一条共通之处"，把它写在纸上带回家。</w:t>
       </w:r>
     </w:p>
     <w:p>
       <w:pPr>
-        <w:ind w:left="340"/>
+        <w:pStyle w:val="ListBullet"/>
       </w:pPr>
       <w:r>
         <w:rPr>
-          <w:color w:val="1E5631"/>
-          <w:sz w:val="21"/>
-        </w:rPr>
-        <w:t xml:space="preserve">• </w:t>
-      </w:r>
-      <w:r>
-        <w:rPr>
           <w:b/>
-          <w:sz w:val="21"/>
-        </w:rPr>
-        <w:t>追问（帮助落地，约 3 min）</w:t>
-      </w:r>
-      <w:r>
-        <w:rPr>
-          <w:sz w:val="21"/>
-        </w:rPr>
-        <w:t>：请学员把材料②那句"在他成佛之后，这个佛陀的功德都是一样的"抄在纸上，改写成一个属于自己的句子——比如"我走得慢，但我不比别人差在哪里"。改写完不必朗读，自己收着即可。此题不作定论，重在把"长远"从一种压力，化成一种认识。</w:t>
+        </w:rPr>
+        <w:t>提示</w:t>
+      </w:r>
+      <w:r>
+        <w:rPr>
+          <w:b w:val="0"/>
+        </w:rPr>
+        <w:t>：此题不作定论，重在让学员看见"南北传都是照着佛陀的本生与弥勒成佛思想长出来的，根是同一个"；若无人愿答，主持人不强推，把它留作课后自问。讨论收束时，主持人可回到本周那张"三层地图"（经典依据—三种菩提—三种菩萨），让全体注意力重新落回"认路"上，避免停留在情绪分享里过久。最后可用一句过渡："今天我们把地图看清楚了，下周我们就来看看，这条路上'一共要走几件事'。"</w:t>
       </w:r>
     </w:p>
     <w:p>
       <w:r>
         <w:rPr>
           <w:b/>
-          <w:sz w:val="21"/>
-        </w:rPr>
-        <w:t>问题四（备用，时间富余或讨论冷场时用，约 8 min）：南传与北传的菩萨道，有哪些不同、又有哪些共通？</w:t>
+          <w:color w:val="1E4620"/>
+          <w:sz w:val="26"/>
+        </w:rPr>
+        <w:t>🧘 禅修练习</w:t>
       </w:r>
     </w:p>
     <w:p>
       <w:pPr>
-        <w:ind w:left="340"/>
+        <w:ind w:left="170"/>
+        <w:pBdr>
+          <w:left w:val="single" w:sz="18" w:space="4" w:color="1E4620"/>
+        </w:pBdr>
+        <w:shd w:val="clear" w:fill="F2F5FA"/>
       </w:pPr>
       <w:r>
         <w:rPr>
-          <w:color w:val="1E5631"/>
-          <w:sz w:val="21"/>
-        </w:rPr>
-        <w:t xml:space="preserve">• </w:t>
-      </w:r>
-      <w:r>
-        <w:rPr>
-          <w:sz w:val="21"/>
-        </w:rPr>
-        <w:t>提示：引材料④框架——差异主要在"所依的经典不同／巴拉密的开合不同／对菩萨的理解不同／行菩萨道的条件不同／对三乘的解释不同／菩萨的行持不同"；共通之处则列了八项，如"两者皆源于佛陀的本生与弥勒成佛思想""菩提可以分为正自觉、独觉和声闻三种""圆满巴拉密最重要的是大悲心与智慧"。引导方向：本周</w:t>
+          <w:b w:val="0"/>
+        </w:rPr>
+        <w:t xml:space="preserve">⚠️ </w:t>
       </w:r>
       <w:r>
         <w:rPr>
           <w:b/>
-          <w:sz w:val="21"/>
-        </w:rPr>
-        <w:t>只作"看见框架"，不做宗派评判</w:t>
-      </w:r>
-      <w:r>
-        <w:rPr>
-          <w:sz w:val="21"/>
-        </w:rPr>
-        <w:t>——"南传守自己的能力、讲自己的经论，不去评论他宗"。请学员用一句话说出"今天我看见的最清楚的一条共通之处"，把它写在纸上带回家。</w:t>
+        </w:rPr>
+        <w:t>禅修禁忌提示</w:t>
+      </w:r>
+      <w:r>
+        <w:rPr>
+          <w:b w:val="0"/>
+        </w:rPr>
+        <w:t>：若你正处在严重抑郁、焦虑、创伤后应激，或精神类疾病的发作／用药期，或正经历强烈的情绪危机，请先咨询医生或心理师，再决定是否练习；练习中若出现明显不适（如心悸、胸闷、情绪失控），请立即停止，睁开眼睛，把注意力放回呼吸与身体，必要时离场休息。</w:t>
+      </w:r>
+    </w:p>
+    <w:p>
+      <w:r>
+        <w:rPr>
+          <w:b/>
+        </w:rPr>
+        <w:t>（本周练习：入出息念＋慈心念，主持人引导词，照读即可）</w:t>
       </w:r>
     </w:p>
     <w:p>
       <w:pPr>
-        <w:ind w:left="340"/>
+        <w:ind w:left="170"/>
+        <w:pBdr>
+          <w:left w:val="single" w:sz="18" w:space="4" w:color="1E4620"/>
+        </w:pBdr>
+        <w:shd w:val="clear" w:fill="F2F5FA"/>
       </w:pPr>
       <w:r>
         <w:rPr>
-          <w:color w:val="1E5631"/>
-          <w:sz w:val="21"/>
-        </w:rPr>
-        <w:t xml:space="preserve">• </w:t>
-      </w:r>
-      <w:r>
-        <w:rPr>
-          <w:b/>
-          <w:sz w:val="21"/>
-        </w:rPr>
-        <w:t>提示</w:t>
-      </w:r>
-      <w:r>
-        <w:rPr>
-          <w:sz w:val="21"/>
-        </w:rPr>
-        <w:t>：此题不作定论，重在让学员看见"南北传都是照着佛陀的本生与弥勒成佛思想长出来的，根是同一个"；若无人愿答，主持人不强推，把它留作课后自问。讨论收束时，主持人可回到本周那张"三层地图"（经典依据—三种菩提—三种菩萨），让全体注意力重新落回"认路"上，避免停留在情绪分享里过久。最后可用一句过渡："今天我们把地图看清楚了，下周我们就来看看，这条路上'一共要走几件事'。"</w:t>
+          <w:b w:val="0"/>
+        </w:rPr>
+        <w:t>各位法友，请坐好，身体放松，肩膀自然下沉。轻轻闭上眼睛，先把注意力放到呼吸上——只是知道呼吸本来的样子，不去调整它。</w:t>
       </w:r>
     </w:p>
     <w:p>
       <w:pPr>
-        <w:spacing w:before="160" w:after="80"/>
+        <w:ind w:left="170"/>
+        <w:pBdr>
+          <w:left w:val="single" w:sz="18" w:space="4" w:color="1E4620"/>
+        </w:pBdr>
+        <w:shd w:val="clear" w:fill="F2F5FA"/>
       </w:pPr>
       <w:r>
         <w:rPr>
-          <w:rFonts w:ascii="Microsoft YaHei" w:hAnsi="Microsoft YaHei" w:eastAsia="Microsoft YaHei"/>
-          <w:b/>
-          <w:color w:val="1E5631"/>
-          <w:sz w:val="28"/>
-        </w:rPr>
-        <w:t>🧘 禅修练习</w:t>
+          <w:b w:val="0"/>
+        </w:rPr>
+        <w:t>吸气，知道；呼气，知道。当心跑开时，不要责备自己，只是轻轻地带回来。跑了，带回；跑了，带回。</w:t>
       </w:r>
     </w:p>
     <w:p>
       <w:pPr>
-        <w:spacing w:before="40" w:after="80"/>
-        <w:ind w:left="283"/>
-        <w:shd w:val="clear" w:color="auto" w:fill="EDF6EF"/>
+        <w:ind w:left="170"/>
         <w:pBdr>
-          <w:left w:val="single" w:sz="20" w:space="6" w:color="1E5631"/>
+          <w:left w:val="single" w:sz="18" w:space="4" w:color="1E4620"/>
         </w:pBdr>
+        <w:shd w:val="clear" w:fill="F2F5FA"/>
       </w:pPr>
       <w:r>
         <w:rPr>
-          <w:sz w:val="20"/>
-        </w:rPr>
-        <w:t xml:space="preserve">⚠️ </w:t>
-      </w:r>
-      <w:r>
-        <w:rPr>
-          <w:b/>
-          <w:sz w:val="20"/>
-        </w:rPr>
-        <w:t>禅修禁忌提示</w:t>
-      </w:r>
-      <w:r>
-        <w:rPr>
-          <w:sz w:val="20"/>
-        </w:rPr>
-        <w:t>：若你正处在严重抑郁、焦虑、创伤后应激，或精神类疾病的发作／用药期，或正经历强烈的情绪危机，请先咨询医生或心理师，再决定是否练习；练习中若出现明显不适（如心悸、胸闷、情绪失控），请立即停止，睁开眼睛，把注意力放回呼吸与身体，必要时离场休息。</w:t>
-      </w:r>
-    </w:p>
-    <w:p>
-      <w:r>
-        <w:rPr>
-          <w:b/>
-          <w:sz w:val="21"/>
-        </w:rPr>
-        <w:t>（本周练习：入出息念＋慈心念，主持人引导词，照读即可）</w:t>
+          <w:b w:val="0"/>
+        </w:rPr>
+        <w:t>现在，我们练习一会儿慈心。先想到自己，在心里轻轻地说：愿我健康，愿我快乐，愿我平安，愿我远离痛苦。……现在，想到一位你今天见过或想到的人，把这份善意送给他：愿他健康，愿他快乐，愿他平安。</w:t>
       </w:r>
     </w:p>
     <w:p>
       <w:pPr>
-        <w:spacing w:before="40" w:after="80"/>
-        <w:ind w:left="283"/>
-        <w:shd w:val="clear" w:color="auto" w:fill="EDF6EF"/>
+        <w:ind w:left="170"/>
         <w:pBdr>
-          <w:left w:val="single" w:sz="20" w:space="6" w:color="1E5631"/>
+          <w:left w:val="single" w:sz="18" w:space="4" w:color="1E4620"/>
         </w:pBdr>
+        <w:shd w:val="clear" w:fill="F2F5FA"/>
       </w:pPr>
       <w:r>
         <w:rPr>
-          <w:sz w:val="20"/>
-        </w:rPr>
-        <w:t>各位法友，请坐好，身体放松，肩膀自然下沉。轻轻闭上眼睛，先把注意力放到呼吸上——只是知道呼吸本来的样子，不去调整它。</w:t>
+          <w:b w:val="0"/>
+        </w:rPr>
+        <w:t>今天我们也把这份善意，送给"长远"这两个字本身。如果此刻心里有一点点着急、有一点点自我怀疑，不要赶它走，也不要跟着它跑，只是温柔地看着它，像看一位走得慢、但很努力的同路人：愿你也不必着急，愿你知道，走这一步，就已经在路上了。</w:t>
       </w:r>
     </w:p>
     <w:p>
       <w:pPr>
-        <w:spacing w:before="40" w:after="80"/>
-        <w:ind w:left="283"/>
-        <w:shd w:val="clear" w:color="auto" w:fill="EDF6EF"/>
+        <w:ind w:left="170"/>
         <w:pBdr>
-          <w:left w:val="single" w:sz="20" w:space="6" w:color="1E5631"/>
+          <w:left w:val="single" w:sz="18" w:space="4" w:color="1E4620"/>
         </w:pBdr>
+        <w:shd w:val="clear" w:fill="F2F5FA"/>
       </w:pPr>
       <w:r>
         <w:rPr>
-          <w:sz w:val="20"/>
-        </w:rPr>
-        <w:t>吸气，知道；呼气，知道。当心跑开时，不要责备自己，只是轻轻地带回来。跑了，带回；跑了，带回。</w:t>
+          <w:b w:val="0"/>
+        </w:rPr>
+        <w:t>好，我们在这份平和的善意里安静地坐一会儿……（留白 2–3 分钟）</w:t>
       </w:r>
     </w:p>
     <w:p>
       <w:pPr>
-        <w:spacing w:before="40" w:after="80"/>
-        <w:ind w:left="283"/>
-        <w:shd w:val="clear" w:color="auto" w:fill="EDF6EF"/>
+        <w:ind w:left="170"/>
         <w:pBdr>
-          <w:left w:val="single" w:sz="20" w:space="6" w:color="1E5631"/>
+          <w:left w:val="single" w:sz="18" w:space="4" w:color="1E4620"/>
         </w:pBdr>
+        <w:shd w:val="clear" w:fill="F2F5FA"/>
       </w:pPr>
       <w:r>
         <w:rPr>
-          <w:sz w:val="20"/>
-        </w:rPr>
-        <w:t>现在，我们练习一会儿慈心。先想到自己，在心里轻轻地说：愿我健康，愿我快乐，愿我平安，愿我远离痛苦。……现在，想到一位你今天见过或想到的人，把这份善意送给他：愿他健康，愿他快乐，愿他平安。</w:t>
+          <w:b w:val="0"/>
+        </w:rPr>
+        <w:t>慢慢把觉知带回身体，回到坐垫、回到呼吸、回到此刻。慢慢睁开眼睛。</w:t>
+      </w:r>
+    </w:p>
+    <w:p>
+      <w:r>
+        <w:rPr>
+          <w:b/>
+        </w:rPr>
+        <w:t>（主持人操作）</w:t>
+      </w:r>
+      <w:r>
+        <w:rPr>
+          <w:b w:val="0"/>
+        </w:rPr>
+        <w:t xml:space="preserve"> 15 分钟：引导约 5 分钟＋静坐 7 分钟＋收束 3 分钟。若时间富余，可加 5 分钟"把善意送给一位陌生人"练习——让学员在心里想到今天路上遇到的一位陌生人，送出三句善意，</w:t>
+      </w:r>
+      <w:r>
+        <w:rPr>
+          <w:b/>
+        </w:rPr>
+        <w:t>并明确提示：这只是练习心的柔软，不是要你做到"一定生起慈心"，做不到也完全没关系</w:t>
+      </w:r>
+      <w:r>
+        <w:rPr>
+          <w:b w:val="0"/>
+        </w:rPr>
+        <w:t>。若有人练习中情绪起伏，请其先做三次深呼吸，必要时可暂离、喝水。练习结束前，可请学员在心里回顾一句：刚才那一刻，"长远"两个字在我心里，是紧的还是松的？</w:t>
+      </w:r>
+    </w:p>
+    <w:p>
+      <w:r>
+        <w:rPr>
+          <w:b/>
+        </w:rPr>
+        <w:t>（练习引导的三段节奏，主持人自用）</w:t>
+      </w:r>
+      <w:r>
+        <w:rPr>
+          <w:b w:val="0"/>
+        </w:rPr>
+        <w:t>：①</w:t>
+      </w:r>
+      <w:r>
+        <w:rPr>
+          <w:b/>
+        </w:rPr>
+        <w:t>安定（约 3 min）</w:t>
+      </w:r>
+      <w:r>
+        <w:rPr>
+          <w:b w:val="0"/>
+        </w:rPr>
+        <w:t>——呼吸，把身体坐稳，让心从"听了很多概念"的高处落到身体上；②</w:t>
+      </w:r>
+      <w:r>
+        <w:rPr>
+          <w:b/>
+        </w:rPr>
+        <w:t>柔软（约 5 min）</w:t>
+      </w:r>
+      <w:r>
+        <w:rPr>
+          <w:b w:val="0"/>
+        </w:rPr>
+        <w:t>——慈心三句，先给自己，再给一位法友，最后给"长远"这两个字；③</w:t>
+      </w:r>
+      <w:r>
+        <w:rPr>
+          <w:b/>
+        </w:rPr>
+        <w:t>收束（约 2 min）</w:t>
+      </w:r>
+      <w:r>
+        <w:rPr>
+          <w:b w:val="0"/>
+        </w:rPr>
+        <w:t>——不问结果，只请学员体会"心里那根弦有没有松一点点"。本周练习</w:t>
+      </w:r>
+      <w:r>
+        <w:rPr>
+          <w:b/>
+        </w:rPr>
+        <w:t>不以"生起慈心"为止标</w:t>
+      </w:r>
+      <w:r>
+        <w:rPr>
+          <w:b w:val="0"/>
+        </w:rPr>
+        <w:t>，只要学员愿意试一次，就已经达到了目的；若有人全程走神，也不必自责——"会跑，就是它本来的样子。"</w:t>
+      </w:r>
+    </w:p>
+    <w:p>
+      <w:r>
+        <w:rPr>
+          <w:b/>
+          <w:color w:val="1E4620"/>
+          <w:sz w:val="26"/>
+        </w:rPr>
+        <w:t>📚 扩展内容包（时间富余时使用）</w:t>
+      </w:r>
+    </w:p>
+    <w:p>
+      <w:r>
+        <w:rPr>
+          <w:b/>
+        </w:rPr>
+        <w:t>扩展话题一：三种步伐，一条路——慧者、信者、精进者。</w:t>
+      </w:r>
+      <w:r>
+        <w:rPr>
+          <w:b w:val="0"/>
+        </w:rPr>
+        <w:t xml:space="preserve"> 用材料②与材料③的对照作引子：释迦牟尼佛＝慧增上（四阿僧祇劫），弥勒佛＝精进增上（十六阿僧祇劫），信增上的则称"信者菩萨"（八阿僧祇劫）。讨论：你更认同"靠明白得快"、"靠信得深"，还是"靠咬牙坚持"这三种步伐里的哪一种？请学员各举一个小例子，只描述"我是怎么走过来的"，不评判哪种更好。落地一句：</w:t>
+      </w:r>
+      <w:r>
+        <w:rPr>
+          <w:b/>
+        </w:rPr>
+        <w:t>路不一样，终点一样；快慢不是分数。</w:t>
+      </w:r>
+      <w:r>
+        <w:rPr>
+          <w:b w:val="0"/>
+        </w:rPr>
+        <w:t xml:space="preserve"> 主持人可补一句收尾："三种步伐里，没有哪一种更体面——它们只是适合不同的人。"</w:t>
+      </w:r>
+    </w:p>
+    <w:p>
+      <w:r>
+        <w:rPr>
+          <w:b/>
+        </w:rPr>
+        <w:t>扩展话题二：一张缺了角的阅读地图。</w:t>
+      </w:r>
+      <w:r>
+        <w:rPr>
+          <w:b w:val="0"/>
+        </w:rPr>
+        <w:t xml:space="preserve"> 用材料④"南传佛教有关菩萨道思想的经典……收录于《经藏·小部》中的《本生》《佛陀史》《所行藏》及其义注"作引子。白话落地：我们大多数人学佛的"阅读地图"，其实一直缺了"菩萨道"这一角；补上这一角，并不是要改走另一条路，而是让你"知道地图的全貌"。请学员想一想：除了菩萨道，我的修行地图上，还有哪些角是我从没走到过、却一直存在的？延伸阅读可用"📖 延伸阅读"中的材料作收束。主持人可补一句安顿的话："补上这一角，不是为了改走另一条路，而是为了让你在原来的路上，看得更远一点、心里更笃定一点。"</w:t>
+      </w:r>
+    </w:p>
+    <w:p>
+      <w:r>
+        <w:rPr>
+          <w:b/>
+        </w:rPr>
+        <w:t>扩展话题三：为什么"了解"比"表态"更重要。</w:t>
+      </w:r>
+      <w:r>
+        <w:rPr>
+          <w:b w:val="0"/>
+        </w:rPr>
+        <w:t xml:space="preserve"> 用材料①"菩萨在被授记之前呢，他要累积被授记的条件呢，是有八种……"与材料④"当具备以上八个条件时，所发的至上愿才能生效"作引子。白话落地：经典把"发愿成佛"讲成一件</w:t>
+      </w:r>
+      <w:r>
+        <w:rPr>
+          <w:b/>
+        </w:rPr>
+        <w:t>有明确条件、极其慎重</w:t>
+      </w:r>
+      <w:r>
+        <w:rPr>
+          <w:b w:val="0"/>
+        </w:rPr>
+        <w:t>的事，不是今天听了一场课就该决定的事。所以本课的立场很清楚——</w:t>
+      </w:r>
+      <w:r>
+        <w:rPr>
+          <w:b/>
+        </w:rPr>
+        <w:t>我们先把路看清楚，发心与否，都是个人的、被尊重的选择</w:t>
+      </w:r>
+      <w:r>
+        <w:rPr>
+          <w:b w:val="0"/>
+        </w:rPr>
+        <w:t>。请学员说一句"今天我不需要马上做决定的一件事"，以此放下负担，安心地继续看。主持人可以这样示范："对我来说，今天我不需要决定'我走哪条路'——我只需要决定'下次元我再翻一页经'。"这样的示范，能立刻把"发愿"这件大事，还原成一件人人做得到的小事。</w:t>
+      </w:r>
+    </w:p>
+    <w:p>
+      <w:r>
+        <w:rPr>
+          <w:b/>
+        </w:rPr>
+        <w:t>扩展话题四：把"三种菩提"读成一幅"上路图"。</w:t>
+      </w:r>
+      <w:r>
+        <w:rPr>
+          <w:b w:val="0"/>
+        </w:rPr>
+        <w:t xml:space="preserve"> 用材料③的分类与材料④"佛陀是济渡者、独觉佛只是自渡者、弟子是受渡者"作引子。白话落地：这三类不是在排座位，而是在标出"不同的人能帮到多少人"。请学员想一想：在你身边，有没有一位"自己走通了、还愿意回头带人走"的人（老师、长辈、同修都可以）？他/她做对了什么，让别人愿意跟着走？这个环节不涉宗派，只谈"带路的人"，很自然、也很暖。</w:t>
+      </w:r>
+    </w:p>
+    <w:p>
+      <w:r>
+        <w:rPr>
+          <w:b/>
+          <w:color w:val="1E4620"/>
+          <w:sz w:val="26"/>
+        </w:rPr>
+        <w:t>🔚 收尾与回向</w:t>
+      </w:r>
+    </w:p>
+    <w:p>
+      <w:r>
+        <w:rPr>
+          <w:b/>
+        </w:rPr>
+        <w:t>总结引导（主持人可照说）</w:t>
       </w:r>
     </w:p>
     <w:p>
       <w:pPr>
-        <w:spacing w:before="40" w:after="80"/>
-        <w:ind w:left="283"/>
-        <w:shd w:val="clear" w:color="auto" w:fill="EDF6EF"/>
+        <w:ind w:left="170"/>
         <w:pBdr>
-          <w:left w:val="single" w:sz="20" w:space="6" w:color="1E5631"/>
+          <w:left w:val="single" w:sz="18" w:space="4" w:color="1E4620"/>
         </w:pBdr>
+        <w:shd w:val="clear" w:fill="F2F5FA"/>
       </w:pPr>
       <w:r>
         <w:rPr>
-          <w:sz w:val="20"/>
-        </w:rPr>
-        <w:t>今天我们也把这份善意，送给"长远"这两个字本身。如果此刻心里有一点点着急、有一点点自我怀疑，不要赶它走，也不要跟着它跑，只是温柔地看着它，像看一位走得慢、但很努力的同路人：愿你也不必着急，愿你知道，走这一步，就已经在路上了。</w:t>
+          <w:b w:val="0"/>
+        </w:rPr>
+        <w:t>我们今天只做了一件事：把巴利三藏里那条</w:t>
+      </w:r>
+      <w:r>
+        <w:rPr>
+          <w:b/>
+        </w:rPr>
+        <w:t>很少被讲、却一直在</w:t>
+      </w:r>
+      <w:r>
+        <w:rPr>
+          <w:b w:val="0"/>
+        </w:rPr>
+        <w:t>的菩萨道，重新放回地图上。我们看清了三层：第一层，</w:t>
+      </w:r>
+      <w:r>
+        <w:rPr>
+          <w:b/>
+        </w:rPr>
+        <w:t>经典依据</w:t>
+      </w:r>
+      <w:r>
+        <w:rPr>
+          <w:b w:val="0"/>
+        </w:rPr>
+        <w:t>——主要是《经藏·小部》的《本生》《佛陀史》《所行藏》及义注，而《佛种姓经》是佛陀成佛后第一次讲述菩萨如何圆满波罗蜜；第二层，</w:t>
+      </w:r>
+      <w:r>
+        <w:rPr>
+          <w:b/>
+        </w:rPr>
+        <w:t>觉悟有三种</w:t>
+      </w:r>
+      <w:r>
+        <w:rPr>
+          <w:b w:val="0"/>
+        </w:rPr>
+        <w:t>——正等正觉、辟支菩提、弟子菩提；第三层，</w:t>
+      </w:r>
+      <w:r>
+        <w:rPr>
+          <w:b/>
+        </w:rPr>
+        <w:t>菩萨有三种</w:t>
+      </w:r>
+      <w:r>
+        <w:rPr>
+          <w:b w:val="0"/>
+        </w:rPr>
+        <w:t>——慧者、信者、精进者，成佛的时长分别需要四、八、十六个阿僧祇劫加十万大劫，可是</w:t>
+      </w:r>
+      <w:r>
+        <w:rPr>
+          <w:b/>
+        </w:rPr>
+        <w:t>成佛之后，功德无别</w:t>
+      </w:r>
+      <w:r>
+        <w:rPr>
+          <w:b w:val="0"/>
+        </w:rPr>
+        <w:t>。今天我们不必记住任何一个数字。只要带走一句就好：</w:t>
+      </w:r>
+      <w:r>
+        <w:rPr>
+          <w:b/>
+        </w:rPr>
+        <w:t>"了解菩萨道，是认识一条道路，不是衡量自己够不够格——发心与否皆被尊重，长短劫都不必制造紧迫或自卑。"</w:t>
+      </w:r>
+    </w:p>
+    <w:p>
+      <w:r>
+        <w:rPr>
+          <w:b/>
+        </w:rPr>
+        <w:t>下周预告</w:t>
+      </w:r>
+      <w:r>
+        <w:rPr>
+          <w:b w:val="0"/>
+        </w:rPr>
+        <w:t>：第 2 周《十巴拉密总说——架构、七大条件与四佛地》。今天我们把"路"认出来了，下周我们就来看这条路上"要走的一共有几件事"——十巴拉密是什么、它们的共同特相是什么、要成为"巴拉密"须具备哪七大条件、什么叫"四佛地"、以及"十六种内心气质"。请课后完成本周作业，也欢迎带着今天的疑问来。</w:t>
+      </w:r>
+    </w:p>
+    <w:p>
+      <w:r>
+        <w:rPr>
+          <w:b/>
+        </w:rPr>
+        <w:t>逐步收束建议（主持人自用，约 20 分钟怎么用）</w:t>
       </w:r>
     </w:p>
     <w:p>
       <w:pPr>
-        <w:spacing w:before="40" w:after="80"/>
-        <w:ind w:left="283"/>
-        <w:shd w:val="clear" w:color="auto" w:fill="EDF6EF"/>
-        <w:pBdr>
-          <w:left w:val="single" w:sz="20" w:space="6" w:color="1E5631"/>
-        </w:pBdr>
+        <w:pStyle w:val="ListBullet"/>
       </w:pPr>
       <w:r>
         <w:rPr>
-          <w:sz w:val="20"/>
-        </w:rPr>
-        <w:t>好，我们在这份平和的善意里安静地坐一会儿……（留白 2–3 分钟）</w:t>
+          <w:b/>
+        </w:rPr>
+        <w:t>0–6 min｜总结引导</w:t>
+      </w:r>
+      <w:r>
+        <w:rPr>
+          <w:b w:val="0"/>
+        </w:rPr>
+        <w:t>：照读上面的总结，把"三层地图"再走一遍；语速放慢，每层之间停两秒。</w:t>
       </w:r>
     </w:p>
     <w:p>
       <w:pPr>
-        <w:spacing w:before="40" w:after="80"/>
-        <w:ind w:left="283"/>
-        <w:shd w:val="clear" w:color="auto" w:fill="EDF6EF"/>
-        <w:pBdr>
-          <w:left w:val="single" w:sz="20" w:space="6" w:color="1E5631"/>
-        </w:pBdr>
+        <w:pStyle w:val="ListBullet"/>
       </w:pPr>
       <w:r>
         <w:rPr>
-          <w:sz w:val="20"/>
-        </w:rPr>
-        <w:t>慢慢把觉知带回身体，回到坐垫、回到呼吸、回到此刻。慢慢睁开眼睛。</w:t>
-      </w:r>
-    </w:p>
-    <w:p>
-      <w:r>
-        <w:rPr>
           <w:b/>
-          <w:sz w:val="21"/>
-        </w:rPr>
-        <w:t>（主持人操作）</w:t>
-      </w:r>
-      <w:r>
-        <w:rPr>
-          <w:sz w:val="21"/>
-        </w:rPr>
-        <w:t xml:space="preserve"> 15 分钟：引导约 5 分钟＋静坐 7 分钟＋收束 3 分钟。若时间富余，可加 5 分钟"把善意送给一位陌生人"练习——让学员在心里想到今天路上遇到的一位陌生人，送出三句善意，</w:t>
-      </w:r>
-      <w:r>
-        <w:rPr>
-          <w:b/>
-          <w:sz w:val="21"/>
-        </w:rPr>
-        <w:t>并明确提示：这只是练习心的柔软，不是要你做到"一定生起慈心"，做不到也完全没关系</w:t>
-      </w:r>
-      <w:r>
-        <w:rPr>
-          <w:sz w:val="21"/>
-        </w:rPr>
-        <w:t>。若有人练习中情绪起伏，请其先做三次深呼吸，必要时可暂离、喝水。练习结束前，可请学员在心里回顾一句：刚才那一刻，"长远"两个字在我心里，是紧的还是松的？</w:t>
-      </w:r>
-    </w:p>
-    <w:p>
-      <w:r>
-        <w:rPr>
-          <w:b/>
-          <w:sz w:val="21"/>
-        </w:rPr>
-        <w:t>（练习引导的三段节奏，主持人自用）</w:t>
-      </w:r>
-      <w:r>
-        <w:rPr>
-          <w:sz w:val="21"/>
-        </w:rPr>
-        <w:t>：①</w:t>
-      </w:r>
-      <w:r>
-        <w:rPr>
-          <w:b/>
-          <w:sz w:val="21"/>
-        </w:rPr>
-        <w:t>安定（约 3 min）</w:t>
-      </w:r>
-      <w:r>
-        <w:rPr>
-          <w:sz w:val="21"/>
-        </w:rPr>
-        <w:t>——呼吸，把身体坐稳，让心从"听了很多概念"的高处落到身体上；②</w:t>
-      </w:r>
-      <w:r>
-        <w:rPr>
-          <w:b/>
-          <w:sz w:val="21"/>
-        </w:rPr>
-        <w:t>柔软（约 5 min）</w:t>
-      </w:r>
-      <w:r>
-        <w:rPr>
-          <w:sz w:val="21"/>
-        </w:rPr>
-        <w:t>——慈心三句，先给自己，再给一位法友，最后给"长远"这两个字；③</w:t>
-      </w:r>
-      <w:r>
-        <w:rPr>
-          <w:b/>
-          <w:sz w:val="21"/>
-        </w:rPr>
-        <w:t>收束（约 2 min）</w:t>
-      </w:r>
-      <w:r>
-        <w:rPr>
-          <w:sz w:val="21"/>
-        </w:rPr>
-        <w:t>——不问结果，只请学员体会"心里那根弦有没有松一点点"。本周练习</w:t>
-      </w:r>
-      <w:r>
-        <w:rPr>
-          <w:b/>
-          <w:sz w:val="21"/>
-        </w:rPr>
-        <w:t>不以"生起慈心"为止标</w:t>
-      </w:r>
-      <w:r>
-        <w:rPr>
-          <w:sz w:val="21"/>
-        </w:rPr>
-        <w:t>，只要学员愿意试一次，就已经达到了目的；若有人全程走神，也不必自责——"会跑，就是它本来的样子。"</w:t>
+        </w:rPr>
+        <w:t>6–10 min｜本周作业</w:t>
+      </w:r>
+      <w:r>
+        <w:rPr>
+          <w:b w:val="0"/>
+        </w:rPr>
+        <w:t>：念一遍作业（简答题＋实践题），特别强调实践题"只观察、不评判、不下结论"。</w:t>
       </w:r>
     </w:p>
     <w:p>
       <w:pPr>
-        <w:spacing w:before="160" w:after="80"/>
+        <w:pStyle w:val="ListBullet"/>
       </w:pPr>
       <w:r>
         <w:rPr>
-          <w:rFonts w:ascii="Microsoft YaHei" w:hAnsi="Microsoft YaHei" w:eastAsia="Microsoft YaHei"/>
           <w:b/>
-          <w:color w:val="1E5631"/>
-          <w:sz w:val="28"/>
-        </w:rPr>
-        <w:t>📚 扩展内容包（时间富余时使用）</w:t>
-      </w:r>
-    </w:p>
-    <w:p>
-      <w:r>
-        <w:rPr>
-          <w:b/>
-          <w:sz w:val="21"/>
-        </w:rPr>
-        <w:t>扩展话题一：三种步伐，一条路——慧者、信者、精进者。</w:t>
-      </w:r>
-      <w:r>
-        <w:rPr>
-          <w:sz w:val="21"/>
-        </w:rPr>
-        <w:t xml:space="preserve"> 用材料②与材料③的对照作引子：释迦牟尼佛＝慧增上（四阿僧祇劫），弥勒佛＝精进增上（十六阿僧祇劫），信增上的则称"信者菩萨"（八阿僧祇劫）。讨论：你更认同"靠明白得快"、"靠信得深"，还是"靠咬牙坚持"这三种步伐里的哪一种？请学员各举一个小例子，只描述"我是怎么走过来的"，不评判哪种更好。落地一句：</w:t>
-      </w:r>
-      <w:r>
-        <w:rPr>
-          <w:b/>
-          <w:sz w:val="21"/>
-        </w:rPr>
-        <w:t>路不一样，终点一样；快慢不是分数。</w:t>
-      </w:r>
-      <w:r>
-        <w:rPr>
-          <w:sz w:val="21"/>
-        </w:rPr>
-        <w:t xml:space="preserve"> 主持人可补一句收尾："三种步伐里，没有哪一种更体面——它们只是适合不同的人。"</w:t>
-      </w:r>
-    </w:p>
-    <w:p>
-      <w:r>
-        <w:rPr>
-          <w:b/>
-          <w:sz w:val="21"/>
-        </w:rPr>
-        <w:t>扩展话题二：一张缺了角的阅读地图。</w:t>
-      </w:r>
-      <w:r>
-        <w:rPr>
-          <w:sz w:val="21"/>
-        </w:rPr>
-        <w:t xml:space="preserve"> 用材料④"南传佛教有关菩萨道思想的经典……收录于《经藏·小部》中的《本生》《佛陀史》《所行藏》及其义注"作引子。白话落地：我们大多数人学佛的"阅读地图"，其实一直缺了"菩萨道"这一角；补上这一角，并不是要改走另一条路，而是让你"知道地图的全貌"。请学员想一想：除了菩萨道，我的修行地图上，还有哪些角是我从没走到过、却一直存在的？延伸阅读可用"📖 延伸阅读"中的材料作收束。主持人可补一句安顿的话："补上这一角，不是为了改走另一条路，而是为了让你在原来的路上，看得更远一点、心里更笃定一点。"</w:t>
-      </w:r>
-    </w:p>
-    <w:p>
-      <w:r>
-        <w:rPr>
-          <w:b/>
-          <w:sz w:val="21"/>
-        </w:rPr>
-        <w:t>扩展话题三：为什么"了解"比"表态"更重要。</w:t>
-      </w:r>
-      <w:r>
-        <w:rPr>
-          <w:sz w:val="21"/>
-        </w:rPr>
-        <w:t xml:space="preserve"> 用材料①"菩萨在被授记之前呢，他要累积被授记的条件呢，是有八种……"与材料④"当具备以上八个条件时，所发的至上愿才能生效"作引子。白话落地：经典把"发愿成佛"讲成一件</w:t>
-      </w:r>
-      <w:r>
-        <w:rPr>
-          <w:b/>
-          <w:sz w:val="21"/>
-        </w:rPr>
-        <w:t>有明确条件、极其慎重</w:t>
-      </w:r>
-      <w:r>
-        <w:rPr>
-          <w:sz w:val="21"/>
-        </w:rPr>
-        <w:t>的事，不是今天听了一场课就该决定的事。所以本课的立场很清楚——</w:t>
-      </w:r>
-      <w:r>
-        <w:rPr>
-          <w:b/>
-          <w:sz w:val="21"/>
-        </w:rPr>
-        <w:t>我们先把路看清楚，发心与否，都是个人的、被尊重的选择</w:t>
-      </w:r>
-      <w:r>
-        <w:rPr>
-          <w:sz w:val="21"/>
-        </w:rPr>
-        <w:t>。请学员说一句"今天我不需要马上做决定的一件事"，以此放下负担，安心地继续看。主持人可以这样示范："对我来说，今天我不需要决定'我走哪条路'——我只需要决定'下次元我再翻一页经'。"这样的示范，能立刻把"发愿"这件大事，还原成一件人人做得到的小事。</w:t>
-      </w:r>
-    </w:p>
-    <w:p>
-      <w:r>
-        <w:rPr>
-          <w:b/>
-          <w:sz w:val="21"/>
-        </w:rPr>
-        <w:t>扩展话题四：把"三种菩提"读成一幅"上路图"。</w:t>
-      </w:r>
-      <w:r>
-        <w:rPr>
-          <w:sz w:val="21"/>
-        </w:rPr>
-        <w:t xml:space="preserve"> 用材料③的分类与材料④"佛陀是济渡者、独觉佛只是自渡者、弟子是受渡者"作引子。白话落地：这三类不是在排座位，而是在标出"不同的人能帮到多少人"。请学员想一想：在你身边，有没有一位"自己走通了、还愿意回头带人走"的人（老师、长辈、同修都可以）？他/她做对了什么，让别人愿意跟着走？这个环节不涉宗派，只谈"带路的人"，很自然、也很暖。</w:t>
+        </w:rPr>
+        <w:t>10–14 min｜下周预告</w:t>
+      </w:r>
+      <w:r>
+        <w:rPr>
+          <w:b w:val="0"/>
+        </w:rPr>
+        <w:t>：预告第 2 周《十巴拉密总说》；告诉学员"今天的三种菩萨、三种菩提，下周会先用'十件事'接上"。</w:t>
       </w:r>
     </w:p>
     <w:p>
       <w:pPr>
-        <w:spacing w:before="160" w:after="80"/>
+        <w:pStyle w:val="ListBullet"/>
       </w:pPr>
       <w:r>
         <w:rPr>
-          <w:rFonts w:ascii="Microsoft YaHei" w:hAnsi="Microsoft YaHei" w:eastAsia="Microsoft YaHei"/>
           <w:b/>
-          <w:color w:val="1E5631"/>
-          <w:sz w:val="28"/>
-        </w:rPr>
-        <w:t>🔚 收尾与回向</w:t>
-      </w:r>
-    </w:p>
-    <w:p>
-      <w:r>
-        <w:rPr>
-          <w:b/>
-          <w:sz w:val="21"/>
-        </w:rPr>
-        <w:t>总结引导（主持人可照说）</w:t>
+        </w:rPr>
+        <w:t>14–16 min｜自由答疑</w:t>
+      </w:r>
+      <w:r>
+        <w:rPr>
+          <w:b w:val="0"/>
+        </w:rPr>
+        <w:t>：只答与本周相关的、简短的问题；名相细节类的记在便签上，课后统一回复。</w:t>
       </w:r>
     </w:p>
     <w:p>
       <w:pPr>
-        <w:spacing w:before="40" w:after="80"/>
-        <w:ind w:left="283"/>
-        <w:shd w:val="clear" w:color="auto" w:fill="EDF6EF"/>
-        <w:pBdr>
-          <w:left w:val="single" w:sz="20" w:space="6" w:color="1E5631"/>
-        </w:pBdr>
+        <w:pStyle w:val="ListBullet"/>
       </w:pPr>
       <w:r>
         <w:rPr>
-          <w:sz w:val="20"/>
-        </w:rPr>
-        <w:t>我们今天只做了一件事：把巴利三藏里那条</w:t>
-      </w:r>
-      <w:r>
-        <w:rPr>
           <w:b/>
-          <w:sz w:val="20"/>
-        </w:rPr>
-        <w:t>很少被讲、却一直在</w:t>
-      </w:r>
-      <w:r>
-        <w:rPr>
-          <w:sz w:val="20"/>
-        </w:rPr>
-        <w:t>的菩萨道，重新放回地图上。我们看清了三层：第一层，</w:t>
+        </w:rPr>
+        <w:t>16–20 min｜回向</w:t>
+      </w:r>
+      <w:r>
+        <w:rPr>
+          <w:b w:val="0"/>
+        </w:rPr>
+        <w:t>：全体合诵回向词四句，收束全场。</w:t>
       </w:r>
       <w:r>
         <w:rPr>
           <w:b/>
-          <w:sz w:val="20"/>
-        </w:rPr>
-        <w:t>经典依据</w:t>
-      </w:r>
-      <w:r>
-        <w:rPr>
-          <w:sz w:val="20"/>
-        </w:rPr>
-        <w:t>——主要是《经藏·小部》的《本生》《佛陀史》《所行藏》及义注，而《佛种姓经》是佛陀成佛后第一次讲述菩萨如何圆满波罗蜜；第二层，</w:t>
-      </w:r>
-      <w:r>
-        <w:rPr>
-          <w:b/>
-          <w:sz w:val="20"/>
-        </w:rPr>
-        <w:t>觉悟有三种</w:t>
-      </w:r>
-      <w:r>
-        <w:rPr>
-          <w:sz w:val="20"/>
-        </w:rPr>
-        <w:t>——正等正觉、辟支菩提、弟子菩提；第三层，</w:t>
-      </w:r>
-      <w:r>
-        <w:rPr>
-          <w:b/>
-          <w:sz w:val="20"/>
-        </w:rPr>
-        <w:t>菩萨有三种</w:t>
-      </w:r>
-      <w:r>
-        <w:rPr>
-          <w:sz w:val="20"/>
-        </w:rPr>
-        <w:t>——慧者、信者、精进者，成佛的时长分别需要四、八、十六个阿僧祇劫加十万大劫，可是</w:t>
-      </w:r>
-      <w:r>
-        <w:rPr>
-          <w:b/>
-          <w:sz w:val="20"/>
-        </w:rPr>
-        <w:t>成佛之后，功德无别</w:t>
-      </w:r>
-      <w:r>
-        <w:rPr>
-          <w:sz w:val="20"/>
-        </w:rPr>
-        <w:t>。今天我们不必记住任何一个数字。只要带走一句就好：</w:t>
-      </w:r>
-      <w:r>
-        <w:rPr>
-          <w:b/>
-          <w:sz w:val="20"/>
-        </w:rPr>
-        <w:t>"了解菩萨道，是认识一条道路，不是衡量自己够不够格——发心与否皆被尊重，长短劫都不必制造紧迫或自卑。"</w:t>
+        </w:rPr>
+        <w:t>回向不可省</w:t>
+      </w:r>
+      <w:r>
+        <w:rPr>
+          <w:b w:val="0"/>
+        </w:rPr>
+        <w:t>——它是把今天所学"结愿"的一步，也是让学员带着一份"这堂课有头有尾"的踏实离开。</w:t>
       </w:r>
     </w:p>
     <w:p>
       <w:r>
         <w:rPr>
           <w:b/>
-          <w:sz w:val="21"/>
-        </w:rPr>
-        <w:t>下周预告</w:t>
-      </w:r>
-      <w:r>
-        <w:rPr>
-          <w:sz w:val="21"/>
-        </w:rPr>
-        <w:t>：第 2 周《十巴拉密总说——架构、七大条件与四佛地》。今天我们把"路"认出来了，下周我们就来看这条路上"要走的一共有几件事"——十巴拉密是什么、它们的共同特相是什么、要成为"巴拉密"须具备哪七大条件、什么叫"四佛地"、以及"十六种内心气质"。请课后完成本周作业，也欢迎带着今天的疑问来。</w:t>
-      </w:r>
-    </w:p>
-    <w:p>
-      <w:r>
-        <w:rPr>
-          <w:b/>
-          <w:sz w:val="21"/>
-        </w:rPr>
-        <w:t>逐步收束建议（主持人自用，约 20 分钟怎么用）</w:t>
+        </w:rPr>
+        <w:t>回向词（四句，全体合诵）</w:t>
       </w:r>
     </w:p>
     <w:p>
       <w:pPr>
-        <w:ind w:left="340"/>
+        <w:ind w:left="170"/>
+        <w:pBdr>
+          <w:left w:val="single" w:sz="18" w:space="4" w:color="1E4620"/>
+        </w:pBdr>
+        <w:shd w:val="clear" w:fill="F2F5FA"/>
       </w:pPr>
       <w:r>
         <w:rPr>
-          <w:color w:val="1E5631"/>
-          <w:sz w:val="21"/>
-        </w:rPr>
-        <w:t xml:space="preserve">• </w:t>
-      </w:r>
-      <w:r>
-        <w:rPr>
-          <w:b/>
-          <w:sz w:val="21"/>
-        </w:rPr>
-        <w:t>0–6 min｜总结引导</w:t>
-      </w:r>
-      <w:r>
-        <w:rPr>
-          <w:sz w:val="21"/>
-        </w:rPr>
-        <w:t>：照读上面的总结，把"三层地图"再走一遍；语速放慢，每层之间停两秒。</w:t>
+          <w:b w:val="0"/>
+        </w:rPr>
+        <w:t>愿以此功德，导向诸漏尽；</w:t>
       </w:r>
     </w:p>
     <w:p>
       <w:pPr>
-        <w:ind w:left="340"/>
+        <w:ind w:left="170"/>
+        <w:pBdr>
+          <w:left w:val="single" w:sz="18" w:space="4" w:color="1E4620"/>
+        </w:pBdr>
+        <w:shd w:val="clear" w:fill="F2F5FA"/>
       </w:pPr>
       <w:r>
         <w:rPr>
-          <w:color w:val="1E5631"/>
-          <w:sz w:val="21"/>
-        </w:rPr>
-        <w:t xml:space="preserve">• </w:t>
-      </w:r>
-      <w:r>
-        <w:rPr>
-          <w:b/>
-          <w:sz w:val="21"/>
-        </w:rPr>
-        <w:t>6–10 min｜本周作业</w:t>
-      </w:r>
-      <w:r>
-        <w:rPr>
-          <w:sz w:val="21"/>
-        </w:rPr>
-        <w:t>：念一遍作业（简答题＋实践题），特别强调实践题"只观察、不评判、不下结论"。</w:t>
+          <w:b w:val="0"/>
+        </w:rPr>
+        <w:t>愿以此功德，为证涅槃缘；</w:t>
       </w:r>
     </w:p>
     <w:p>
       <w:pPr>
-        <w:ind w:left="340"/>
+        <w:ind w:left="170"/>
+        <w:pBdr>
+          <w:left w:val="single" w:sz="18" w:space="4" w:color="1E4620"/>
+        </w:pBdr>
+        <w:shd w:val="clear" w:fill="F2F5FA"/>
       </w:pPr>
       <w:r>
         <w:rPr>
-          <w:color w:val="1E5631"/>
-          <w:sz w:val="21"/>
-        </w:rPr>
-        <w:t xml:space="preserve">• </w:t>
-      </w:r>
-      <w:r>
-        <w:rPr>
-          <w:b/>
-          <w:sz w:val="21"/>
-        </w:rPr>
-        <w:t>10–14 min｜下周预告</w:t>
-      </w:r>
-      <w:r>
-        <w:rPr>
-          <w:sz w:val="21"/>
-        </w:rPr>
-        <w:t>：预告第 2 周《十巴拉密总说》；告诉学员"今天的三种菩萨、三种菩提，下周会先用'十件事'接上"。</w:t>
+          <w:b w:val="0"/>
+        </w:rPr>
+        <w:t>我此功德分，回向诸有情；</w:t>
       </w:r>
     </w:p>
     <w:p>
       <w:pPr>
-        <w:ind w:left="340"/>
+        <w:ind w:left="170"/>
+        <w:pBdr>
+          <w:left w:val="single" w:sz="18" w:space="4" w:color="1E4620"/>
+        </w:pBdr>
+        <w:shd w:val="clear" w:fill="F2F5FA"/>
       </w:pPr>
       <w:r>
         <w:rPr>
-          <w:color w:val="1E5631"/>
-          <w:sz w:val="21"/>
-        </w:rPr>
-        <w:t xml:space="preserve">• </w:t>
-      </w:r>
-      <w:r>
-        <w:rPr>
-          <w:b/>
-          <w:sz w:val="21"/>
-        </w:rPr>
-        <w:t>14–16 min｜自由答疑</w:t>
-      </w:r>
-      <w:r>
-        <w:rPr>
-          <w:sz w:val="21"/>
-        </w:rPr>
-        <w:t>：只答与本周相关的、简短的问题；名相细节类的记在便签上，课后统一回复。</w:t>
+          <w:b w:val="0"/>
+        </w:rPr>
+        <w:t>愿彼等一切，同得功德分。</w:t>
       </w:r>
     </w:p>
     <w:p>
       <w:pPr>
-        <w:ind w:left="340"/>
+        <w:ind w:left="170"/>
+        <w:pBdr>
+          <w:left w:val="single" w:sz="18" w:space="4" w:color="1E4620"/>
+        </w:pBdr>
+        <w:shd w:val="clear" w:fill="F2F5FA"/>
       </w:pPr>
       <w:r>
         <w:rPr>
-          <w:color w:val="1E5631"/>
-          <w:sz w:val="21"/>
-        </w:rPr>
-        <w:t xml:space="preserve">• </w:t>
-      </w:r>
-      <w:r>
-        <w:rPr>
-          <w:b/>
-          <w:sz w:val="21"/>
-        </w:rPr>
-        <w:t>16–20 min｜回向</w:t>
-      </w:r>
-      <w:r>
-        <w:rPr>
-          <w:sz w:val="21"/>
-        </w:rPr>
-        <w:t>：全体合诵回向词四句，收束全场。</w:t>
-      </w:r>
-      <w:r>
-        <w:rPr>
-          <w:b/>
-          <w:sz w:val="21"/>
-        </w:rPr>
-        <w:t>回向不可省</w:t>
-      </w:r>
-      <w:r>
-        <w:rPr>
-          <w:sz w:val="21"/>
-        </w:rPr>
-        <w:t>——它是把今天所学"结愿"的一步，也是让学员带着一份"这堂课有头有尾"的踏实离开。</w:t>
+          <w:b w:val="0"/>
+        </w:rPr>
+        <w:t>萨度！萨度！萨度！</w:t>
       </w:r>
     </w:p>
     <w:p>
       <w:r>
         <w:rPr>
-          <w:b/>
-          <w:sz w:val="21"/>
-        </w:rPr>
-        <w:t>回向词（四句，全体合诵）</w:t>
+          <w:b w:val="0"/>
+        </w:rPr>
+        <w:t>开场提示语：欢迎各位法友。今天我们不讲怎么修，只做一件事——把巴利三藏里那条"很少被讲、却一直在"的菩萨道，重新放回地图上。很多人以为南传只有解脱道，可是尊者说得很直白："其实在巴利语系的经典里面，菩萨道的思想也是非常的丰富。"我们会看三层：经典依据在哪几部经；觉悟有哪三种；菩萨有哪三种、各自要走多长。今天不要求任何人发愿、不要求任何人表态，我们只是把路看清楚——了解一条道路，不等于给今天的自己打分。请先给自己一个放松的坐姿，我们以 10 分钟静心开场。</w:t>
       </w:r>
     </w:p>
     <w:p>
-      <w:pPr>
-        <w:spacing w:before="40" w:after="80"/>
-        <w:ind w:left="283"/>
-        <w:shd w:val="clear" w:color="auto" w:fill="EDF6EF"/>
-        <w:pBdr>
-          <w:left w:val="single" w:sz="20" w:space="6" w:color="1E5631"/>
-        </w:pBdr>
-      </w:pPr>
-      <w:r>
-        <w:rPr>
-          <w:sz w:val="20"/>
-        </w:rPr>
-        <w:t>愿以此功德，导向诸漏尽； 愿以此功德，为证涅槃缘； 我此功德分，回向诸有情； 愿彼等一切，同得功德分。</w:t>
-      </w:r>
-    </w:p>
-    <w:p>
-      <w:pPr>
-        <w:spacing w:before="40" w:after="80"/>
-        <w:ind w:left="283"/>
-        <w:shd w:val="clear" w:color="auto" w:fill="EDF6EF"/>
-        <w:pBdr>
-          <w:left w:val="single" w:sz="20" w:space="6" w:color="1E5631"/>
-        </w:pBdr>
-      </w:pPr>
-      <w:r>
-        <w:rPr>
-          <w:sz w:val="20"/>
-        </w:rPr>
-        <w:t>萨度！萨度！萨度！</w:t>
-      </w:r>
-    </w:p>
-    <w:p>
-      <w:r>
-        <w:rPr>
-          <w:sz w:val="21"/>
-        </w:rPr>
-        <w:t>开场提示语：欢迎各位法友。今天我们不讲怎么修，只做一件事——把巴利三藏里那条"很少被讲、却一直在"的菩萨道，重新放回地图上。很多人以为南传只有解脱道，可是尊者说得很直白："其实在巴利语系的经典里面，菩萨道的思想也是非常的丰富。"我们会看三层：经典依据在哪几部经；觉悟有哪三种；菩萨有哪三种、各自要走多长。今天不要求任何人发愿、不要求任何人表态，我们只是把路看清楚——了解一条道路，不等于给今天的自己打分。请先给自己一个放松的坐姿，我们以 10 分钟静心开场。</w:t>
-      </w:r>
-    </w:p>
-    <w:p>
-      <w:pPr>
-        <w:spacing w:before="160" w:after="80"/>
-      </w:pPr>
-      <w:r>
-        <w:rPr>
-          <w:rFonts w:ascii="Microsoft YaHei" w:hAnsi="Microsoft YaHei" w:eastAsia="Microsoft YaHei"/>
+      <w:r>
+        <w:rPr>
           <w:b/>
-          <w:color w:val="1E5631"/>
-          <w:sz w:val="28"/>
+          <w:color w:val="1E4620"/>
+          <w:sz w:val="26"/>
         </w:rPr>
         <w:t>📖 延伸阅读</w:t>
       </w:r>
@@ -4344,7 +4164,6 @@
       <w:tblPr>
         <w:tblStyle w:val="TableGrid"/>
         <w:tblW w:type="auto" w:w="0"/>
-        <w:jc w:val="center"/>
         <w:tblLook w:firstColumn="1" w:firstRow="1" w:lastColumn="0" w:lastRow="0" w:noHBand="0" w:noVBand="1" w:val="04A0"/>
       </w:tblPr>
       <w:tblGrid>
@@ -4357,17 +4176,20 @@
         <w:tc>
           <w:tcPr>
             <w:tcW w:type="dxa" w:w="2409"/>
-            <w:shd w:val="clear" w:color="auto" w:fill="1E5631"/>
+            <w:shd w:val="clear" w:fill="1E4620"/>
           </w:tcPr>
           <w:p>
-            <w:pPr>
-              <w:spacing w:after="20"/>
-            </w:pPr>
             <w:r>
               <w:rPr>
-                <w:b/>
                 <w:color w:val="FFFFFF"/>
-                <w:sz w:val="19"/>
+                <w:sz w:val="18"/>
+              </w:rPr>
+            </w:r>
+            <w:r>
+              <w:rPr>
+                <w:b w:val="0"/>
+                <w:color w:val="FFFFFF"/>
+                <w:sz w:val="18"/>
               </w:rPr>
               <w:t>材料</w:t>
             </w:r>
@@ -4376,17 +4198,20 @@
         <w:tc>
           <w:tcPr>
             <w:tcW w:type="dxa" w:w="2409"/>
-            <w:shd w:val="clear" w:color="auto" w:fill="1E5631"/>
+            <w:shd w:val="clear" w:fill="1E4620"/>
           </w:tcPr>
           <w:p>
-            <w:pPr>
-              <w:spacing w:after="20"/>
-            </w:pPr>
             <w:r>
               <w:rPr>
-                <w:b/>
                 <w:color w:val="FFFFFF"/>
-                <w:sz w:val="19"/>
+                <w:sz w:val="18"/>
+              </w:rPr>
+            </w:r>
+            <w:r>
+              <w:rPr>
+                <w:b w:val="0"/>
+                <w:color w:val="FFFFFF"/>
+                <w:sz w:val="18"/>
               </w:rPr>
               <w:t>出处</w:t>
             </w:r>
@@ -4395,17 +4220,20 @@
         <w:tc>
           <w:tcPr>
             <w:tcW w:type="dxa" w:w="2409"/>
-            <w:shd w:val="clear" w:color="auto" w:fill="1E5631"/>
+            <w:shd w:val="clear" w:fill="1E4620"/>
           </w:tcPr>
           <w:p>
-            <w:pPr>
-              <w:spacing w:after="20"/>
-            </w:pPr>
             <w:r>
               <w:rPr>
-                <w:b/>
                 <w:color w:val="FFFFFF"/>
-                <w:sz w:val="19"/>
+                <w:sz w:val="18"/>
+              </w:rPr>
+            </w:r>
+            <w:r>
+              <w:rPr>
+                <w:b w:val="0"/>
+                <w:color w:val="FFFFFF"/>
+                <w:sz w:val="18"/>
               </w:rPr>
               <w:t>media_id</w:t>
             </w:r>
@@ -4414,17 +4242,20 @@
         <w:tc>
           <w:tcPr>
             <w:tcW w:type="dxa" w:w="2409"/>
-            <w:shd w:val="clear" w:color="auto" w:fill="1E5631"/>
+            <w:shd w:val="clear" w:fill="1E4620"/>
           </w:tcPr>
           <w:p>
-            <w:pPr>
-              <w:spacing w:after="20"/>
-            </w:pPr>
             <w:r>
               <w:rPr>
-                <w:b/>
                 <w:color w:val="FFFFFF"/>
-                <w:sz w:val="19"/>
+                <w:sz w:val="18"/>
+              </w:rPr>
+            </w:r>
+            <w:r>
+              <w:rPr>
+                <w:b w:val="0"/>
+                <w:color w:val="FFFFFF"/>
+                <w:sz w:val="18"/>
               </w:rPr>
               <w:t>说明</w:t>
             </w:r>
@@ -4437,12 +4268,15 @@
             <w:tcW w:type="dxa" w:w="2409"/>
           </w:tcPr>
           <w:p>
-            <w:pPr>
-              <w:spacing w:after="20"/>
-            </w:pPr>
             <w:r>
               <w:rPr>
-                <w:sz w:val="19"/>
+                <w:sz w:val="18"/>
+              </w:rPr>
+            </w:r>
+            <w:r>
+              <w:rPr>
+                <w:b w:val="0"/>
+                <w:sz w:val="18"/>
               </w:rPr>
               <w:t>《巴利三藏中的菩萨道思想01-经典出处-古源尊者-20250620（音声）》</w:t>
             </w:r>
@@ -4453,12 +4287,15 @@
             <w:tcW w:type="dxa" w:w="2409"/>
           </w:tcPr>
           <w:p>
-            <w:pPr>
-              <w:spacing w:after="20"/>
-            </w:pPr>
             <w:r>
               <w:rPr>
-                <w:sz w:val="19"/>
+                <w:sz w:val="18"/>
+              </w:rPr>
+            </w:r>
+            <w:r>
+              <w:rPr>
+                <w:b w:val="0"/>
+                <w:sz w:val="18"/>
               </w:rPr>
               <w:t>古源尊者开示及上座部佛教资料</w:t>
             </w:r>
@@ -4469,14 +4306,17 @@
             <w:tcW w:type="dxa" w:w="2409"/>
           </w:tcPr>
           <w:p>
-            <w:pPr>
-              <w:spacing w:after="20"/>
-            </w:pPr>
             <w:r>
               <w:rPr>
-                <w:sz w:val="19"/>
+                <w:sz w:val="18"/>
               </w:rPr>
-              <w:t>`soundrecording_d0dd1c0cd17209afe241ece24bf6b7b4_33901a503e5d415dbef2d9d60f18184b7439961422831605`</w:t>
+            </w:r>
+            <w:r>
+              <w:rPr>
+                <w:b w:val="0"/>
+                <w:sz w:val="18"/>
+              </w:rPr>
+              <w:t>soundrecording_d0dd1c0cd17209afe241ece24bf6b7b4_33901a503e5d415dbef2d9d60f18184b7439961422831605</w:t>
             </w:r>
           </w:p>
         </w:tc>
@@ -4485,19 +4325,22 @@
             <w:tcW w:type="dxa" w:w="2409"/>
           </w:tcPr>
           <w:p>
-            <w:pPr>
-              <w:spacing w:after="20"/>
-            </w:pPr>
             <w:r>
               <w:rPr>
-                <w:sz w:val="19"/>
+                <w:sz w:val="18"/>
+              </w:rPr>
+            </w:r>
+            <w:r>
+              <w:rPr>
+                <w:b w:val="0"/>
+                <w:sz w:val="18"/>
               </w:rPr>
               <w:t>本讲★核心材料：巴利三藏中的菩萨道经典依据、《佛种姓经》缘起与结集、《行藏》《本生》。ima 知识库搜索「巴利三藏中的菩萨道思想01 经典出处 古源尊者」。</w:t>
             </w:r>
             <w:r>
               <w:rPr>
                 <w:b/>
-                <w:sz w:val="19"/>
+                <w:sz w:val="18"/>
               </w:rPr>
               <w:t>本 id 见于《_禁用清单_读书会01-16已用media_id.txt》第392行，惟经蓝图核验为 FREE，系读书会17 核心素材本体，与既有系列无段落重叠</w:t>
             </w:r>
@@ -4508,15 +4351,18 @@
         <w:tc>
           <w:tcPr>
             <w:tcW w:type="dxa" w:w="2409"/>
-            <w:shd w:val="clear" w:color="auto" w:fill="F2F2F2"/>
+            <w:shd w:val="clear" w:fill="F2F5FA"/>
           </w:tcPr>
           <w:p>
-            <w:pPr>
-              <w:spacing w:after="20"/>
-            </w:pPr>
             <w:r>
               <w:rPr>
-                <w:sz w:val="19"/>
+                <w:sz w:val="18"/>
+              </w:rPr>
+            </w:r>
+            <w:r>
+              <w:rPr>
+                <w:b w:val="0"/>
+                <w:sz w:val="18"/>
               </w:rPr>
               <w:t>《巴利三藏中的菩萨道思想02-三种菩萨-古源尊者-20250621（音声）》</w:t>
             </w:r>
@@ -4525,15 +4371,18 @@
         <w:tc>
           <w:tcPr>
             <w:tcW w:type="dxa" w:w="2409"/>
-            <w:shd w:val="clear" w:color="auto" w:fill="F2F2F2"/>
+            <w:shd w:val="clear" w:fill="F2F5FA"/>
           </w:tcPr>
           <w:p>
-            <w:pPr>
-              <w:spacing w:after="20"/>
-            </w:pPr>
             <w:r>
               <w:rPr>
-                <w:sz w:val="19"/>
+                <w:sz w:val="18"/>
+              </w:rPr>
+            </w:r>
+            <w:r>
+              <w:rPr>
+                <w:b w:val="0"/>
+                <w:sz w:val="18"/>
               </w:rPr>
               <w:t>古源尊者开示及上座部佛教资料</w:t>
             </w:r>
@@ -4542,39 +4391,45 @@
         <w:tc>
           <w:tcPr>
             <w:tcW w:type="dxa" w:w="2409"/>
-            <w:shd w:val="clear" w:color="auto" w:fill="F2F2F2"/>
+            <w:shd w:val="clear" w:fill="F2F5FA"/>
           </w:tcPr>
           <w:p>
-            <w:pPr>
-              <w:spacing w:after="20"/>
-            </w:pPr>
             <w:r>
               <w:rPr>
-                <w:sz w:val="19"/>
+                <w:sz w:val="18"/>
               </w:rPr>
-              <w:t>`soundrecording_d0dd1c0cd17209afe241ece24bf6b7b4_c68978cd348317eb9f053028b96debcb7439961422831605`</w:t>
+            </w:r>
+            <w:r>
+              <w:rPr>
+                <w:b w:val="0"/>
+                <w:sz w:val="18"/>
+              </w:rPr>
+              <w:t>soundrecording_d0dd1c0cd17209afe241ece24bf6b7b4_c68978cd348317eb9f053028b96debcb7439961422831605</w:t>
             </w:r>
           </w:p>
         </w:tc>
         <w:tc>
           <w:tcPr>
             <w:tcW w:type="dxa" w:w="2409"/>
-            <w:shd w:val="clear" w:color="auto" w:fill="F2F2F2"/>
+            <w:shd w:val="clear" w:fill="F2F5FA"/>
           </w:tcPr>
           <w:p>
-            <w:pPr>
-              <w:spacing w:after="20"/>
-            </w:pPr>
             <w:r>
               <w:rPr>
-                <w:sz w:val="19"/>
+                <w:sz w:val="18"/>
+              </w:rPr>
+            </w:r>
+            <w:r>
+              <w:rPr>
+                <w:b w:val="0"/>
+                <w:sz w:val="18"/>
               </w:rPr>
               <w:t>本讲★核心材料：三种菩提、三种菩萨、成佛时长、"成佛后功德无别"。</w:t>
             </w:r>
             <w:r>
               <w:rPr>
                 <w:b/>
-                <w:sz w:val="19"/>
+                <w:sz w:val="18"/>
               </w:rPr>
               <w:t>本 id 见于禁用清单第499行，惟经蓝图核验为 FREE，系读书会17 核心素材本体，与既有系列无段落重叠</w:t>
             </w:r>
@@ -4587,12 +4442,15 @@
             <w:tcW w:type="dxa" w:w="2409"/>
           </w:tcPr>
           <w:p>
-            <w:pPr>
-              <w:spacing w:after="20"/>
-            </w:pPr>
             <w:r>
               <w:rPr>
-                <w:sz w:val="19"/>
+                <w:sz w:val="18"/>
+              </w:rPr>
+            </w:r>
+            <w:r>
+              <w:rPr>
+                <w:b w:val="0"/>
+                <w:sz w:val="18"/>
               </w:rPr>
               <w:t>《巴利三藏中的菩萨道思想02-三种菩萨-古源尊者-20250621（课件）.pdf》</w:t>
             </w:r>
@@ -4603,12 +4461,15 @@
             <w:tcW w:type="dxa" w:w="2409"/>
           </w:tcPr>
           <w:p>
-            <w:pPr>
-              <w:spacing w:after="20"/>
-            </w:pPr>
             <w:r>
               <w:rPr>
-                <w:sz w:val="19"/>
+                <w:sz w:val="18"/>
+              </w:rPr>
+            </w:r>
+            <w:r>
+              <w:rPr>
+                <w:b w:val="0"/>
+                <w:sz w:val="18"/>
               </w:rPr>
               <w:t>古源尊者开示及上座部佛教资料</w:t>
             </w:r>
@@ -4619,14 +4480,17 @@
             <w:tcW w:type="dxa" w:w="2409"/>
           </w:tcPr>
           <w:p>
-            <w:pPr>
-              <w:spacing w:after="20"/>
-            </w:pPr>
             <w:r>
               <w:rPr>
-                <w:sz w:val="19"/>
+                <w:sz w:val="18"/>
               </w:rPr>
-              <w:t>`pdf_d0dd1c0cd17209afe241ece24bf6b7b4_ad10c9cc63363b068a38f5acffc4e2fe7439961422831605`</w:t>
+            </w:r>
+            <w:r>
+              <w:rPr>
+                <w:b w:val="0"/>
+                <w:sz w:val="18"/>
+              </w:rPr>
+              <w:t>pdf_d0dd1c0cd17209afe241ece24bf6b7b4_ad10c9cc63363b068a38f5acffc4e2fe7439961422831605</w:t>
             </w:r>
           </w:p>
         </w:tc>
@@ -4635,12 +4499,15 @@
             <w:tcW w:type="dxa" w:w="2409"/>
           </w:tcPr>
           <w:p>
-            <w:pPr>
-              <w:spacing w:after="20"/>
-            </w:pPr>
             <w:r>
               <w:rPr>
-                <w:sz w:val="19"/>
+                <w:sz w:val="18"/>
+              </w:rPr>
+            </w:r>
+            <w:r>
+              <w:rPr>
+                <w:b w:val="0"/>
+                <w:sz w:val="18"/>
               </w:rPr>
               <w:t>本讲◈材料：三种菩提分类表、三种菩萨时长、十巴拉密特相作用现起近因总表（十巴拉密细节留待 W2/W4–W7）</w:t>
             </w:r>
@@ -4651,15 +4518,18 @@
         <w:tc>
           <w:tcPr>
             <w:tcW w:type="dxa" w:w="2409"/>
-            <w:shd w:val="clear" w:color="auto" w:fill="F2F2F2"/>
+            <w:shd w:val="clear" w:fill="F2F5FA"/>
           </w:tcPr>
           <w:p>
-            <w:pPr>
-              <w:spacing w:after="20"/>
-            </w:pPr>
             <w:r>
               <w:rPr>
-                <w:sz w:val="19"/>
+                <w:sz w:val="18"/>
+              </w:rPr>
+            </w:r>
+            <w:r>
+              <w:rPr>
+                <w:b w:val="0"/>
+                <w:sz w:val="18"/>
               </w:rPr>
               <w:t>《南北传菩萨道.pdf》（林欣：《南北传佛教的菩萨道思想》上／下篇）</w:t>
             </w:r>
@@ -4668,15 +4538,18 @@
         <w:tc>
           <w:tcPr>
             <w:tcW w:type="dxa" w:w="2409"/>
-            <w:shd w:val="clear" w:color="auto" w:fill="F2F2F2"/>
+            <w:shd w:val="clear" w:fill="F2F5FA"/>
           </w:tcPr>
           <w:p>
-            <w:pPr>
-              <w:spacing w:after="20"/>
-            </w:pPr>
             <w:r>
               <w:rPr>
-                <w:sz w:val="19"/>
+                <w:sz w:val="18"/>
+              </w:rPr>
+            </w:r>
+            <w:r>
+              <w:rPr>
+                <w:b w:val="0"/>
+                <w:sz w:val="18"/>
               </w:rPr>
               <w:t>古源尊者开示及上座部佛教资料</w:t>
             </w:r>
@@ -4685,39 +4558,45 @@
         <w:tc>
           <w:tcPr>
             <w:tcW w:type="dxa" w:w="2409"/>
-            <w:shd w:val="clear" w:color="auto" w:fill="F2F2F2"/>
+            <w:shd w:val="clear" w:fill="F2F5FA"/>
           </w:tcPr>
           <w:p>
-            <w:pPr>
-              <w:spacing w:after="20"/>
-            </w:pPr>
             <w:r>
               <w:rPr>
-                <w:sz w:val="19"/>
+                <w:sz w:val="18"/>
               </w:rPr>
-              <w:t>`pdf_d0dd1c0cd17209afe241ece24bf6b7b4_9a5e453bd537eaf88deaefa7921936527439961422831605`</w:t>
+            </w:r>
+            <w:r>
+              <w:rPr>
+                <w:b w:val="0"/>
+                <w:sz w:val="18"/>
+              </w:rPr>
+              <w:t>pdf_d0dd1c0cd17209afe241ece24bf6b7b4_9a5e453bd537eaf88deaefa7921936527439961422831605</w:t>
             </w:r>
           </w:p>
         </w:tc>
         <w:tc>
           <w:tcPr>
             <w:tcW w:type="dxa" w:w="2409"/>
-            <w:shd w:val="clear" w:color="auto" w:fill="F2F2F2"/>
+            <w:shd w:val="clear" w:fill="F2F5FA"/>
           </w:tcPr>
           <w:p>
-            <w:pPr>
-              <w:spacing w:after="20"/>
-            </w:pPr>
             <w:r>
               <w:rPr>
-                <w:sz w:val="19"/>
+                <w:sz w:val="18"/>
+              </w:rPr>
+            </w:r>
+            <w:r>
+              <w:rPr>
+                <w:b w:val="0"/>
+                <w:sz w:val="18"/>
               </w:rPr>
               <w:t>本讲◈延伸：南传菩萨道思想起源、十巴拉密、基本条件、圆满时间，南北传框架对比与八项共通。</w:t>
             </w:r>
             <w:r>
               <w:rPr>
                 <w:b/>
-                <w:sz w:val="19"/>
+                <w:sz w:val="18"/>
               </w:rPr>
               <w:t>本系列 W2、W8 复用同文件不同段落（本讲取〈南北传菩萨道框架·圆满时间与三乘解释〉，彼讲取〈至上愿／大悲心等条件〉及〈菩萨道艰辛与在家修〉）</w:t>
             </w:r>
@@ -4730,12 +4609,15 @@
             <w:tcW w:type="dxa" w:w="2409"/>
           </w:tcPr>
           <w:p>
-            <w:pPr>
-              <w:spacing w:after="20"/>
-            </w:pPr>
             <w:r>
               <w:rPr>
-                <w:sz w:val="19"/>
+                <w:sz w:val="18"/>
+              </w:rPr>
+            </w:r>
+            <w:r>
+              <w:rPr>
+                <w:b w:val="0"/>
+                <w:sz w:val="18"/>
               </w:rPr>
               <w:t>《南传菩萨道》（明昆大长老编·敬法比丘译）</w:t>
             </w:r>
@@ -4746,12 +4628,15 @@
             <w:tcW w:type="dxa" w:w="2409"/>
           </w:tcPr>
           <w:p>
-            <w:pPr>
-              <w:spacing w:after="20"/>
-            </w:pPr>
             <w:r>
               <w:rPr>
-                <w:sz w:val="19"/>
+                <w:sz w:val="18"/>
+              </w:rPr>
+            </w:r>
+            <w:r>
+              <w:rPr>
+                <w:b w:val="0"/>
+                <w:sz w:val="18"/>
               </w:rPr>
               <w:t>古源尊者开示及上座部佛教资料</w:t>
             </w:r>
@@ -4762,14 +4647,17 @@
             <w:tcW w:type="dxa" w:w="2409"/>
           </w:tcPr>
           <w:p>
-            <w:pPr>
-              <w:spacing w:after="20"/>
-            </w:pPr>
             <w:r>
               <w:rPr>
-                <w:sz w:val="19"/>
+                <w:sz w:val="18"/>
               </w:rPr>
-              <w:t>`pdf_d0dd1c0cd17209afe241ece24bf6b7b4_ab5f1c126eb8bc1158c46043d54b5fd67439961422831605`</w:t>
+            </w:r>
+            <w:r>
+              <w:rPr>
+                <w:b w:val="0"/>
+                <w:sz w:val="18"/>
+              </w:rPr>
+              <w:t>pdf_d0dd1c0cd17209afe241ece24bf6b7b4_ab5f1c126eb8bc1158c46043d54b5fd67439961422831605</w:t>
             </w:r>
           </w:p>
         </w:tc>
@@ -4778,12 +4666,15 @@
             <w:tcW w:type="dxa" w:w="2409"/>
           </w:tcPr>
           <w:p>
-            <w:pPr>
-              <w:spacing w:after="20"/>
-            </w:pPr>
             <w:r>
               <w:rPr>
-                <w:sz w:val="19"/>
+                <w:sz w:val="18"/>
+              </w:rPr>
+            </w:r>
+            <w:r>
+              <w:rPr>
+                <w:b w:val="0"/>
+                <w:sz w:val="18"/>
               </w:rPr>
               <w:t>课后延伸书目：明昆大长老《大佛史》第一集之中译，系统解释如何修习菩萨道（本系列 W2 起择段引用）</w:t>
             </w:r>
@@ -4810,7 +4701,11 @@
       <w:pStyle w:val="Footer"/>
       <w:jc w:val="center"/>
     </w:pPr>
-    <w:fldSimple w:instr="PAGE"/>
+    <w:r>
+      <w:fldChar w:fldCharType="begin"/>
+      <w:instrText xml:space="preserve">PAGE</w:instrText>
+      <w:fldChar w:fldCharType="end"/>
+    </w:r>
   </w:p>
 </w:ftr>
 </file>
@@ -4824,10 +4719,10 @@
     </w:pPr>
     <w:r>
       <w:rPr>
-        <w:color w:val="808080"/>
+        <w:color w:val="1E4620"/>
         <w:sz w:val="16"/>
       </w:rPr>
-      <w:t>读书会17·第1周·巴利三藏中的菩萨道——经典出处与三种菩萨（朗读优化版）</w:t>
+      <w:t>读书会17 · 第1周 · 朗读优化版（8周版） · 学员版</w:t>
     </w:r>
   </w:p>
 </w:hdr>
@@ -5196,11 +5091,8 @@
     <w:name w:val="Normal"/>
     <w:qFormat/>
     <w:rsid w:val="00FC693F"/>
-    <w:pPr>
-      <w:spacing w:line="324" w:lineRule="auto" w:after="60"/>
-    </w:pPr>
     <w:rPr>
-      <w:rFonts w:ascii="Microsoft YaHei" w:hAnsi="Microsoft YaHei" w:eastAsia="Microsoft YaHei"/>
+      <w:rFonts w:ascii="等线" w:hAnsi="等线" w:eastAsia="宋体"/>
       <w:sz w:val="21"/>
     </w:rPr>
   </w:style>
